--- a/python/p3_python_lambda_and_void_callback_methods_and_more.docx
+++ b/python/p3_python_lambda_and_void_callback_methods_and_more.docx
@@ -6,18 +6,18 @@
       <w:pPr>
         <w:jc w:val="center"/>
         <w:rPr>
-          <w:rFonts w:ascii="Carlito" w:hAnsi="Carlito" w:cs="Carlito"/>
-          <w:sz w:val="34"/>
-          <w:szCs w:val="34"/>
-        </w:rPr>
-      </w:pPr>
-      <w:r>
-        <w:rPr>
-          <w:rFonts w:ascii="Carlito" w:hAnsi="Carlito" w:cs="Carlito"/>
-          <w:b/>
-          <w:bCs/>
-          <w:sz w:val="42"/>
-          <w:szCs w:val="42"/>
+          <w:rFonts w:cs="Carlito"/>
+          <w:sz w:val="32"/>
+          <w:szCs w:val="32"/>
+        </w:rPr>
+      </w:pPr>
+      <w:r>
+        <w:rPr>
+          <w:rFonts w:cs="Carlito"/>
+          <w:b/>
+          <w:bCs/>
+          <w:sz w:val="40"/>
+          <w:szCs w:val="40"/>
         </w:rPr>
         <w:t>INDEX</w:t>
       </w:r>
@@ -31,42 +31,18 @@
         </w:numPr>
         <w:jc w:val="both"/>
         <w:rPr>
-          <w:rFonts w:ascii="Carlito" w:hAnsi="Carlito" w:cs="Carlito"/>
-          <w:sz w:val="34"/>
-          <w:szCs w:val="34"/>
-        </w:rPr>
-      </w:pPr>
-      <w:r>
-        <w:rPr>
-          <w:rFonts w:ascii="Carlito" w:hAnsi="Carlito" w:cs="Carlito"/>
-          <w:sz w:val="34"/>
-          <w:szCs w:val="34"/>
-        </w:rPr>
-        <w:t>Lambda or Anonymous Function……………………………………</w:t>
-      </w:r>
-      <w:r>
-        <w:rPr>
-          <w:rFonts w:ascii="Carlito" w:hAnsi="Carlito" w:cs="Carlito"/>
-          <w:sz w:val="34"/>
-          <w:szCs w:val="34"/>
-        </w:rPr>
-        <w:t>……</w:t>
-      </w:r>
-      <w:r>
-        <w:rPr>
-          <w:rFonts w:ascii="Carlito" w:hAnsi="Carlito" w:cs="Carlito"/>
-          <w:sz w:val="34"/>
-          <w:szCs w:val="34"/>
-        </w:rPr>
-        <w:t>…</w:t>
-      </w:r>
-      <w:r>
-        <w:rPr>
-          <w:rFonts w:ascii="Carlito" w:hAnsi="Carlito" w:cs="Carlito"/>
-          <w:sz w:val="34"/>
-          <w:szCs w:val="34"/>
-        </w:rPr>
-        <w:t>.2</w:t>
+          <w:rFonts w:cs="Carlito"/>
+          <w:sz w:val="32"/>
+          <w:szCs w:val="32"/>
+        </w:rPr>
+      </w:pPr>
+      <w:r>
+        <w:rPr>
+          <w:rFonts w:cs="Carlito"/>
+          <w:sz w:val="32"/>
+          <w:szCs w:val="32"/>
+        </w:rPr>
+        <w:t>Lambda or Anonymous Function</w:t>
       </w:r>
     </w:p>
     <w:p>
@@ -78,49 +54,33 @@
         </w:numPr>
         <w:jc w:val="both"/>
         <w:rPr>
-          <w:rFonts w:ascii="Carlito" w:hAnsi="Carlito" w:cs="Carlito"/>
-          <w:sz w:val="34"/>
-          <w:szCs w:val="34"/>
-        </w:rPr>
-      </w:pPr>
-      <w:r>
-        <w:rPr>
-          <w:rFonts w:ascii="Carlito" w:hAnsi="Carlito" w:cs="Carlito"/>
-          <w:sz w:val="34"/>
-          <w:szCs w:val="34"/>
-        </w:rPr>
-        <w:t>Callback methods in Python…………………………………………</w:t>
-      </w:r>
-      <w:r>
-        <w:rPr>
-          <w:rFonts w:ascii="Carlito" w:hAnsi="Carlito" w:cs="Carlito"/>
-          <w:sz w:val="34"/>
-          <w:szCs w:val="34"/>
-        </w:rPr>
-        <w:t>..</w:t>
-      </w:r>
-      <w:r>
-        <w:rPr>
-          <w:rFonts w:ascii="Carlito" w:hAnsi="Carlito" w:cs="Carlito"/>
-          <w:sz w:val="34"/>
-          <w:szCs w:val="34"/>
-        </w:rPr>
-        <w:t>……….5</w:t>
-      </w:r>
-    </w:p>
-    <w:p>
-      <w:pPr>
-        <w:rPr>
-          <w:rFonts w:ascii="Carlito" w:hAnsi="Carlito" w:cs="Carlito"/>
-          <w:sz w:val="34"/>
-          <w:szCs w:val="34"/>
-        </w:rPr>
-      </w:pPr>
-      <w:r>
-        <w:rPr>
-          <w:rFonts w:ascii="Carlito" w:hAnsi="Carlito" w:cs="Carlito"/>
-          <w:sz w:val="34"/>
-          <w:szCs w:val="34"/>
+          <w:rFonts w:cs="Carlito"/>
+          <w:sz w:val="32"/>
+          <w:szCs w:val="32"/>
+        </w:rPr>
+      </w:pPr>
+      <w:r>
+        <w:rPr>
+          <w:rFonts w:cs="Carlito"/>
+          <w:sz w:val="32"/>
+          <w:szCs w:val="32"/>
+        </w:rPr>
+        <w:t>Callback methods in Python</w:t>
+      </w:r>
+    </w:p>
+    <w:p>
+      <w:pPr>
+        <w:rPr>
+          <w:rFonts w:cs="Carlito"/>
+          <w:sz w:val="32"/>
+          <w:szCs w:val="32"/>
+        </w:rPr>
+      </w:pPr>
+      <w:r>
+        <w:rPr>
+          <w:rFonts w:cs="Carlito"/>
+          <w:sz w:val="32"/>
+          <w:szCs w:val="32"/>
         </w:rPr>
         <w:br w:type="page"/>
       </w:r>
@@ -129,20 +89,20 @@
       <w:pPr>
         <w:jc w:val="both"/>
         <w:rPr>
-          <w:rFonts w:ascii="Carlito" w:hAnsi="Carlito" w:cs="Carlito"/>
-          <w:b/>
-          <w:bCs/>
-          <w:sz w:val="34"/>
-          <w:szCs w:val="34"/>
-        </w:rPr>
-      </w:pPr>
-      <w:r>
-        <w:rPr>
-          <w:rFonts w:ascii="Carlito" w:hAnsi="Carlito" w:cs="Carlito"/>
-          <w:b/>
-          <w:bCs/>
-          <w:sz w:val="34"/>
-          <w:szCs w:val="34"/>
+          <w:rFonts w:cs="Carlito"/>
+          <w:b/>
+          <w:bCs/>
+          <w:sz w:val="32"/>
+          <w:szCs w:val="32"/>
+        </w:rPr>
+      </w:pPr>
+      <w:r>
+        <w:rPr>
+          <w:rFonts w:cs="Carlito"/>
+          <w:b/>
+          <w:bCs/>
+          <w:sz w:val="32"/>
+          <w:szCs w:val="32"/>
         </w:rPr>
         <w:lastRenderedPageBreak/>
         <w:t>Lambda or Anonymous Function:</w:t>
@@ -152,16 +112,16 @@
       <w:pPr>
         <w:jc w:val="both"/>
         <w:rPr>
-          <w:rFonts w:ascii="Carlito" w:hAnsi="Carlito" w:cs="Carlito"/>
-          <w:sz w:val="34"/>
-          <w:szCs w:val="34"/>
-        </w:rPr>
-      </w:pPr>
-      <w:r>
-        <w:rPr>
-          <w:rFonts w:ascii="Carlito" w:hAnsi="Carlito" w:cs="Carlito"/>
-          <w:sz w:val="34"/>
-          <w:szCs w:val="34"/>
+          <w:rFonts w:cs="Carlito"/>
+          <w:sz w:val="32"/>
+          <w:szCs w:val="32"/>
+        </w:rPr>
+      </w:pPr>
+      <w:r>
+        <w:rPr>
+          <w:rFonts w:cs="Carlito"/>
+          <w:sz w:val="32"/>
+          <w:szCs w:val="32"/>
         </w:rPr>
         <w:t># A lambda function is a small, anonymous (unnamed) function that can have any number of parameters but only one expression.</w:t>
       </w:r>
@@ -175,42 +135,40 @@
         </w:numPr>
         <w:jc w:val="both"/>
         <w:rPr>
-          <w:rFonts w:ascii="Carlito" w:hAnsi="Carlito" w:cs="Carlito"/>
-          <w:sz w:val="34"/>
-          <w:szCs w:val="34"/>
-        </w:rPr>
-      </w:pPr>
-      <w:r>
-        <w:rPr>
-          <w:rFonts w:ascii="Carlito" w:hAnsi="Carlito" w:cs="Carlito"/>
-          <w:b/>
-          <w:bCs/>
-          <w:sz w:val="34"/>
-          <w:szCs w:val="34"/>
+          <w:rFonts w:cs="Carlito"/>
+          <w:sz w:val="32"/>
+          <w:szCs w:val="32"/>
+        </w:rPr>
+      </w:pPr>
+      <w:r>
+        <w:rPr>
+          <w:rFonts w:cs="Carlito"/>
+          <w:b/>
+          <w:bCs/>
+          <w:sz w:val="32"/>
+          <w:szCs w:val="32"/>
         </w:rPr>
         <w:t>lambda</w:t>
       </w:r>
       <w:r>
         <w:rPr>
-          <w:rFonts w:ascii="Carlito" w:hAnsi="Carlito" w:cs="Carlito"/>
-          <w:sz w:val="34"/>
-          <w:szCs w:val="34"/>
+          <w:rFonts w:cs="Carlito"/>
+          <w:sz w:val="32"/>
+          <w:szCs w:val="32"/>
         </w:rPr>
         <w:t xml:space="preserve"> </w:t>
       </w:r>
       <w:r>
         <w:rPr>
-          <w:rFonts w:ascii="Carlito" w:hAnsi="Carlito" w:cs="Carlito"/>
-          <w:sz w:val="26"/>
-          <w:szCs w:val="26"/>
+          <w:rFonts w:cs="Carlito"/>
         </w:rPr>
         <w:sym w:font="Wingdings" w:char="F0E0"/>
       </w:r>
       <w:r>
         <w:rPr>
-          <w:rFonts w:ascii="Carlito" w:hAnsi="Carlito" w:cs="Carlito"/>
-          <w:sz w:val="34"/>
-          <w:szCs w:val="34"/>
+          <w:rFonts w:cs="Carlito"/>
+          <w:sz w:val="32"/>
+          <w:szCs w:val="32"/>
         </w:rPr>
         <w:t xml:space="preserve"> Keyword to create the anonymous function</w:t>
       </w:r>
@@ -224,42 +182,40 @@
         </w:numPr>
         <w:jc w:val="both"/>
         <w:rPr>
-          <w:rFonts w:ascii="Carlito" w:hAnsi="Carlito" w:cs="Carlito"/>
-          <w:sz w:val="34"/>
-          <w:szCs w:val="34"/>
-        </w:rPr>
-      </w:pPr>
-      <w:r>
-        <w:rPr>
-          <w:rFonts w:ascii="Carlito" w:hAnsi="Carlito" w:cs="Carlito"/>
-          <w:b/>
-          <w:bCs/>
-          <w:sz w:val="34"/>
-          <w:szCs w:val="34"/>
+          <w:rFonts w:cs="Carlito"/>
+          <w:sz w:val="32"/>
+          <w:szCs w:val="32"/>
+        </w:rPr>
+      </w:pPr>
+      <w:r>
+        <w:rPr>
+          <w:rFonts w:cs="Carlito"/>
+          <w:b/>
+          <w:bCs/>
+          <w:sz w:val="32"/>
+          <w:szCs w:val="32"/>
         </w:rPr>
         <w:t>parameters</w:t>
       </w:r>
       <w:r>
         <w:rPr>
-          <w:rFonts w:ascii="Carlito" w:hAnsi="Carlito" w:cs="Carlito"/>
-          <w:sz w:val="34"/>
-          <w:szCs w:val="34"/>
+          <w:rFonts w:cs="Carlito"/>
+          <w:sz w:val="32"/>
+          <w:szCs w:val="32"/>
         </w:rPr>
         <w:t xml:space="preserve"> </w:t>
       </w:r>
       <w:r>
         <w:rPr>
-          <w:rFonts w:ascii="Carlito" w:hAnsi="Carlito" w:cs="Carlito"/>
-          <w:sz w:val="26"/>
-          <w:szCs w:val="26"/>
+          <w:rFonts w:cs="Carlito"/>
         </w:rPr>
         <w:sym w:font="Wingdings" w:char="F0E0"/>
       </w:r>
       <w:r>
         <w:rPr>
-          <w:rFonts w:ascii="Carlito" w:hAnsi="Carlito" w:cs="Carlito"/>
-          <w:sz w:val="34"/>
-          <w:szCs w:val="34"/>
+          <w:rFonts w:cs="Carlito"/>
+          <w:sz w:val="32"/>
+          <w:szCs w:val="32"/>
         </w:rPr>
         <w:t xml:space="preserve"> Inputs to the function</w:t>
       </w:r>
@@ -273,52 +229,50 @@
         </w:numPr>
         <w:jc w:val="both"/>
         <w:rPr>
-          <w:rFonts w:ascii="Carlito" w:hAnsi="Carlito" w:cs="Carlito"/>
-          <w:sz w:val="34"/>
-          <w:szCs w:val="34"/>
-        </w:rPr>
-      </w:pPr>
-      <w:r>
-        <w:rPr>
-          <w:rFonts w:ascii="Carlito" w:hAnsi="Carlito" w:cs="Carlito"/>
-          <w:b/>
-          <w:bCs/>
-          <w:sz w:val="34"/>
-          <w:szCs w:val="34"/>
+          <w:rFonts w:cs="Carlito"/>
+          <w:sz w:val="32"/>
+          <w:szCs w:val="32"/>
+        </w:rPr>
+      </w:pPr>
+      <w:r>
+        <w:rPr>
+          <w:rFonts w:cs="Carlito"/>
+          <w:b/>
+          <w:bCs/>
+          <w:sz w:val="32"/>
+          <w:szCs w:val="32"/>
         </w:rPr>
         <w:t>expression</w:t>
       </w:r>
       <w:r>
         <w:rPr>
-          <w:rFonts w:ascii="Carlito" w:hAnsi="Carlito" w:cs="Carlito"/>
-          <w:sz w:val="34"/>
-          <w:szCs w:val="34"/>
+          <w:rFonts w:cs="Carlito"/>
+          <w:sz w:val="32"/>
+          <w:szCs w:val="32"/>
         </w:rPr>
         <w:t xml:space="preserve"> </w:t>
       </w:r>
       <w:r>
         <w:rPr>
-          <w:rFonts w:ascii="Carlito" w:hAnsi="Carlito" w:cs="Carlito"/>
-          <w:sz w:val="26"/>
-          <w:szCs w:val="26"/>
+          <w:rFonts w:cs="Carlito"/>
         </w:rPr>
         <w:sym w:font="Wingdings" w:char="F0E0"/>
       </w:r>
       <w:r>
         <w:rPr>
-          <w:rFonts w:ascii="Carlito" w:hAnsi="Carlito" w:cs="Carlito"/>
-          <w:sz w:val="34"/>
-          <w:szCs w:val="34"/>
+          <w:rFonts w:cs="Carlito"/>
+          <w:sz w:val="32"/>
+          <w:szCs w:val="32"/>
         </w:rPr>
         <w:t xml:space="preserve"> The value that is automatically</w:t>
       </w:r>
       <w:r>
         <w:rPr>
-          <w:rFonts w:ascii="Carlito" w:hAnsi="Carlito" w:cs="Carlito"/>
-          <w:b/>
-          <w:bCs/>
-          <w:sz w:val="34"/>
-          <w:szCs w:val="34"/>
+          <w:rFonts w:cs="Carlito"/>
+          <w:b/>
+          <w:bCs/>
+          <w:sz w:val="32"/>
+          <w:szCs w:val="32"/>
         </w:rPr>
         <w:t xml:space="preserve"> returned</w:t>
       </w:r>
@@ -327,16 +281,16 @@
       <w:pPr>
         <w:jc w:val="both"/>
         <w:rPr>
-          <w:rFonts w:ascii="Carlito" w:hAnsi="Carlito" w:cs="Carlito"/>
-          <w:sz w:val="34"/>
-          <w:szCs w:val="34"/>
-        </w:rPr>
-      </w:pPr>
-      <w:r>
-        <w:rPr>
-          <w:rFonts w:ascii="Carlito" w:hAnsi="Carlito" w:cs="Carlito"/>
-          <w:sz w:val="34"/>
-          <w:szCs w:val="34"/>
+          <w:rFonts w:cs="Carlito"/>
+          <w:sz w:val="32"/>
+          <w:szCs w:val="32"/>
+        </w:rPr>
+      </w:pPr>
+      <w:r>
+        <w:rPr>
+          <w:rFonts w:cs="Carlito"/>
+          <w:sz w:val="32"/>
+          <w:szCs w:val="32"/>
         </w:rPr>
         <w:t># Syntax:</w:t>
       </w:r>
@@ -345,48 +299,80 @@
       <w:pPr>
         <w:jc w:val="both"/>
         <w:rPr>
-          <w:rFonts w:ascii="Carlito" w:hAnsi="Carlito" w:cs="Carlito"/>
-          <w:b/>
-          <w:bCs/>
-          <w:sz w:val="34"/>
-          <w:szCs w:val="34"/>
-        </w:rPr>
-      </w:pPr>
-      <w:r>
-        <w:rPr>
-          <w:rFonts w:ascii="Carlito" w:hAnsi="Carlito" w:cs="Carlito"/>
-          <w:b/>
-          <w:bCs/>
-          <w:sz w:val="34"/>
-          <w:szCs w:val="34"/>
-        </w:rPr>
-        <w:t>lambda parameters : expression</w:t>
-      </w:r>
-    </w:p>
-    <w:p>
-      <w:pPr>
-        <w:jc w:val="both"/>
-        <w:rPr>
-          <w:rFonts w:ascii="Carlito" w:hAnsi="Carlito" w:cs="Carlito"/>
-          <w:sz w:val="34"/>
-          <w:szCs w:val="34"/>
-        </w:rPr>
-      </w:pPr>
-    </w:p>
-    <w:p>
-      <w:pPr>
-        <w:jc w:val="both"/>
-        <w:rPr>
-          <w:rFonts w:ascii="Carlito" w:hAnsi="Carlito" w:cs="Carlito"/>
-          <w:sz w:val="34"/>
-          <w:szCs w:val="34"/>
-        </w:rPr>
-      </w:pPr>
-      <w:r>
-        <w:rPr>
-          <w:rFonts w:ascii="Carlito" w:hAnsi="Carlito" w:cs="Carlito"/>
-          <w:sz w:val="34"/>
-          <w:szCs w:val="34"/>
+          <w:rFonts w:cs="Carlito"/>
+          <w:b/>
+          <w:bCs/>
+          <w:sz w:val="32"/>
+          <w:szCs w:val="32"/>
+        </w:rPr>
+      </w:pPr>
+      <w:r>
+        <w:rPr>
+          <w:rFonts w:cs="Carlito"/>
+          <w:b/>
+          <w:bCs/>
+          <w:sz w:val="32"/>
+          <w:szCs w:val="32"/>
+        </w:rPr>
+        <w:t xml:space="preserve">lambda </w:t>
+      </w:r>
+      <w:proofErr w:type="gramStart"/>
+      <w:r>
+        <w:rPr>
+          <w:rFonts w:cs="Carlito"/>
+          <w:b/>
+          <w:bCs/>
+          <w:sz w:val="32"/>
+          <w:szCs w:val="32"/>
+        </w:rPr>
+        <w:t>parameters :</w:t>
+      </w:r>
+      <w:proofErr w:type="gramEnd"/>
+      <w:r>
+        <w:rPr>
+          <w:rFonts w:cs="Carlito"/>
+          <w:b/>
+          <w:bCs/>
+          <w:sz w:val="32"/>
+          <w:szCs w:val="32"/>
+        </w:rPr>
+        <w:t xml:space="preserve"> expression</w:t>
+      </w:r>
+    </w:p>
+    <w:p>
+      <w:pPr>
+        <w:jc w:val="both"/>
+        <w:rPr>
+          <w:rFonts w:cs="Carlito"/>
+          <w:sz w:val="32"/>
+          <w:szCs w:val="32"/>
+        </w:rPr>
+      </w:pPr>
+    </w:p>
+    <w:p>
+      <w:pPr>
+        <w:jc w:val="both"/>
+        <w:rPr>
+          <w:rFonts w:cs="Carlito"/>
+          <w:sz w:val="32"/>
+          <w:szCs w:val="32"/>
+        </w:rPr>
+      </w:pPr>
+    </w:p>
+    <w:p>
+      <w:pPr>
+        <w:jc w:val="both"/>
+        <w:rPr>
+          <w:rFonts w:cs="Carlito"/>
+          <w:sz w:val="32"/>
+          <w:szCs w:val="32"/>
+        </w:rPr>
+      </w:pPr>
+      <w:r>
+        <w:rPr>
+          <w:rFonts w:cs="Carlito"/>
+          <w:sz w:val="32"/>
+          <w:szCs w:val="32"/>
         </w:rPr>
         <w:t>Basic Usage:</w:t>
       </w:r>
@@ -395,16 +381,16 @@
       <w:pPr>
         <w:jc w:val="both"/>
         <w:rPr>
-          <w:rFonts w:ascii="Carlito" w:hAnsi="Carlito" w:cs="Carlito"/>
-          <w:sz w:val="34"/>
-          <w:szCs w:val="34"/>
-        </w:rPr>
-      </w:pPr>
-      <w:r>
-        <w:rPr>
-          <w:rFonts w:ascii="Carlito" w:hAnsi="Carlito" w:cs="Carlito"/>
-          <w:sz w:val="34"/>
-          <w:szCs w:val="34"/>
+          <w:rFonts w:cs="Carlito"/>
+          <w:sz w:val="32"/>
+          <w:szCs w:val="32"/>
+        </w:rPr>
+      </w:pPr>
+      <w:r>
+        <w:rPr>
+          <w:rFonts w:cs="Carlito"/>
+          <w:sz w:val="32"/>
+          <w:szCs w:val="32"/>
         </w:rPr>
         <w:t># Normal function:</w:t>
       </w:r>
@@ -413,22 +399,22 @@
       <w:pPr>
         <w:jc w:val="both"/>
         <w:rPr>
-          <w:rFonts w:ascii="Carlito" w:hAnsi="Carlito" w:cs="Carlito"/>
-          <w:b/>
-          <w:bCs/>
-          <w:color w:val="D86DCB" w:themeColor="accent5" w:themeTint="99"/>
-          <w:sz w:val="34"/>
-          <w:szCs w:val="34"/>
-        </w:rPr>
-      </w:pPr>
-      <w:r>
-        <w:rPr>
-          <w:rFonts w:ascii="Carlito" w:hAnsi="Carlito" w:cs="Carlito"/>
-          <w:b/>
-          <w:bCs/>
-          <w:color w:val="D86DCB" w:themeColor="accent5" w:themeTint="99"/>
-          <w:sz w:val="34"/>
-          <w:szCs w:val="34"/>
+          <w:rFonts w:cs="Carlito"/>
+          <w:b/>
+          <w:bCs/>
+          <w:color w:val="D86DCB" w:themeColor="accent5" w:themeTint="99"/>
+          <w:sz w:val="32"/>
+          <w:szCs w:val="32"/>
+        </w:rPr>
+      </w:pPr>
+      <w:r>
+        <w:rPr>
+          <w:rFonts w:cs="Carlito"/>
+          <w:b/>
+          <w:bCs/>
+          <w:color w:val="D86DCB" w:themeColor="accent5" w:themeTint="99"/>
+          <w:sz w:val="32"/>
+          <w:szCs w:val="32"/>
         </w:rPr>
         <w:t>def square(x):</w:t>
       </w:r>
@@ -437,22 +423,22 @@
       <w:pPr>
         <w:jc w:val="both"/>
         <w:rPr>
-          <w:rFonts w:ascii="Carlito" w:hAnsi="Carlito" w:cs="Carlito"/>
-          <w:b/>
-          <w:bCs/>
-          <w:color w:val="D86DCB" w:themeColor="accent5" w:themeTint="99"/>
-          <w:sz w:val="34"/>
-          <w:szCs w:val="34"/>
-        </w:rPr>
-      </w:pPr>
-      <w:r>
-        <w:rPr>
-          <w:rFonts w:ascii="Carlito" w:hAnsi="Carlito" w:cs="Carlito"/>
-          <w:b/>
-          <w:bCs/>
-          <w:color w:val="D86DCB" w:themeColor="accent5" w:themeTint="99"/>
-          <w:sz w:val="34"/>
-          <w:szCs w:val="34"/>
+          <w:rFonts w:cs="Carlito"/>
+          <w:b/>
+          <w:bCs/>
+          <w:color w:val="D86DCB" w:themeColor="accent5" w:themeTint="99"/>
+          <w:sz w:val="32"/>
+          <w:szCs w:val="32"/>
+        </w:rPr>
+      </w:pPr>
+      <w:r>
+        <w:rPr>
+          <w:rFonts w:cs="Carlito"/>
+          <w:b/>
+          <w:bCs/>
+          <w:color w:val="D86DCB" w:themeColor="accent5" w:themeTint="99"/>
+          <w:sz w:val="32"/>
+          <w:szCs w:val="32"/>
         </w:rPr>
         <w:t xml:space="preserve">    return x * x</w:t>
       </w:r>
@@ -461,40 +447,77 @@
       <w:pPr>
         <w:jc w:val="both"/>
         <w:rPr>
-          <w:rFonts w:ascii="Carlito" w:hAnsi="Carlito" w:cs="Carlito"/>
-          <w:b/>
-          <w:bCs/>
-          <w:color w:val="D86DCB" w:themeColor="accent5" w:themeTint="99"/>
-          <w:sz w:val="34"/>
-          <w:szCs w:val="34"/>
-        </w:rPr>
-      </w:pPr>
-      <w:r>
-        <w:rPr>
-          <w:rFonts w:ascii="Carlito" w:hAnsi="Carlito" w:cs="Carlito"/>
-          <w:b/>
-          <w:bCs/>
-          <w:color w:val="D86DCB" w:themeColor="accent5" w:themeTint="99"/>
-          <w:sz w:val="34"/>
-          <w:szCs w:val="34"/>
-        </w:rPr>
-        <w:t>print(square(5)) # 25</w:t>
-      </w:r>
-    </w:p>
-    <w:p>
-      <w:pPr>
-        <w:jc w:val="both"/>
-        <w:rPr>
-          <w:rFonts w:ascii="Carlito" w:hAnsi="Carlito" w:cs="Carlito"/>
-          <w:sz w:val="34"/>
-          <w:szCs w:val="34"/>
-        </w:rPr>
-      </w:pPr>
-      <w:r>
-        <w:rPr>
-          <w:rFonts w:ascii="Carlito" w:hAnsi="Carlito" w:cs="Carlito"/>
-          <w:sz w:val="34"/>
-          <w:szCs w:val="34"/>
+          <w:rFonts w:cs="Carlito"/>
+          <w:b/>
+          <w:bCs/>
+          <w:color w:val="D86DCB" w:themeColor="accent5" w:themeTint="99"/>
+          <w:sz w:val="32"/>
+          <w:szCs w:val="32"/>
+        </w:rPr>
+      </w:pPr>
+    </w:p>
+    <w:p>
+      <w:pPr>
+        <w:jc w:val="both"/>
+        <w:rPr>
+          <w:rFonts w:cs="Carlito"/>
+          <w:b/>
+          <w:bCs/>
+          <w:color w:val="D86DCB" w:themeColor="accent5" w:themeTint="99"/>
+          <w:sz w:val="32"/>
+          <w:szCs w:val="32"/>
+        </w:rPr>
+      </w:pPr>
+      <w:r>
+        <w:rPr>
+          <w:rFonts w:cs="Carlito"/>
+          <w:b/>
+          <w:bCs/>
+          <w:color w:val="D86DCB" w:themeColor="accent5" w:themeTint="99"/>
+          <w:sz w:val="32"/>
+          <w:szCs w:val="32"/>
+        </w:rPr>
+        <w:t>print(</w:t>
+      </w:r>
+      <w:proofErr w:type="gramStart"/>
+      <w:r>
+        <w:rPr>
+          <w:rFonts w:cs="Carlito"/>
+          <w:b/>
+          <w:bCs/>
+          <w:color w:val="D86DCB" w:themeColor="accent5" w:themeTint="99"/>
+          <w:sz w:val="32"/>
+          <w:szCs w:val="32"/>
+        </w:rPr>
+        <w:t>square(</w:t>
+      </w:r>
+      <w:proofErr w:type="gramEnd"/>
+      <w:r>
+        <w:rPr>
+          <w:rFonts w:cs="Carlito"/>
+          <w:b/>
+          <w:bCs/>
+          <w:color w:val="D86DCB" w:themeColor="accent5" w:themeTint="99"/>
+          <w:sz w:val="32"/>
+          <w:szCs w:val="32"/>
+        </w:rPr>
+        <w:t>5)) # 25</w:t>
+      </w:r>
+    </w:p>
+    <w:p>
+      <w:pPr>
+        <w:jc w:val="both"/>
+        <w:rPr>
+          <w:rFonts w:cs="Carlito"/>
+          <w:sz w:val="32"/>
+          <w:szCs w:val="32"/>
+        </w:rPr>
+      </w:pPr>
+      <w:r>
+        <w:rPr>
+          <w:rFonts w:cs="Carlito"/>
+          <w:sz w:val="32"/>
+          <w:szCs w:val="32"/>
         </w:rPr>
         <w:t># Lambda function, both do the same thing</w:t>
       </w:r>
@@ -503,74 +526,132 @@
       <w:pPr>
         <w:jc w:val="both"/>
         <w:rPr>
-          <w:rFonts w:ascii="Carlito" w:hAnsi="Carlito" w:cs="Carlito"/>
-          <w:b/>
-          <w:bCs/>
-          <w:color w:val="D86DCB" w:themeColor="accent5" w:themeTint="99"/>
-          <w:sz w:val="34"/>
-          <w:szCs w:val="34"/>
-        </w:rPr>
-      </w:pPr>
-      <w:r>
-        <w:rPr>
-          <w:rFonts w:ascii="Carlito" w:hAnsi="Carlito" w:cs="Carlito"/>
-          <w:b/>
-          <w:bCs/>
-          <w:color w:val="D86DCB" w:themeColor="accent5" w:themeTint="99"/>
-          <w:sz w:val="34"/>
-          <w:szCs w:val="34"/>
-        </w:rPr>
-        <w:t>square = lambda x : x * x</w:t>
-      </w:r>
-    </w:p>
-    <w:p>
-      <w:pPr>
-        <w:jc w:val="both"/>
-        <w:rPr>
-          <w:rFonts w:ascii="Carlito" w:hAnsi="Carlito" w:cs="Carlito"/>
-          <w:b/>
-          <w:bCs/>
-          <w:color w:val="D86DCB" w:themeColor="accent5" w:themeTint="99"/>
-          <w:sz w:val="34"/>
-          <w:szCs w:val="34"/>
-        </w:rPr>
-      </w:pPr>
-      <w:r>
-        <w:rPr>
-          <w:rFonts w:ascii="Carlito" w:hAnsi="Carlito" w:cs="Carlito"/>
-          <w:b/>
-          <w:bCs/>
-          <w:color w:val="D86DCB" w:themeColor="accent5" w:themeTint="99"/>
-          <w:sz w:val="34"/>
-          <w:szCs w:val="34"/>
-        </w:rPr>
-        <w:t>print(square(5)) # 25</w:t>
-      </w:r>
-    </w:p>
-    <w:p>
-      <w:pPr>
-        <w:jc w:val="both"/>
-        <w:rPr>
-          <w:rFonts w:ascii="Carlito" w:hAnsi="Carlito" w:cs="Carlito"/>
-          <w:sz w:val="34"/>
-          <w:szCs w:val="34"/>
-        </w:rPr>
-      </w:pPr>
-    </w:p>
-    <w:p>
-      <w:pPr>
-        <w:jc w:val="both"/>
-        <w:rPr>
-          <w:rFonts w:ascii="Carlito" w:hAnsi="Carlito" w:cs="Carlito"/>
-          <w:sz w:val="34"/>
-          <w:szCs w:val="34"/>
-        </w:rPr>
-      </w:pPr>
-      <w:r>
-        <w:rPr>
-          <w:rFonts w:ascii="Carlito" w:hAnsi="Carlito" w:cs="Carlito"/>
-          <w:sz w:val="34"/>
-          <w:szCs w:val="34"/>
+          <w:rFonts w:cs="Carlito"/>
+          <w:b/>
+          <w:bCs/>
+          <w:color w:val="D86DCB" w:themeColor="accent5" w:themeTint="99"/>
+          <w:sz w:val="32"/>
+          <w:szCs w:val="32"/>
+        </w:rPr>
+      </w:pPr>
+      <w:r>
+        <w:rPr>
+          <w:rFonts w:cs="Carlito"/>
+          <w:b/>
+          <w:bCs/>
+          <w:color w:val="D86DCB" w:themeColor="accent5" w:themeTint="99"/>
+          <w:sz w:val="32"/>
+          <w:szCs w:val="32"/>
+        </w:rPr>
+        <w:t xml:space="preserve">square = lambda </w:t>
+      </w:r>
+      <w:proofErr w:type="gramStart"/>
+      <w:r>
+        <w:rPr>
+          <w:rFonts w:cs="Carlito"/>
+          <w:b/>
+          <w:bCs/>
+          <w:color w:val="D86DCB" w:themeColor="accent5" w:themeTint="99"/>
+          <w:sz w:val="32"/>
+          <w:szCs w:val="32"/>
+        </w:rPr>
+        <w:t>x :</w:t>
+      </w:r>
+      <w:proofErr w:type="gramEnd"/>
+      <w:r>
+        <w:rPr>
+          <w:rFonts w:cs="Carlito"/>
+          <w:b/>
+          <w:bCs/>
+          <w:color w:val="D86DCB" w:themeColor="accent5" w:themeTint="99"/>
+          <w:sz w:val="32"/>
+          <w:szCs w:val="32"/>
+        </w:rPr>
+        <w:t xml:space="preserve"> x * x</w:t>
+      </w:r>
+    </w:p>
+    <w:p>
+      <w:pPr>
+        <w:jc w:val="both"/>
+        <w:rPr>
+          <w:rFonts w:cs="Carlito"/>
+          <w:b/>
+          <w:bCs/>
+          <w:color w:val="D86DCB" w:themeColor="accent5" w:themeTint="99"/>
+          <w:sz w:val="32"/>
+          <w:szCs w:val="32"/>
+        </w:rPr>
+      </w:pPr>
+      <w:r>
+        <w:rPr>
+          <w:rFonts w:cs="Carlito"/>
+          <w:b/>
+          <w:bCs/>
+          <w:color w:val="D86DCB" w:themeColor="accent5" w:themeTint="99"/>
+          <w:sz w:val="32"/>
+          <w:szCs w:val="32"/>
+        </w:rPr>
+        <w:t>print(</w:t>
+      </w:r>
+      <w:proofErr w:type="gramStart"/>
+      <w:r>
+        <w:rPr>
+          <w:rFonts w:cs="Carlito"/>
+          <w:b/>
+          <w:bCs/>
+          <w:color w:val="D86DCB" w:themeColor="accent5" w:themeTint="99"/>
+          <w:sz w:val="32"/>
+          <w:szCs w:val="32"/>
+        </w:rPr>
+        <w:t>square(</w:t>
+      </w:r>
+      <w:proofErr w:type="gramEnd"/>
+      <w:r>
+        <w:rPr>
+          <w:rFonts w:cs="Carlito"/>
+          <w:b/>
+          <w:bCs/>
+          <w:color w:val="D86DCB" w:themeColor="accent5" w:themeTint="99"/>
+          <w:sz w:val="32"/>
+          <w:szCs w:val="32"/>
+        </w:rPr>
+        <w:t>5)) # 25</w:t>
+      </w:r>
+    </w:p>
+    <w:p>
+      <w:pPr>
+        <w:jc w:val="both"/>
+        <w:rPr>
+          <w:rFonts w:cs="Carlito"/>
+          <w:sz w:val="32"/>
+          <w:szCs w:val="32"/>
+        </w:rPr>
+      </w:pPr>
+    </w:p>
+    <w:p>
+      <w:pPr>
+        <w:jc w:val="both"/>
+        <w:rPr>
+          <w:rFonts w:cs="Carlito"/>
+          <w:sz w:val="32"/>
+          <w:szCs w:val="32"/>
+        </w:rPr>
+      </w:pPr>
+    </w:p>
+    <w:p>
+      <w:pPr>
+        <w:jc w:val="both"/>
+        <w:rPr>
+          <w:rFonts w:cs="Carlito"/>
+          <w:sz w:val="32"/>
+          <w:szCs w:val="32"/>
+        </w:rPr>
+      </w:pPr>
+      <w:r>
+        <w:rPr>
+          <w:rFonts w:cs="Carlito"/>
+          <w:sz w:val="32"/>
+          <w:szCs w:val="32"/>
         </w:rPr>
         <w:t>Multiple Parameters with Lambda Function:</w:t>
       </w:r>
@@ -579,16 +660,16 @@
       <w:pPr>
         <w:jc w:val="both"/>
         <w:rPr>
-          <w:rFonts w:ascii="Carlito" w:hAnsi="Carlito" w:cs="Carlito"/>
-          <w:sz w:val="34"/>
-          <w:szCs w:val="34"/>
-        </w:rPr>
-      </w:pPr>
-      <w:r>
-        <w:rPr>
-          <w:rFonts w:ascii="Carlito" w:hAnsi="Carlito" w:cs="Carlito"/>
-          <w:sz w:val="34"/>
-          <w:szCs w:val="34"/>
+          <w:rFonts w:cs="Carlito"/>
+          <w:sz w:val="32"/>
+          <w:szCs w:val="32"/>
+        </w:rPr>
+      </w:pPr>
+      <w:r>
+        <w:rPr>
+          <w:rFonts w:cs="Carlito"/>
+          <w:sz w:val="32"/>
+          <w:szCs w:val="32"/>
         </w:rPr>
         <w:t># Just using coma, we can pass multiple parameters in the lambda function</w:t>
       </w:r>
@@ -597,92 +678,158 @@
       <w:pPr>
         <w:jc w:val="both"/>
         <w:rPr>
-          <w:rFonts w:ascii="Carlito" w:hAnsi="Carlito" w:cs="Carlito"/>
-          <w:b/>
-          <w:bCs/>
-          <w:color w:val="D86DCB" w:themeColor="accent5" w:themeTint="99"/>
-          <w:sz w:val="34"/>
-          <w:szCs w:val="34"/>
-        </w:rPr>
-      </w:pPr>
-      <w:r>
-        <w:rPr>
-          <w:rFonts w:ascii="Carlito" w:hAnsi="Carlito" w:cs="Carlito"/>
-          <w:b/>
-          <w:bCs/>
-          <w:color w:val="D86DCB" w:themeColor="accent5" w:themeTint="99"/>
-          <w:sz w:val="34"/>
-          <w:szCs w:val="34"/>
-        </w:rPr>
-        <w:t>add = lambda a, b : a + b</w:t>
-      </w:r>
-    </w:p>
-    <w:p>
-      <w:pPr>
-        <w:jc w:val="both"/>
-        <w:rPr>
-          <w:rFonts w:ascii="Carlito" w:hAnsi="Carlito" w:cs="Carlito"/>
-          <w:b/>
-          <w:bCs/>
-          <w:color w:val="D86DCB" w:themeColor="accent5" w:themeTint="99"/>
-          <w:sz w:val="34"/>
-          <w:szCs w:val="34"/>
-        </w:rPr>
-      </w:pPr>
-      <w:r>
-        <w:rPr>
-          <w:rFonts w:ascii="Carlito" w:hAnsi="Carlito" w:cs="Carlito"/>
-          <w:b/>
-          <w:bCs/>
-          <w:color w:val="D86DCB" w:themeColor="accent5" w:themeTint="99"/>
-          <w:sz w:val="34"/>
-          <w:szCs w:val="34"/>
-        </w:rPr>
-        <w:t>print(add(10 ,20)) # 30</w:t>
-      </w:r>
-    </w:p>
-    <w:p>
-      <w:pPr>
-        <w:jc w:val="both"/>
-        <w:rPr>
-          <w:rFonts w:ascii="Carlito" w:hAnsi="Carlito" w:cs="Carlito"/>
-          <w:sz w:val="34"/>
-          <w:szCs w:val="34"/>
-        </w:rPr>
-      </w:pPr>
-    </w:p>
-    <w:p>
-      <w:pPr>
-        <w:jc w:val="both"/>
-        <w:rPr>
-          <w:rFonts w:ascii="Carlito" w:hAnsi="Carlito" w:cs="Carlito"/>
-          <w:sz w:val="34"/>
-          <w:szCs w:val="34"/>
-        </w:rPr>
-      </w:pPr>
-      <w:r>
-        <w:rPr>
-          <w:rFonts w:ascii="Carlito" w:hAnsi="Carlito" w:cs="Carlito"/>
-          <w:sz w:val="34"/>
-          <w:szCs w:val="34"/>
-        </w:rPr>
-        <w:t>Using Lambda with map() Function:</w:t>
-      </w:r>
-    </w:p>
-    <w:p>
-      <w:pPr>
-        <w:jc w:val="both"/>
-        <w:rPr>
-          <w:rFonts w:ascii="Carlito" w:hAnsi="Carlito" w:cs="Carlito"/>
-          <w:sz w:val="34"/>
-          <w:szCs w:val="34"/>
-        </w:rPr>
-      </w:pPr>
-      <w:r>
-        <w:rPr>
-          <w:rFonts w:ascii="Carlito" w:hAnsi="Carlito" w:cs="Carlito"/>
-          <w:sz w:val="34"/>
-          <w:szCs w:val="34"/>
+          <w:rFonts w:cs="Carlito"/>
+          <w:b/>
+          <w:bCs/>
+          <w:color w:val="D86DCB" w:themeColor="accent5" w:themeTint="99"/>
+          <w:sz w:val="32"/>
+          <w:szCs w:val="32"/>
+        </w:rPr>
+      </w:pPr>
+      <w:r>
+        <w:rPr>
+          <w:rFonts w:cs="Carlito"/>
+          <w:b/>
+          <w:bCs/>
+          <w:color w:val="D86DCB" w:themeColor="accent5" w:themeTint="99"/>
+          <w:sz w:val="32"/>
+          <w:szCs w:val="32"/>
+        </w:rPr>
+        <w:lastRenderedPageBreak/>
+        <w:t xml:space="preserve">add = lambda a, </w:t>
+      </w:r>
+      <w:proofErr w:type="gramStart"/>
+      <w:r>
+        <w:rPr>
+          <w:rFonts w:cs="Carlito"/>
+          <w:b/>
+          <w:bCs/>
+          <w:color w:val="D86DCB" w:themeColor="accent5" w:themeTint="99"/>
+          <w:sz w:val="32"/>
+          <w:szCs w:val="32"/>
+        </w:rPr>
+        <w:t>b :</w:t>
+      </w:r>
+      <w:proofErr w:type="gramEnd"/>
+      <w:r>
+        <w:rPr>
+          <w:rFonts w:cs="Carlito"/>
+          <w:b/>
+          <w:bCs/>
+          <w:color w:val="D86DCB" w:themeColor="accent5" w:themeTint="99"/>
+          <w:sz w:val="32"/>
+          <w:szCs w:val="32"/>
+        </w:rPr>
+        <w:t xml:space="preserve"> a + b</w:t>
+      </w:r>
+    </w:p>
+    <w:p>
+      <w:pPr>
+        <w:jc w:val="both"/>
+        <w:rPr>
+          <w:rFonts w:cs="Carlito"/>
+          <w:b/>
+          <w:bCs/>
+          <w:color w:val="D86DCB" w:themeColor="accent5" w:themeTint="99"/>
+          <w:sz w:val="32"/>
+          <w:szCs w:val="32"/>
+        </w:rPr>
+      </w:pPr>
+      <w:proofErr w:type="gramStart"/>
+      <w:r>
+        <w:rPr>
+          <w:rFonts w:cs="Carlito"/>
+          <w:b/>
+          <w:bCs/>
+          <w:color w:val="D86DCB" w:themeColor="accent5" w:themeTint="99"/>
+          <w:sz w:val="32"/>
+          <w:szCs w:val="32"/>
+        </w:rPr>
+        <w:t>print(</w:t>
+      </w:r>
+      <w:proofErr w:type="gramEnd"/>
+      <w:r>
+        <w:rPr>
+          <w:rFonts w:cs="Carlito"/>
+          <w:b/>
+          <w:bCs/>
+          <w:color w:val="D86DCB" w:themeColor="accent5" w:themeTint="99"/>
+          <w:sz w:val="32"/>
+          <w:szCs w:val="32"/>
+        </w:rPr>
+        <w:t>add(10 ,20)) # 30</w:t>
+      </w:r>
+    </w:p>
+    <w:p>
+      <w:pPr>
+        <w:jc w:val="both"/>
+        <w:rPr>
+          <w:rFonts w:cs="Carlito"/>
+          <w:sz w:val="32"/>
+          <w:szCs w:val="32"/>
+        </w:rPr>
+      </w:pPr>
+    </w:p>
+    <w:p>
+      <w:pPr>
+        <w:jc w:val="both"/>
+        <w:rPr>
+          <w:rFonts w:cs="Carlito"/>
+          <w:sz w:val="32"/>
+          <w:szCs w:val="32"/>
+        </w:rPr>
+      </w:pPr>
+    </w:p>
+    <w:p>
+      <w:pPr>
+        <w:jc w:val="both"/>
+        <w:rPr>
+          <w:rFonts w:cs="Carlito"/>
+          <w:sz w:val="32"/>
+          <w:szCs w:val="32"/>
+        </w:rPr>
+      </w:pPr>
+      <w:r>
+        <w:rPr>
+          <w:rFonts w:cs="Carlito"/>
+          <w:sz w:val="32"/>
+          <w:szCs w:val="32"/>
+        </w:rPr>
+        <w:t xml:space="preserve">Using Lambda with </w:t>
+      </w:r>
+      <w:proofErr w:type="gramStart"/>
+      <w:r>
+        <w:rPr>
+          <w:rFonts w:cs="Carlito"/>
+          <w:sz w:val="32"/>
+          <w:szCs w:val="32"/>
+        </w:rPr>
+        <w:t>map(</w:t>
+      </w:r>
+      <w:proofErr w:type="gramEnd"/>
+      <w:r>
+        <w:rPr>
+          <w:rFonts w:cs="Carlito"/>
+          <w:sz w:val="32"/>
+          <w:szCs w:val="32"/>
+        </w:rPr>
+        <w:t>) Function:</w:t>
+      </w:r>
+    </w:p>
+    <w:p>
+      <w:pPr>
+        <w:jc w:val="both"/>
+        <w:rPr>
+          <w:rFonts w:cs="Carlito"/>
+          <w:sz w:val="32"/>
+          <w:szCs w:val="32"/>
+        </w:rPr>
+      </w:pPr>
+      <w:r>
+        <w:rPr>
+          <w:rFonts w:cs="Carlito"/>
+          <w:sz w:val="32"/>
+          <w:szCs w:val="32"/>
         </w:rPr>
         <w:t># This is where lambda is used most often. Instead of writing:</w:t>
       </w:r>
@@ -691,22 +838,22 @@
       <w:pPr>
         <w:jc w:val="both"/>
         <w:rPr>
-          <w:rFonts w:ascii="Carlito" w:hAnsi="Carlito" w:cs="Carlito"/>
-          <w:b/>
-          <w:bCs/>
-          <w:color w:val="D86DCB" w:themeColor="accent5" w:themeTint="99"/>
-          <w:sz w:val="34"/>
-          <w:szCs w:val="34"/>
-        </w:rPr>
-      </w:pPr>
-      <w:r>
-        <w:rPr>
-          <w:rFonts w:ascii="Carlito" w:hAnsi="Carlito" w:cs="Carlito"/>
-          <w:b/>
-          <w:bCs/>
-          <w:color w:val="D86DCB" w:themeColor="accent5" w:themeTint="99"/>
-          <w:sz w:val="34"/>
-          <w:szCs w:val="34"/>
+          <w:rFonts w:cs="Carlito"/>
+          <w:b/>
+          <w:bCs/>
+          <w:color w:val="D86DCB" w:themeColor="accent5" w:themeTint="99"/>
+          <w:sz w:val="32"/>
+          <w:szCs w:val="32"/>
+        </w:rPr>
+      </w:pPr>
+      <w:r>
+        <w:rPr>
+          <w:rFonts w:cs="Carlito"/>
+          <w:b/>
+          <w:bCs/>
+          <w:color w:val="D86DCB" w:themeColor="accent5" w:themeTint="99"/>
+          <w:sz w:val="32"/>
+          <w:szCs w:val="32"/>
         </w:rPr>
         <w:t>def double(x):</w:t>
       </w:r>
@@ -715,22 +862,22 @@
       <w:pPr>
         <w:jc w:val="both"/>
         <w:rPr>
-          <w:rFonts w:ascii="Carlito" w:hAnsi="Carlito" w:cs="Carlito"/>
-          <w:b/>
-          <w:bCs/>
-          <w:color w:val="D86DCB" w:themeColor="accent5" w:themeTint="99"/>
-          <w:sz w:val="34"/>
-          <w:szCs w:val="34"/>
-        </w:rPr>
-      </w:pPr>
-      <w:r>
-        <w:rPr>
-          <w:rFonts w:ascii="Carlito" w:hAnsi="Carlito" w:cs="Carlito"/>
-          <w:b/>
-          <w:bCs/>
-          <w:color w:val="D86DCB" w:themeColor="accent5" w:themeTint="99"/>
-          <w:sz w:val="34"/>
-          <w:szCs w:val="34"/>
+          <w:rFonts w:cs="Carlito"/>
+          <w:b/>
+          <w:bCs/>
+          <w:color w:val="D86DCB" w:themeColor="accent5" w:themeTint="99"/>
+          <w:sz w:val="32"/>
+          <w:szCs w:val="32"/>
+        </w:rPr>
+      </w:pPr>
+      <w:r>
+        <w:rPr>
+          <w:rFonts w:cs="Carlito"/>
+          <w:b/>
+          <w:bCs/>
+          <w:color w:val="D86DCB" w:themeColor="accent5" w:themeTint="99"/>
+          <w:sz w:val="32"/>
+          <w:szCs w:val="32"/>
         </w:rPr>
         <w:t xml:space="preserve">    return x * 2</w:t>
       </w:r>
@@ -739,22 +886,35 @@
       <w:pPr>
         <w:jc w:val="both"/>
         <w:rPr>
-          <w:rFonts w:ascii="Carlito" w:hAnsi="Carlito" w:cs="Carlito"/>
-          <w:b/>
-          <w:bCs/>
-          <w:color w:val="D86DCB" w:themeColor="accent5" w:themeTint="99"/>
-          <w:sz w:val="34"/>
-          <w:szCs w:val="34"/>
-        </w:rPr>
-      </w:pPr>
-      <w:r>
-        <w:rPr>
-          <w:rFonts w:ascii="Carlito" w:hAnsi="Carlito" w:cs="Carlito"/>
-          <w:b/>
-          <w:bCs/>
-          <w:color w:val="D86DCB" w:themeColor="accent5" w:themeTint="99"/>
-          <w:sz w:val="34"/>
-          <w:szCs w:val="34"/>
+          <w:rFonts w:cs="Carlito"/>
+          <w:b/>
+          <w:bCs/>
+          <w:color w:val="D86DCB" w:themeColor="accent5" w:themeTint="99"/>
+          <w:sz w:val="32"/>
+          <w:szCs w:val="32"/>
+        </w:rPr>
+      </w:pPr>
+    </w:p>
+    <w:p>
+      <w:pPr>
+        <w:jc w:val="both"/>
+        <w:rPr>
+          <w:rFonts w:cs="Carlito"/>
+          <w:b/>
+          <w:bCs/>
+          <w:color w:val="D86DCB" w:themeColor="accent5" w:themeTint="99"/>
+          <w:sz w:val="32"/>
+          <w:szCs w:val="32"/>
+        </w:rPr>
+      </w:pPr>
+      <w:r>
+        <w:rPr>
+          <w:rFonts w:cs="Carlito"/>
+          <w:b/>
+          <w:bCs/>
+          <w:color w:val="D86DCB" w:themeColor="accent5" w:themeTint="99"/>
+          <w:sz w:val="32"/>
+          <w:szCs w:val="32"/>
         </w:rPr>
         <w:t>numbers = [1, 2, 3, 4]</w:t>
       </w:r>
@@ -763,46 +923,70 @@
       <w:pPr>
         <w:jc w:val="both"/>
         <w:rPr>
-          <w:rFonts w:ascii="Carlito" w:hAnsi="Carlito" w:cs="Carlito"/>
-          <w:b/>
-          <w:bCs/>
-          <w:color w:val="D86DCB" w:themeColor="accent5" w:themeTint="99"/>
-          <w:sz w:val="34"/>
-          <w:szCs w:val="34"/>
-        </w:rPr>
-      </w:pPr>
-      <w:r>
-        <w:rPr>
-          <w:rFonts w:ascii="Carlito" w:hAnsi="Carlito" w:cs="Carlito"/>
-          <w:b/>
-          <w:bCs/>
-          <w:color w:val="D86DCB" w:themeColor="accent5" w:themeTint="99"/>
-          <w:sz w:val="34"/>
-          <w:szCs w:val="34"/>
-        </w:rPr>
-        <w:t>result = list(map(double, numbers))</w:t>
-      </w:r>
-    </w:p>
-    <w:p>
-      <w:pPr>
-        <w:jc w:val="both"/>
-        <w:rPr>
-          <w:rFonts w:ascii="Carlito" w:hAnsi="Carlito" w:cs="Carlito"/>
-          <w:b/>
-          <w:bCs/>
-          <w:color w:val="D86DCB" w:themeColor="accent5" w:themeTint="99"/>
-          <w:sz w:val="34"/>
-          <w:szCs w:val="34"/>
-        </w:rPr>
-      </w:pPr>
-      <w:r>
-        <w:rPr>
-          <w:rFonts w:ascii="Carlito" w:hAnsi="Carlito" w:cs="Carlito"/>
-          <w:b/>
-          <w:bCs/>
-          <w:color w:val="D86DCB" w:themeColor="accent5" w:themeTint="99"/>
-          <w:sz w:val="34"/>
-          <w:szCs w:val="34"/>
+          <w:rFonts w:cs="Carlito"/>
+          <w:b/>
+          <w:bCs/>
+          <w:color w:val="D86DCB" w:themeColor="accent5" w:themeTint="99"/>
+          <w:sz w:val="32"/>
+          <w:szCs w:val="32"/>
+        </w:rPr>
+      </w:pPr>
+      <w:r>
+        <w:rPr>
+          <w:rFonts w:cs="Carlito"/>
+          <w:b/>
+          <w:bCs/>
+          <w:color w:val="D86DCB" w:themeColor="accent5" w:themeTint="99"/>
+          <w:sz w:val="32"/>
+          <w:szCs w:val="32"/>
+        </w:rPr>
+        <w:t xml:space="preserve">result = </w:t>
+      </w:r>
+      <w:proofErr w:type="gramStart"/>
+      <w:r>
+        <w:rPr>
+          <w:rFonts w:cs="Carlito"/>
+          <w:b/>
+          <w:bCs/>
+          <w:color w:val="D86DCB" w:themeColor="accent5" w:themeTint="99"/>
+          <w:sz w:val="32"/>
+          <w:szCs w:val="32"/>
+        </w:rPr>
+        <w:t>list(</w:t>
+      </w:r>
+      <w:proofErr w:type="gramEnd"/>
+      <w:r>
+        <w:rPr>
+          <w:rFonts w:cs="Carlito"/>
+          <w:b/>
+          <w:bCs/>
+          <w:color w:val="D86DCB" w:themeColor="accent5" w:themeTint="99"/>
+          <w:sz w:val="32"/>
+          <w:szCs w:val="32"/>
+        </w:rPr>
+        <w:t>map(double, numbers))</w:t>
+      </w:r>
+    </w:p>
+    <w:p>
+      <w:pPr>
+        <w:jc w:val="both"/>
+        <w:rPr>
+          <w:rFonts w:cs="Carlito"/>
+          <w:b/>
+          <w:bCs/>
+          <w:color w:val="D86DCB" w:themeColor="accent5" w:themeTint="99"/>
+          <w:sz w:val="32"/>
+          <w:szCs w:val="32"/>
+        </w:rPr>
+      </w:pPr>
+      <w:r>
+        <w:rPr>
+          <w:rFonts w:cs="Carlito"/>
+          <w:b/>
+          <w:bCs/>
+          <w:color w:val="D86DCB" w:themeColor="accent5" w:themeTint="99"/>
+          <w:sz w:val="32"/>
+          <w:szCs w:val="32"/>
         </w:rPr>
         <w:t>print(result) # [2, 4, 6, 8]</w:t>
       </w:r>
@@ -811,26 +995,26 @@
       <w:pPr>
         <w:jc w:val="both"/>
         <w:rPr>
-          <w:rFonts w:ascii="Carlito" w:hAnsi="Carlito" w:cs="Carlito"/>
-          <w:sz w:val="34"/>
-          <w:szCs w:val="34"/>
-        </w:rPr>
-      </w:pPr>
-      <w:r>
-        <w:rPr>
-          <w:rFonts w:ascii="Carlito" w:hAnsi="Carlito" w:cs="Carlito"/>
-          <w:sz w:val="34"/>
-          <w:szCs w:val="34"/>
+          <w:rFonts w:cs="Carlito"/>
+          <w:sz w:val="32"/>
+          <w:szCs w:val="32"/>
+        </w:rPr>
+      </w:pPr>
+      <w:r>
+        <w:rPr>
+          <w:rFonts w:cs="Carlito"/>
+          <w:sz w:val="32"/>
+          <w:szCs w:val="32"/>
         </w:rPr>
         <w:t xml:space="preserve"># We can write it in one line using </w:t>
       </w:r>
       <w:r>
         <w:rPr>
-          <w:rFonts w:ascii="Carlito" w:hAnsi="Carlito" w:cs="Carlito"/>
-          <w:b/>
-          <w:bCs/>
-          <w:sz w:val="34"/>
-          <w:szCs w:val="34"/>
+          <w:rFonts w:cs="Carlito"/>
+          <w:b/>
+          <w:bCs/>
+          <w:sz w:val="32"/>
+          <w:szCs w:val="32"/>
         </w:rPr>
         <w:t>lambda</w:t>
       </w:r>
@@ -839,22 +1023,22 @@
       <w:pPr>
         <w:jc w:val="both"/>
         <w:rPr>
-          <w:rFonts w:ascii="Carlito" w:hAnsi="Carlito" w:cs="Carlito"/>
-          <w:b/>
-          <w:bCs/>
-          <w:color w:val="D86DCB" w:themeColor="accent5" w:themeTint="99"/>
-          <w:sz w:val="34"/>
-          <w:szCs w:val="34"/>
-        </w:rPr>
-      </w:pPr>
-      <w:r>
-        <w:rPr>
-          <w:rFonts w:ascii="Carlito" w:hAnsi="Carlito" w:cs="Carlito"/>
-          <w:b/>
-          <w:bCs/>
-          <w:color w:val="D86DCB" w:themeColor="accent5" w:themeTint="99"/>
-          <w:sz w:val="34"/>
-          <w:szCs w:val="34"/>
+          <w:rFonts w:cs="Carlito"/>
+          <w:b/>
+          <w:bCs/>
+          <w:color w:val="D86DCB" w:themeColor="accent5" w:themeTint="99"/>
+          <w:sz w:val="32"/>
+          <w:szCs w:val="32"/>
+        </w:rPr>
+      </w:pPr>
+      <w:r>
+        <w:rPr>
+          <w:rFonts w:cs="Carlito"/>
+          <w:b/>
+          <w:bCs/>
+          <w:color w:val="D86DCB" w:themeColor="accent5" w:themeTint="99"/>
+          <w:sz w:val="32"/>
+          <w:szCs w:val="32"/>
         </w:rPr>
         <w:t>numbers = [1, 2, 3, 4]</w:t>
       </w:r>
@@ -863,46 +1047,70 @@
       <w:pPr>
         <w:jc w:val="both"/>
         <w:rPr>
-          <w:rFonts w:ascii="Carlito" w:hAnsi="Carlito" w:cs="Carlito"/>
-          <w:b/>
-          <w:bCs/>
-          <w:color w:val="D86DCB" w:themeColor="accent5" w:themeTint="99"/>
-          <w:sz w:val="34"/>
-          <w:szCs w:val="34"/>
-        </w:rPr>
-      </w:pPr>
-      <w:r>
-        <w:rPr>
-          <w:rFonts w:ascii="Carlito" w:hAnsi="Carlito" w:cs="Carlito"/>
-          <w:b/>
-          <w:bCs/>
-          <w:color w:val="D86DCB" w:themeColor="accent5" w:themeTint="99"/>
-          <w:sz w:val="34"/>
-          <w:szCs w:val="34"/>
-        </w:rPr>
-        <w:t>result = list(map(lambda x: x * 2, numbers))</w:t>
-      </w:r>
-    </w:p>
-    <w:p>
-      <w:pPr>
-        <w:jc w:val="both"/>
-        <w:rPr>
-          <w:rFonts w:ascii="Carlito" w:hAnsi="Carlito" w:cs="Carlito"/>
-          <w:b/>
-          <w:bCs/>
-          <w:color w:val="D86DCB" w:themeColor="accent5" w:themeTint="99"/>
-          <w:sz w:val="34"/>
-          <w:szCs w:val="34"/>
-        </w:rPr>
-      </w:pPr>
-      <w:r>
-        <w:rPr>
-          <w:rFonts w:ascii="Carlito" w:hAnsi="Carlito" w:cs="Carlito"/>
-          <w:b/>
-          <w:bCs/>
-          <w:color w:val="D86DCB" w:themeColor="accent5" w:themeTint="99"/>
-          <w:sz w:val="34"/>
-          <w:szCs w:val="34"/>
+          <w:rFonts w:cs="Carlito"/>
+          <w:b/>
+          <w:bCs/>
+          <w:color w:val="D86DCB" w:themeColor="accent5" w:themeTint="99"/>
+          <w:sz w:val="32"/>
+          <w:szCs w:val="32"/>
+        </w:rPr>
+      </w:pPr>
+      <w:r>
+        <w:rPr>
+          <w:rFonts w:cs="Carlito"/>
+          <w:b/>
+          <w:bCs/>
+          <w:color w:val="D86DCB" w:themeColor="accent5" w:themeTint="99"/>
+          <w:sz w:val="32"/>
+          <w:szCs w:val="32"/>
+        </w:rPr>
+        <w:t xml:space="preserve">result = </w:t>
+      </w:r>
+      <w:proofErr w:type="gramStart"/>
+      <w:r>
+        <w:rPr>
+          <w:rFonts w:cs="Carlito"/>
+          <w:b/>
+          <w:bCs/>
+          <w:color w:val="D86DCB" w:themeColor="accent5" w:themeTint="99"/>
+          <w:sz w:val="32"/>
+          <w:szCs w:val="32"/>
+        </w:rPr>
+        <w:t>list(</w:t>
+      </w:r>
+      <w:proofErr w:type="gramEnd"/>
+      <w:r>
+        <w:rPr>
+          <w:rFonts w:cs="Carlito"/>
+          <w:b/>
+          <w:bCs/>
+          <w:color w:val="D86DCB" w:themeColor="accent5" w:themeTint="99"/>
+          <w:sz w:val="32"/>
+          <w:szCs w:val="32"/>
+        </w:rPr>
+        <w:t>map(lambda x: x * 2, numbers))</w:t>
+      </w:r>
+    </w:p>
+    <w:p>
+      <w:pPr>
+        <w:jc w:val="both"/>
+        <w:rPr>
+          <w:rFonts w:cs="Carlito"/>
+          <w:b/>
+          <w:bCs/>
+          <w:color w:val="D86DCB" w:themeColor="accent5" w:themeTint="99"/>
+          <w:sz w:val="32"/>
+          <w:szCs w:val="32"/>
+        </w:rPr>
+      </w:pPr>
+      <w:r>
+        <w:rPr>
+          <w:rFonts w:cs="Carlito"/>
+          <w:b/>
+          <w:bCs/>
+          <w:color w:val="D86DCB" w:themeColor="accent5" w:themeTint="99"/>
+          <w:sz w:val="32"/>
+          <w:szCs w:val="32"/>
         </w:rPr>
         <w:t>print(result) # [2, 4, 6, 8]</w:t>
       </w:r>
@@ -911,44 +1119,72 @@
       <w:pPr>
         <w:jc w:val="both"/>
         <w:rPr>
-          <w:rFonts w:ascii="Carlito" w:hAnsi="Carlito" w:cs="Carlito"/>
-          <w:sz w:val="34"/>
-          <w:szCs w:val="34"/>
-        </w:rPr>
-      </w:pPr>
-    </w:p>
-    <w:p>
-      <w:pPr>
-        <w:jc w:val="both"/>
-        <w:rPr>
-          <w:rFonts w:ascii="Carlito" w:hAnsi="Carlito" w:cs="Carlito"/>
-          <w:sz w:val="34"/>
-          <w:szCs w:val="34"/>
-        </w:rPr>
-      </w:pPr>
-      <w:r>
-        <w:rPr>
-          <w:rFonts w:ascii="Carlito" w:hAnsi="Carlito" w:cs="Carlito"/>
-          <w:sz w:val="34"/>
-          <w:szCs w:val="34"/>
-        </w:rPr>
-        <w:t>Using Lambda with sorted():</w:t>
-      </w:r>
-    </w:p>
-    <w:p>
-      <w:pPr>
-        <w:jc w:val="both"/>
-        <w:rPr>
-          <w:rFonts w:ascii="Carlito" w:hAnsi="Carlito" w:cs="Carlito"/>
-          <w:sz w:val="34"/>
-          <w:szCs w:val="34"/>
-        </w:rPr>
-      </w:pPr>
-      <w:r>
-        <w:rPr>
-          <w:rFonts w:ascii="Carlito" w:hAnsi="Carlito" w:cs="Carlito"/>
-          <w:sz w:val="34"/>
-          <w:szCs w:val="34"/>
+          <w:rFonts w:cs="Carlito"/>
+          <w:sz w:val="32"/>
+          <w:szCs w:val="32"/>
+        </w:rPr>
+      </w:pPr>
+    </w:p>
+    <w:p>
+      <w:pPr>
+        <w:jc w:val="both"/>
+        <w:rPr>
+          <w:rFonts w:cs="Carlito"/>
+          <w:sz w:val="32"/>
+          <w:szCs w:val="32"/>
+        </w:rPr>
+      </w:pPr>
+    </w:p>
+    <w:p>
+      <w:pPr>
+        <w:jc w:val="both"/>
+        <w:rPr>
+          <w:rFonts w:cs="Carlito"/>
+          <w:sz w:val="32"/>
+          <w:szCs w:val="32"/>
+        </w:rPr>
+      </w:pPr>
+      <w:r>
+        <w:rPr>
+          <w:rFonts w:cs="Carlito"/>
+          <w:sz w:val="32"/>
+          <w:szCs w:val="32"/>
+        </w:rPr>
+        <w:t xml:space="preserve">Using Lambda with </w:t>
+      </w:r>
+      <w:proofErr w:type="gramStart"/>
+      <w:r>
+        <w:rPr>
+          <w:rFonts w:cs="Carlito"/>
+          <w:sz w:val="32"/>
+          <w:szCs w:val="32"/>
+        </w:rPr>
+        <w:t>sorted(</w:t>
+      </w:r>
+      <w:proofErr w:type="gramEnd"/>
+      <w:r>
+        <w:rPr>
+          <w:rFonts w:cs="Carlito"/>
+          <w:sz w:val="32"/>
+          <w:szCs w:val="32"/>
+        </w:rPr>
+        <w:t>):</w:t>
+      </w:r>
+    </w:p>
+    <w:p>
+      <w:pPr>
+        <w:jc w:val="both"/>
+        <w:rPr>
+          <w:rFonts w:cs="Carlito"/>
+          <w:sz w:val="32"/>
+          <w:szCs w:val="32"/>
+        </w:rPr>
+      </w:pPr>
+      <w:r>
+        <w:rPr>
+          <w:rFonts w:cs="Carlito"/>
+          <w:sz w:val="32"/>
+          <w:szCs w:val="32"/>
         </w:rPr>
         <w:t># Suppose we have a list of tuples</w:t>
       </w:r>
@@ -957,22 +1193,22 @@
       <w:pPr>
         <w:jc w:val="both"/>
         <w:rPr>
-          <w:rFonts w:ascii="Carlito" w:hAnsi="Carlito" w:cs="Carlito"/>
-          <w:b/>
-          <w:bCs/>
-          <w:color w:val="D86DCB" w:themeColor="accent5" w:themeTint="99"/>
-          <w:sz w:val="34"/>
-          <w:szCs w:val="34"/>
-        </w:rPr>
-      </w:pPr>
-      <w:r>
-        <w:rPr>
-          <w:rFonts w:ascii="Carlito" w:hAnsi="Carlito" w:cs="Carlito"/>
-          <w:b/>
-          <w:bCs/>
-          <w:color w:val="D86DCB" w:themeColor="accent5" w:themeTint="99"/>
-          <w:sz w:val="34"/>
-          <w:szCs w:val="34"/>
+          <w:rFonts w:cs="Carlito"/>
+          <w:b/>
+          <w:bCs/>
+          <w:color w:val="D86DCB" w:themeColor="accent5" w:themeTint="99"/>
+          <w:sz w:val="32"/>
+          <w:szCs w:val="32"/>
+        </w:rPr>
+      </w:pPr>
+      <w:r>
+        <w:rPr>
+          <w:rFonts w:cs="Carlito"/>
+          <w:b/>
+          <w:bCs/>
+          <w:color w:val="D86DCB" w:themeColor="accent5" w:themeTint="99"/>
+          <w:sz w:val="32"/>
+          <w:szCs w:val="32"/>
         </w:rPr>
         <w:t>students = [</w:t>
       </w:r>
@@ -981,22 +1217,22 @@
       <w:pPr>
         <w:jc w:val="both"/>
         <w:rPr>
-          <w:rFonts w:ascii="Carlito" w:hAnsi="Carlito" w:cs="Carlito"/>
-          <w:b/>
-          <w:bCs/>
-          <w:color w:val="D86DCB" w:themeColor="accent5" w:themeTint="99"/>
-          <w:sz w:val="34"/>
-          <w:szCs w:val="34"/>
-        </w:rPr>
-      </w:pPr>
-      <w:r>
-        <w:rPr>
-          <w:rFonts w:ascii="Carlito" w:hAnsi="Carlito" w:cs="Carlito"/>
-          <w:b/>
-          <w:bCs/>
-          <w:color w:val="D86DCB" w:themeColor="accent5" w:themeTint="99"/>
-          <w:sz w:val="34"/>
-          <w:szCs w:val="34"/>
+          <w:rFonts w:cs="Carlito"/>
+          <w:b/>
+          <w:bCs/>
+          <w:color w:val="D86DCB" w:themeColor="accent5" w:themeTint="99"/>
+          <w:sz w:val="32"/>
+          <w:szCs w:val="32"/>
+        </w:rPr>
+      </w:pPr>
+      <w:r>
+        <w:rPr>
+          <w:rFonts w:cs="Carlito"/>
+          <w:b/>
+          <w:bCs/>
+          <w:color w:val="D86DCB" w:themeColor="accent5" w:themeTint="99"/>
+          <w:sz w:val="32"/>
+          <w:szCs w:val="32"/>
         </w:rPr>
         <w:t xml:space="preserve">    ("Alice", 90),</w:t>
       </w:r>
@@ -1005,22 +1241,22 @@
       <w:pPr>
         <w:jc w:val="both"/>
         <w:rPr>
-          <w:rFonts w:ascii="Carlito" w:hAnsi="Carlito" w:cs="Carlito"/>
-          <w:b/>
-          <w:bCs/>
-          <w:color w:val="D86DCB" w:themeColor="accent5" w:themeTint="99"/>
-          <w:sz w:val="34"/>
-          <w:szCs w:val="34"/>
-        </w:rPr>
-      </w:pPr>
-      <w:r>
-        <w:rPr>
-          <w:rFonts w:ascii="Carlito" w:hAnsi="Carlito" w:cs="Carlito"/>
-          <w:b/>
-          <w:bCs/>
-          <w:color w:val="D86DCB" w:themeColor="accent5" w:themeTint="99"/>
-          <w:sz w:val="34"/>
-          <w:szCs w:val="34"/>
+          <w:rFonts w:cs="Carlito"/>
+          <w:b/>
+          <w:bCs/>
+          <w:color w:val="D86DCB" w:themeColor="accent5" w:themeTint="99"/>
+          <w:sz w:val="32"/>
+          <w:szCs w:val="32"/>
+        </w:rPr>
+      </w:pPr>
+      <w:r>
+        <w:rPr>
+          <w:rFonts w:cs="Carlito"/>
+          <w:b/>
+          <w:bCs/>
+          <w:color w:val="D86DCB" w:themeColor="accent5" w:themeTint="99"/>
+          <w:sz w:val="32"/>
+          <w:szCs w:val="32"/>
         </w:rPr>
         <w:t xml:space="preserve">    ("Bob", 75),</w:t>
       </w:r>
@@ -1029,23 +1265,24 @@
       <w:pPr>
         <w:jc w:val="both"/>
         <w:rPr>
-          <w:rFonts w:ascii="Carlito" w:hAnsi="Carlito" w:cs="Carlito"/>
-          <w:b/>
-          <w:bCs/>
-          <w:color w:val="D86DCB" w:themeColor="accent5" w:themeTint="99"/>
-          <w:sz w:val="34"/>
-          <w:szCs w:val="34"/>
-        </w:rPr>
-      </w:pPr>
-      <w:r>
-        <w:rPr>
-          <w:rFonts w:ascii="Carlito" w:hAnsi="Carlito" w:cs="Carlito"/>
-          <w:b/>
-          <w:bCs/>
-          <w:color w:val="D86DCB" w:themeColor="accent5" w:themeTint="99"/>
-          <w:sz w:val="34"/>
-          <w:szCs w:val="34"/>
-        </w:rPr>
+          <w:rFonts w:cs="Carlito"/>
+          <w:b/>
+          <w:bCs/>
+          <w:color w:val="D86DCB" w:themeColor="accent5" w:themeTint="99"/>
+          <w:sz w:val="32"/>
+          <w:szCs w:val="32"/>
+        </w:rPr>
+      </w:pPr>
+      <w:r>
+        <w:rPr>
+          <w:rFonts w:cs="Carlito"/>
+          <w:b/>
+          <w:bCs/>
+          <w:color w:val="D86DCB" w:themeColor="accent5" w:themeTint="99"/>
+          <w:sz w:val="32"/>
+          <w:szCs w:val="32"/>
+        </w:rPr>
+        <w:lastRenderedPageBreak/>
         <w:t xml:space="preserve">    ("Charlie", 85)</w:t>
       </w:r>
     </w:p>
@@ -1053,22 +1290,22 @@
       <w:pPr>
         <w:jc w:val="both"/>
         <w:rPr>
-          <w:rFonts w:ascii="Carlito" w:hAnsi="Carlito" w:cs="Carlito"/>
-          <w:b/>
-          <w:bCs/>
-          <w:color w:val="D86DCB" w:themeColor="accent5" w:themeTint="99"/>
-          <w:sz w:val="34"/>
-          <w:szCs w:val="34"/>
-        </w:rPr>
-      </w:pPr>
-      <w:r>
-        <w:rPr>
-          <w:rFonts w:ascii="Carlito" w:hAnsi="Carlito" w:cs="Carlito"/>
-          <w:b/>
-          <w:bCs/>
-          <w:color w:val="D86DCB" w:themeColor="accent5" w:themeTint="99"/>
-          <w:sz w:val="34"/>
-          <w:szCs w:val="34"/>
+          <w:rFonts w:cs="Carlito"/>
+          <w:b/>
+          <w:bCs/>
+          <w:color w:val="D86DCB" w:themeColor="accent5" w:themeTint="99"/>
+          <w:sz w:val="32"/>
+          <w:szCs w:val="32"/>
+        </w:rPr>
+      </w:pPr>
+      <w:r>
+        <w:rPr>
+          <w:rFonts w:cs="Carlito"/>
+          <w:b/>
+          <w:bCs/>
+          <w:color w:val="D86DCB" w:themeColor="accent5" w:themeTint="99"/>
+          <w:sz w:val="32"/>
+          <w:szCs w:val="32"/>
         </w:rPr>
         <w:t>]</w:t>
       </w:r>
@@ -1077,34 +1314,56 @@
       <w:pPr>
         <w:jc w:val="both"/>
         <w:rPr>
-          <w:rFonts w:ascii="Carlito" w:hAnsi="Carlito" w:cs="Carlito"/>
-          <w:sz w:val="34"/>
-          <w:szCs w:val="34"/>
-        </w:rPr>
-      </w:pPr>
-      <w:r>
-        <w:rPr>
-          <w:rFonts w:ascii="Carlito" w:hAnsi="Carlito" w:cs="Carlito"/>
-          <w:sz w:val="34"/>
-          <w:szCs w:val="34"/>
+          <w:rFonts w:cs="Carlito"/>
+          <w:sz w:val="32"/>
+          <w:szCs w:val="32"/>
+        </w:rPr>
+      </w:pPr>
+      <w:r>
+        <w:rPr>
+          <w:rFonts w:cs="Carlito"/>
+          <w:sz w:val="32"/>
+          <w:szCs w:val="32"/>
         </w:rPr>
         <w:t xml:space="preserve"># Sort by marks. Here, </w:t>
       </w:r>
       <w:r>
         <w:rPr>
-          <w:rFonts w:ascii="Carlito" w:hAnsi="Carlito" w:cs="Carlito"/>
-          <w:b/>
-          <w:bCs/>
-          <w:sz w:val="34"/>
-          <w:szCs w:val="34"/>
-        </w:rPr>
-        <w:t>lambda student: student[1]</w:t>
-      </w:r>
-      <w:r>
-        <w:rPr>
-          <w:rFonts w:ascii="Carlito" w:hAnsi="Carlito" w:cs="Carlito"/>
-          <w:sz w:val="34"/>
-          <w:szCs w:val="34"/>
+          <w:rFonts w:cs="Carlito"/>
+          <w:b/>
+          <w:bCs/>
+          <w:sz w:val="32"/>
+          <w:szCs w:val="32"/>
+        </w:rPr>
+        <w:t xml:space="preserve">lambda student: </w:t>
+      </w:r>
+      <w:proofErr w:type="gramStart"/>
+      <w:r>
+        <w:rPr>
+          <w:rFonts w:cs="Carlito"/>
+          <w:b/>
+          <w:bCs/>
+          <w:sz w:val="32"/>
+          <w:szCs w:val="32"/>
+        </w:rPr>
+        <w:t>student[</w:t>
+      </w:r>
+      <w:proofErr w:type="gramEnd"/>
+      <w:r>
+        <w:rPr>
+          <w:rFonts w:cs="Carlito"/>
+          <w:b/>
+          <w:bCs/>
+          <w:sz w:val="32"/>
+          <w:szCs w:val="32"/>
+        </w:rPr>
+        <w:t>1]</w:t>
+      </w:r>
+      <w:r>
+        <w:rPr>
+          <w:rFonts w:cs="Carlito"/>
+          <w:sz w:val="32"/>
+          <w:szCs w:val="32"/>
         </w:rPr>
         <w:t xml:space="preserve"> means “Use the second element (marks) as the sorting key”</w:t>
       </w:r>
@@ -1113,47 +1372,70 @@
       <w:pPr>
         <w:jc w:val="both"/>
         <w:rPr>
-          <w:rFonts w:ascii="Carlito" w:hAnsi="Carlito" w:cs="Carlito"/>
-          <w:b/>
-          <w:bCs/>
-          <w:color w:val="D86DCB" w:themeColor="accent5" w:themeTint="99"/>
-          <w:sz w:val="34"/>
-          <w:szCs w:val="34"/>
-        </w:rPr>
-      </w:pPr>
-      <w:r>
-        <w:rPr>
-          <w:rFonts w:ascii="Carlito" w:hAnsi="Carlito" w:cs="Carlito"/>
-          <w:b/>
-          <w:bCs/>
-          <w:color w:val="D86DCB" w:themeColor="accent5" w:themeTint="99"/>
-          <w:sz w:val="34"/>
-          <w:szCs w:val="34"/>
-        </w:rPr>
-        <w:lastRenderedPageBreak/>
-        <w:t>students = sorted(students, key=lambda student: student[1])</w:t>
-      </w:r>
-    </w:p>
-    <w:p>
-      <w:pPr>
-        <w:jc w:val="both"/>
-        <w:rPr>
-          <w:rFonts w:ascii="Carlito" w:hAnsi="Carlito" w:cs="Carlito"/>
-          <w:b/>
-          <w:bCs/>
-          <w:color w:val="D86DCB" w:themeColor="accent5" w:themeTint="99"/>
-          <w:sz w:val="34"/>
-          <w:szCs w:val="34"/>
-        </w:rPr>
-      </w:pPr>
-      <w:r>
-        <w:rPr>
-          <w:rFonts w:ascii="Carlito" w:hAnsi="Carlito" w:cs="Carlito"/>
-          <w:b/>
-          <w:bCs/>
-          <w:color w:val="D86DCB" w:themeColor="accent5" w:themeTint="99"/>
-          <w:sz w:val="34"/>
-          <w:szCs w:val="34"/>
+          <w:rFonts w:cs="Carlito"/>
+          <w:b/>
+          <w:bCs/>
+          <w:color w:val="D86DCB" w:themeColor="accent5" w:themeTint="99"/>
+          <w:sz w:val="32"/>
+          <w:szCs w:val="32"/>
+        </w:rPr>
+      </w:pPr>
+      <w:r>
+        <w:rPr>
+          <w:rFonts w:cs="Carlito"/>
+          <w:b/>
+          <w:bCs/>
+          <w:color w:val="D86DCB" w:themeColor="accent5" w:themeTint="99"/>
+          <w:sz w:val="32"/>
+          <w:szCs w:val="32"/>
+        </w:rPr>
+        <w:t xml:space="preserve">students = </w:t>
+      </w:r>
+      <w:proofErr w:type="gramStart"/>
+      <w:r>
+        <w:rPr>
+          <w:rFonts w:cs="Carlito"/>
+          <w:b/>
+          <w:bCs/>
+          <w:color w:val="D86DCB" w:themeColor="accent5" w:themeTint="99"/>
+          <w:sz w:val="32"/>
+          <w:szCs w:val="32"/>
+        </w:rPr>
+        <w:t>sorted(</w:t>
+      </w:r>
+      <w:proofErr w:type="gramEnd"/>
+      <w:r>
+        <w:rPr>
+          <w:rFonts w:cs="Carlito"/>
+          <w:b/>
+          <w:bCs/>
+          <w:color w:val="D86DCB" w:themeColor="accent5" w:themeTint="99"/>
+          <w:sz w:val="32"/>
+          <w:szCs w:val="32"/>
+        </w:rPr>
+        <w:t>students, key=lambda student: student[1])</w:t>
+      </w:r>
+    </w:p>
+    <w:p>
+      <w:pPr>
+        <w:jc w:val="both"/>
+        <w:rPr>
+          <w:rFonts w:cs="Carlito"/>
+          <w:b/>
+          <w:bCs/>
+          <w:color w:val="D86DCB" w:themeColor="accent5" w:themeTint="99"/>
+          <w:sz w:val="32"/>
+          <w:szCs w:val="32"/>
+        </w:rPr>
+      </w:pPr>
+      <w:r>
+        <w:rPr>
+          <w:rFonts w:cs="Carlito"/>
+          <w:b/>
+          <w:bCs/>
+          <w:color w:val="D86DCB" w:themeColor="accent5" w:themeTint="99"/>
+          <w:sz w:val="32"/>
+          <w:szCs w:val="32"/>
         </w:rPr>
         <w:t>print(students) # [('Bob', 75), ('Charlie', 85), ('Alice', 90)]</w:t>
       </w:r>
@@ -1162,26 +1444,36 @@
       <w:pPr>
         <w:jc w:val="both"/>
         <w:rPr>
-          <w:rFonts w:ascii="Carlito" w:hAnsi="Carlito" w:cs="Carlito"/>
-          <w:sz w:val="34"/>
-          <w:szCs w:val="34"/>
-        </w:rPr>
-      </w:pPr>
-    </w:p>
-    <w:p>
-      <w:pPr>
-        <w:jc w:val="both"/>
-        <w:rPr>
-          <w:rFonts w:ascii="Carlito" w:hAnsi="Carlito" w:cs="Carlito"/>
-          <w:sz w:val="34"/>
-          <w:szCs w:val="34"/>
-        </w:rPr>
-      </w:pPr>
-      <w:r>
-        <w:rPr>
-          <w:rFonts w:ascii="Carlito" w:hAnsi="Carlito" w:cs="Carlito"/>
-          <w:sz w:val="34"/>
-          <w:szCs w:val="34"/>
+          <w:rFonts w:cs="Carlito"/>
+          <w:sz w:val="32"/>
+          <w:szCs w:val="32"/>
+        </w:rPr>
+      </w:pPr>
+    </w:p>
+    <w:p>
+      <w:pPr>
+        <w:jc w:val="both"/>
+        <w:rPr>
+          <w:rFonts w:cs="Carlito"/>
+          <w:sz w:val="32"/>
+          <w:szCs w:val="32"/>
+        </w:rPr>
+      </w:pPr>
+    </w:p>
+    <w:p>
+      <w:pPr>
+        <w:jc w:val="both"/>
+        <w:rPr>
+          <w:rFonts w:cs="Carlito"/>
+          <w:sz w:val="32"/>
+          <w:szCs w:val="32"/>
+        </w:rPr>
+      </w:pPr>
+      <w:r>
+        <w:rPr>
+          <w:rFonts w:cs="Carlito"/>
+          <w:sz w:val="32"/>
+          <w:szCs w:val="32"/>
         </w:rPr>
         <w:t>Use Cases:</w:t>
       </w:r>
@@ -1190,16 +1482,16 @@
       <w:pPr>
         <w:jc w:val="both"/>
         <w:rPr>
-          <w:rFonts w:ascii="Carlito" w:hAnsi="Carlito" w:cs="Carlito"/>
-          <w:sz w:val="34"/>
-          <w:szCs w:val="34"/>
-        </w:rPr>
-      </w:pPr>
-      <w:r>
-        <w:rPr>
-          <w:rFonts w:ascii="Carlito" w:hAnsi="Carlito" w:cs="Carlito"/>
-          <w:sz w:val="34"/>
-          <w:szCs w:val="34"/>
+          <w:rFonts w:cs="Carlito"/>
+          <w:sz w:val="32"/>
+          <w:szCs w:val="32"/>
+        </w:rPr>
+      </w:pPr>
+      <w:r>
+        <w:rPr>
+          <w:rFonts w:cs="Carlito"/>
+          <w:sz w:val="32"/>
+          <w:szCs w:val="32"/>
         </w:rPr>
         <w:t># Use a lambda when:</w:t>
       </w:r>
@@ -1213,16 +1505,16 @@
         </w:numPr>
         <w:jc w:val="both"/>
         <w:rPr>
-          <w:rFonts w:ascii="Carlito" w:hAnsi="Carlito" w:cs="Carlito"/>
-          <w:sz w:val="34"/>
-          <w:szCs w:val="34"/>
-        </w:rPr>
-      </w:pPr>
-      <w:r>
-        <w:rPr>
-          <w:rFonts w:ascii="Carlito" w:hAnsi="Carlito" w:cs="Carlito"/>
-          <w:sz w:val="34"/>
-          <w:szCs w:val="34"/>
+          <w:rFonts w:cs="Carlito"/>
+          <w:sz w:val="32"/>
+          <w:szCs w:val="32"/>
+        </w:rPr>
+      </w:pPr>
+      <w:r>
+        <w:rPr>
+          <w:rFonts w:cs="Carlito"/>
+          <w:sz w:val="32"/>
+          <w:szCs w:val="32"/>
         </w:rPr>
         <w:t>The function is short and simple.</w:t>
       </w:r>
@@ -1236,16 +1528,16 @@
         </w:numPr>
         <w:jc w:val="both"/>
         <w:rPr>
-          <w:rFonts w:ascii="Carlito" w:hAnsi="Carlito" w:cs="Carlito"/>
-          <w:sz w:val="34"/>
-          <w:szCs w:val="34"/>
-        </w:rPr>
-      </w:pPr>
-      <w:r>
-        <w:rPr>
-          <w:rFonts w:ascii="Carlito" w:hAnsi="Carlito" w:cs="Carlito"/>
-          <w:sz w:val="34"/>
-          <w:szCs w:val="34"/>
+          <w:rFonts w:cs="Carlito"/>
+          <w:sz w:val="32"/>
+          <w:szCs w:val="32"/>
+        </w:rPr>
+      </w:pPr>
+      <w:r>
+        <w:rPr>
+          <w:rFonts w:cs="Carlito"/>
+          <w:sz w:val="32"/>
+          <w:szCs w:val="32"/>
         </w:rPr>
         <w:t>We only need it once.</w:t>
       </w:r>
@@ -1259,62 +1551,74 @@
         </w:numPr>
         <w:jc w:val="both"/>
         <w:rPr>
-          <w:rFonts w:ascii="Carlito" w:hAnsi="Carlito" w:cs="Carlito"/>
-          <w:sz w:val="34"/>
-          <w:szCs w:val="34"/>
-        </w:rPr>
-      </w:pPr>
-      <w:r>
-        <w:rPr>
-          <w:rFonts w:ascii="Carlito" w:hAnsi="Carlito" w:cs="Carlito"/>
-          <w:sz w:val="34"/>
-          <w:szCs w:val="34"/>
+          <w:rFonts w:cs="Carlito"/>
+          <w:sz w:val="32"/>
+          <w:szCs w:val="32"/>
+        </w:rPr>
+      </w:pPr>
+      <w:r>
+        <w:rPr>
+          <w:rFonts w:cs="Carlito"/>
+          <w:sz w:val="32"/>
+          <w:szCs w:val="32"/>
         </w:rPr>
         <w:t xml:space="preserve">We're passing a function to another function like </w:t>
       </w:r>
-      <w:r>
-        <w:rPr>
-          <w:rFonts w:ascii="Carlito" w:hAnsi="Carlito" w:cs="Carlito"/>
-          <w:b/>
-          <w:bCs/>
-          <w:sz w:val="34"/>
-          <w:szCs w:val="34"/>
-        </w:rPr>
-        <w:t>map()</w:t>
-      </w:r>
-      <w:r>
-        <w:rPr>
-          <w:rFonts w:ascii="Carlito" w:hAnsi="Carlito" w:cs="Carlito"/>
-          <w:sz w:val="34"/>
-          <w:szCs w:val="34"/>
+      <w:proofErr w:type="gramStart"/>
+      <w:r>
+        <w:rPr>
+          <w:rFonts w:cs="Carlito"/>
+          <w:b/>
+          <w:bCs/>
+          <w:sz w:val="32"/>
+          <w:szCs w:val="32"/>
+        </w:rPr>
+        <w:t>map(</w:t>
+      </w:r>
+      <w:proofErr w:type="gramEnd"/>
+      <w:r>
+        <w:rPr>
+          <w:rFonts w:cs="Carlito"/>
+          <w:b/>
+          <w:bCs/>
+          <w:sz w:val="32"/>
+          <w:szCs w:val="32"/>
+        </w:rPr>
+        <w:t>)</w:t>
+      </w:r>
+      <w:r>
+        <w:rPr>
+          <w:rFonts w:cs="Carlito"/>
+          <w:sz w:val="32"/>
+          <w:szCs w:val="32"/>
         </w:rPr>
         <w:t xml:space="preserve">, </w:t>
       </w:r>
       <w:r>
         <w:rPr>
-          <w:rFonts w:ascii="Carlito" w:hAnsi="Carlito" w:cs="Carlito"/>
-          <w:b/>
-          <w:bCs/>
-          <w:sz w:val="34"/>
-          <w:szCs w:val="34"/>
+          <w:rFonts w:cs="Carlito"/>
+          <w:b/>
+          <w:bCs/>
+          <w:sz w:val="32"/>
+          <w:szCs w:val="32"/>
         </w:rPr>
         <w:t>filter()</w:t>
       </w:r>
       <w:r>
         <w:rPr>
-          <w:rFonts w:ascii="Carlito" w:hAnsi="Carlito" w:cs="Carlito"/>
-          <w:sz w:val="34"/>
-          <w:szCs w:val="34"/>
+          <w:rFonts w:cs="Carlito"/>
+          <w:sz w:val="32"/>
+          <w:szCs w:val="32"/>
         </w:rPr>
         <w:t xml:space="preserve">, or </w:t>
       </w:r>
       <w:r>
         <w:rPr>
-          <w:rFonts w:ascii="Carlito" w:hAnsi="Carlito" w:cs="Carlito"/>
-          <w:b/>
-          <w:bCs/>
-          <w:sz w:val="34"/>
-          <w:szCs w:val="34"/>
+          <w:rFonts w:cs="Carlito"/>
+          <w:b/>
+          <w:bCs/>
+          <w:sz w:val="32"/>
+          <w:szCs w:val="32"/>
         </w:rPr>
         <w:t>sorted()</w:t>
       </w:r>
@@ -1323,26 +1627,36 @@
       <w:pPr>
         <w:jc w:val="both"/>
         <w:rPr>
-          <w:rFonts w:ascii="Carlito" w:hAnsi="Carlito" w:cs="Carlito"/>
-          <w:sz w:val="34"/>
-          <w:szCs w:val="34"/>
-        </w:rPr>
-      </w:pPr>
-    </w:p>
-    <w:p>
-      <w:pPr>
-        <w:jc w:val="both"/>
-        <w:rPr>
-          <w:rFonts w:ascii="Carlito" w:hAnsi="Carlito" w:cs="Carlito"/>
-          <w:sz w:val="34"/>
-          <w:szCs w:val="34"/>
-        </w:rPr>
-      </w:pPr>
-      <w:r>
-        <w:rPr>
-          <w:rFonts w:ascii="Carlito" w:hAnsi="Carlito" w:cs="Carlito"/>
-          <w:sz w:val="34"/>
-          <w:szCs w:val="34"/>
+          <w:rFonts w:cs="Carlito"/>
+          <w:sz w:val="32"/>
+          <w:szCs w:val="32"/>
+        </w:rPr>
+      </w:pPr>
+    </w:p>
+    <w:p>
+      <w:pPr>
+        <w:jc w:val="both"/>
+        <w:rPr>
+          <w:rFonts w:cs="Carlito"/>
+          <w:sz w:val="32"/>
+          <w:szCs w:val="32"/>
+        </w:rPr>
+      </w:pPr>
+    </w:p>
+    <w:p>
+      <w:pPr>
+        <w:jc w:val="both"/>
+        <w:rPr>
+          <w:rFonts w:cs="Carlito"/>
+          <w:sz w:val="32"/>
+          <w:szCs w:val="32"/>
+        </w:rPr>
+      </w:pPr>
+      <w:r>
+        <w:rPr>
+          <w:rFonts w:cs="Carlito"/>
+          <w:sz w:val="32"/>
+          <w:szCs w:val="32"/>
         </w:rPr>
         <w:t>Summary:</w:t>
       </w:r>
@@ -1354,8 +1668,8 @@
         <w:tblLook w:val="04A0" w:firstRow="1" w:lastRow="0" w:firstColumn="1" w:lastColumn="0" w:noHBand="0" w:noVBand="1"/>
       </w:tblPr>
       <w:tblGrid>
-        <w:gridCol w:w="4406"/>
-        <w:gridCol w:w="4610"/>
+        <w:gridCol w:w="4448"/>
+        <w:gridCol w:w="4568"/>
       </w:tblGrid>
       <w:tr>
         <w:trPr>
@@ -1372,16 +1686,16 @@
               <w:spacing w:after="160" w:line="278" w:lineRule="auto"/>
               <w:jc w:val="both"/>
               <w:rPr>
-                <w:rFonts w:ascii="Carlito" w:hAnsi="Carlito" w:cs="Carlito"/>
-                <w:sz w:val="34"/>
-                <w:szCs w:val="34"/>
+                <w:rFonts w:cs="Carlito"/>
+                <w:sz w:val="32"/>
+                <w:szCs w:val="32"/>
               </w:rPr>
             </w:pPr>
             <w:r>
               <w:rPr>
-                <w:rFonts w:ascii="Carlito" w:hAnsi="Carlito" w:cs="Carlito"/>
-                <w:sz w:val="34"/>
-                <w:szCs w:val="34"/>
+                <w:rFonts w:cs="Carlito"/>
+                <w:sz w:val="32"/>
+                <w:szCs w:val="32"/>
               </w:rPr>
               <w:t>Normal Function</w:t>
             </w:r>
@@ -1398,16 +1712,16 @@
               <w:jc w:val="both"/>
               <w:cnfStyle w:val="100000000000" w:firstRow="1" w:lastRow="0" w:firstColumn="0" w:lastColumn="0" w:oddVBand="0" w:evenVBand="0" w:oddHBand="0" w:evenHBand="0" w:firstRowFirstColumn="0" w:firstRowLastColumn="0" w:lastRowFirstColumn="0" w:lastRowLastColumn="0"/>
               <w:rPr>
-                <w:rFonts w:ascii="Carlito" w:hAnsi="Carlito" w:cs="Carlito"/>
-                <w:sz w:val="34"/>
-                <w:szCs w:val="34"/>
+                <w:rFonts w:cs="Carlito"/>
+                <w:sz w:val="32"/>
+                <w:szCs w:val="32"/>
               </w:rPr>
             </w:pPr>
             <w:r>
               <w:rPr>
-                <w:rFonts w:ascii="Carlito" w:hAnsi="Carlito" w:cs="Carlito"/>
-                <w:sz w:val="34"/>
-                <w:szCs w:val="34"/>
+                <w:rFonts w:cs="Carlito"/>
+                <w:sz w:val="32"/>
+                <w:szCs w:val="32"/>
               </w:rPr>
               <w:t>Lambda Function</w:t>
             </w:r>
@@ -1429,38 +1743,38 @@
               <w:spacing w:after="160" w:line="278" w:lineRule="auto"/>
               <w:jc w:val="both"/>
               <w:rPr>
-                <w:rFonts w:ascii="Carlito" w:hAnsi="Carlito" w:cs="Carlito"/>
+                <w:rFonts w:cs="Carlito"/>
                 <w:b w:val="0"/>
                 <w:bCs w:val="0"/>
-                <w:sz w:val="34"/>
-                <w:szCs w:val="34"/>
+                <w:sz w:val="32"/>
+                <w:szCs w:val="32"/>
               </w:rPr>
             </w:pPr>
             <w:r>
               <w:rPr>
-                <w:rFonts w:ascii="Carlito" w:hAnsi="Carlito" w:cs="Carlito"/>
+                <w:rFonts w:cs="Carlito"/>
                 <w:b w:val="0"/>
                 <w:bCs w:val="0"/>
-                <w:sz w:val="34"/>
-                <w:szCs w:val="34"/>
+                <w:sz w:val="32"/>
+                <w:szCs w:val="32"/>
               </w:rPr>
               <w:t>Has a name (</w:t>
             </w:r>
             <w:r>
               <w:rPr>
-                <w:rFonts w:ascii="Carlito" w:hAnsi="Carlito" w:cs="Carlito"/>
-                <w:sz w:val="34"/>
-                <w:szCs w:val="34"/>
+                <w:rFonts w:cs="Carlito"/>
+                <w:sz w:val="32"/>
+                <w:szCs w:val="32"/>
               </w:rPr>
               <w:t>def</w:t>
             </w:r>
             <w:r>
               <w:rPr>
-                <w:rFonts w:ascii="Carlito" w:hAnsi="Carlito" w:cs="Carlito"/>
+                <w:rFonts w:cs="Carlito"/>
                 <w:b w:val="0"/>
                 <w:bCs w:val="0"/>
-                <w:sz w:val="34"/>
-                <w:szCs w:val="34"/>
+                <w:sz w:val="32"/>
+                <w:szCs w:val="32"/>
               </w:rPr>
               <w:t>)</w:t>
             </w:r>
@@ -1477,34 +1791,34 @@
               <w:jc w:val="both"/>
               <w:cnfStyle w:val="000000100000" w:firstRow="0" w:lastRow="0" w:firstColumn="0" w:lastColumn="0" w:oddVBand="0" w:evenVBand="0" w:oddHBand="1" w:evenHBand="0" w:firstRowFirstColumn="0" w:firstRowLastColumn="0" w:lastRowFirstColumn="0" w:lastRowLastColumn="0"/>
               <w:rPr>
-                <w:rFonts w:ascii="Carlito" w:hAnsi="Carlito" w:cs="Carlito"/>
-                <w:sz w:val="34"/>
-                <w:szCs w:val="34"/>
+                <w:rFonts w:cs="Carlito"/>
+                <w:sz w:val="32"/>
+                <w:szCs w:val="32"/>
               </w:rPr>
             </w:pPr>
             <w:r>
               <w:rPr>
-                <w:rFonts w:ascii="Carlito" w:hAnsi="Carlito" w:cs="Carlito"/>
-                <w:sz w:val="34"/>
-                <w:szCs w:val="34"/>
+                <w:rFonts w:cs="Carlito"/>
+                <w:sz w:val="32"/>
+                <w:szCs w:val="32"/>
               </w:rPr>
               <w:t>Anonymous (</w:t>
             </w:r>
             <w:r>
               <w:rPr>
-                <w:rFonts w:ascii="Carlito" w:hAnsi="Carlito" w:cs="Carlito"/>
+                <w:rFonts w:cs="Carlito"/>
                 <w:b/>
                 <w:bCs/>
-                <w:sz w:val="34"/>
-                <w:szCs w:val="34"/>
+                <w:sz w:val="32"/>
+                <w:szCs w:val="32"/>
               </w:rPr>
               <w:t>lambda</w:t>
             </w:r>
             <w:r>
               <w:rPr>
-                <w:rFonts w:ascii="Carlito" w:hAnsi="Carlito" w:cs="Carlito"/>
-                <w:sz w:val="34"/>
-                <w:szCs w:val="34"/>
+                <w:rFonts w:cs="Carlito"/>
+                <w:sz w:val="32"/>
+                <w:szCs w:val="32"/>
               </w:rPr>
               <w:t>)</w:t>
             </w:r>
@@ -1523,20 +1837,20 @@
               <w:spacing w:after="160" w:line="278" w:lineRule="auto"/>
               <w:jc w:val="both"/>
               <w:rPr>
-                <w:rFonts w:ascii="Carlito" w:hAnsi="Carlito" w:cs="Carlito"/>
+                <w:rFonts w:cs="Carlito"/>
                 <w:b w:val="0"/>
                 <w:bCs w:val="0"/>
-                <w:sz w:val="34"/>
-                <w:szCs w:val="34"/>
+                <w:sz w:val="32"/>
+                <w:szCs w:val="32"/>
               </w:rPr>
             </w:pPr>
             <w:r>
               <w:rPr>
-                <w:rFonts w:ascii="Carlito" w:hAnsi="Carlito" w:cs="Carlito"/>
+                <w:rFonts w:cs="Carlito"/>
                 <w:b w:val="0"/>
                 <w:bCs w:val="0"/>
-                <w:sz w:val="34"/>
-                <w:szCs w:val="34"/>
+                <w:sz w:val="32"/>
+                <w:szCs w:val="32"/>
               </w:rPr>
               <w:t>Can contain multiple statements</w:t>
             </w:r>
@@ -1553,16 +1867,16 @@
               <w:jc w:val="both"/>
               <w:cnfStyle w:val="000000000000" w:firstRow="0" w:lastRow="0" w:firstColumn="0" w:lastColumn="0" w:oddVBand="0" w:evenVBand="0" w:oddHBand="0" w:evenHBand="0" w:firstRowFirstColumn="0" w:firstRowLastColumn="0" w:lastRowFirstColumn="0" w:lastRowLastColumn="0"/>
               <w:rPr>
-                <w:rFonts w:ascii="Carlito" w:hAnsi="Carlito" w:cs="Carlito"/>
-                <w:sz w:val="34"/>
-                <w:szCs w:val="34"/>
+                <w:rFonts w:cs="Carlito"/>
+                <w:sz w:val="32"/>
+                <w:szCs w:val="32"/>
               </w:rPr>
             </w:pPr>
             <w:r>
               <w:rPr>
-                <w:rFonts w:ascii="Carlito" w:hAnsi="Carlito" w:cs="Carlito"/>
-                <w:sz w:val="34"/>
-                <w:szCs w:val="34"/>
+                <w:rFonts w:cs="Carlito"/>
+                <w:sz w:val="32"/>
+                <w:szCs w:val="32"/>
               </w:rPr>
               <w:t>Only one expression</w:t>
             </w:r>
@@ -1584,28 +1898,28 @@
               <w:spacing w:after="160" w:line="278" w:lineRule="auto"/>
               <w:jc w:val="both"/>
               <w:rPr>
-                <w:rFonts w:ascii="Carlito" w:hAnsi="Carlito" w:cs="Carlito"/>
+                <w:rFonts w:cs="Carlito"/>
                 <w:b w:val="0"/>
                 <w:bCs w:val="0"/>
-                <w:sz w:val="34"/>
-                <w:szCs w:val="34"/>
+                <w:sz w:val="32"/>
+                <w:szCs w:val="32"/>
               </w:rPr>
             </w:pPr>
             <w:r>
               <w:rPr>
-                <w:rFonts w:ascii="Carlito" w:hAnsi="Carlito" w:cs="Carlito"/>
+                <w:rFonts w:cs="Carlito"/>
                 <w:b w:val="0"/>
                 <w:bCs w:val="0"/>
-                <w:sz w:val="34"/>
-                <w:szCs w:val="34"/>
+                <w:sz w:val="32"/>
+                <w:szCs w:val="32"/>
               </w:rPr>
               <w:t xml:space="preserve">Uses </w:t>
             </w:r>
             <w:r>
               <w:rPr>
-                <w:rFonts w:ascii="Carlito" w:hAnsi="Carlito" w:cs="Carlito"/>
-                <w:sz w:val="34"/>
-                <w:szCs w:val="34"/>
+                <w:rFonts w:cs="Carlito"/>
+                <w:sz w:val="32"/>
+                <w:szCs w:val="32"/>
               </w:rPr>
               <w:t>return</w:t>
             </w:r>
@@ -1622,16 +1936,16 @@
               <w:jc w:val="both"/>
               <w:cnfStyle w:val="000000100000" w:firstRow="0" w:lastRow="0" w:firstColumn="0" w:lastColumn="0" w:oddVBand="0" w:evenVBand="0" w:oddHBand="1" w:evenHBand="0" w:firstRowFirstColumn="0" w:firstRowLastColumn="0" w:lastRowFirstColumn="0" w:lastRowLastColumn="0"/>
               <w:rPr>
-                <w:rFonts w:ascii="Carlito" w:hAnsi="Carlito" w:cs="Carlito"/>
-                <w:sz w:val="34"/>
-                <w:szCs w:val="34"/>
+                <w:rFonts w:cs="Carlito"/>
+                <w:sz w:val="32"/>
+                <w:szCs w:val="32"/>
               </w:rPr>
             </w:pPr>
             <w:r>
               <w:rPr>
-                <w:rFonts w:ascii="Carlito" w:hAnsi="Carlito" w:cs="Carlito"/>
-                <w:sz w:val="34"/>
-                <w:szCs w:val="34"/>
+                <w:rFonts w:cs="Carlito"/>
+                <w:sz w:val="32"/>
+                <w:szCs w:val="32"/>
               </w:rPr>
               <w:t>Returns automatically</w:t>
             </w:r>
@@ -1650,20 +1964,20 @@
               <w:spacing w:after="160" w:line="278" w:lineRule="auto"/>
               <w:jc w:val="both"/>
               <w:rPr>
-                <w:rFonts w:ascii="Carlito" w:hAnsi="Carlito" w:cs="Carlito"/>
+                <w:rFonts w:cs="Carlito"/>
                 <w:b w:val="0"/>
                 <w:bCs w:val="0"/>
-                <w:sz w:val="34"/>
-                <w:szCs w:val="34"/>
+                <w:sz w:val="32"/>
+                <w:szCs w:val="32"/>
               </w:rPr>
             </w:pPr>
             <w:r>
               <w:rPr>
-                <w:rFonts w:ascii="Carlito" w:hAnsi="Carlito" w:cs="Carlito"/>
+                <w:rFonts w:cs="Carlito"/>
                 <w:b w:val="0"/>
                 <w:bCs w:val="0"/>
-                <w:sz w:val="34"/>
-                <w:szCs w:val="34"/>
+                <w:sz w:val="32"/>
+                <w:szCs w:val="32"/>
               </w:rPr>
               <w:t>Better for complex logic</w:t>
             </w:r>
@@ -1680,16 +1994,16 @@
               <w:jc w:val="both"/>
               <w:cnfStyle w:val="000000000000" w:firstRow="0" w:lastRow="0" w:firstColumn="0" w:lastColumn="0" w:oddVBand="0" w:evenVBand="0" w:oddHBand="0" w:evenHBand="0" w:firstRowFirstColumn="0" w:firstRowLastColumn="0" w:lastRowFirstColumn="0" w:lastRowLastColumn="0"/>
               <w:rPr>
-                <w:rFonts w:ascii="Carlito" w:hAnsi="Carlito" w:cs="Carlito"/>
-                <w:sz w:val="34"/>
-                <w:szCs w:val="34"/>
+                <w:rFonts w:cs="Carlito"/>
+                <w:sz w:val="32"/>
+                <w:szCs w:val="32"/>
               </w:rPr>
             </w:pPr>
             <w:r>
               <w:rPr>
-                <w:rFonts w:ascii="Carlito" w:hAnsi="Carlito" w:cs="Carlito"/>
-                <w:sz w:val="34"/>
-                <w:szCs w:val="34"/>
+                <w:rFonts w:cs="Carlito"/>
+                <w:sz w:val="32"/>
+                <w:szCs w:val="32"/>
               </w:rPr>
               <w:t>Best for short, one-time functions</w:t>
             </w:r>
@@ -1701,19 +2015,9 @@
       <w:pPr>
         <w:jc w:val="both"/>
         <w:rPr>
-          <w:rFonts w:ascii="Carlito" w:hAnsi="Carlito" w:cs="Carlito"/>
-          <w:sz w:val="34"/>
-          <w:szCs w:val="34"/>
-        </w:rPr>
-      </w:pPr>
-    </w:p>
-    <w:p>
-      <w:pPr>
-        <w:jc w:val="both"/>
-        <w:rPr>
-          <w:rFonts w:ascii="Carlito" w:hAnsi="Carlito" w:cs="Carlito"/>
-          <w:sz w:val="34"/>
-          <w:szCs w:val="34"/>
+          <w:rFonts w:cs="Carlito"/>
+          <w:sz w:val="32"/>
+          <w:szCs w:val="32"/>
         </w:rPr>
       </w:pPr>
     </w:p>
@@ -1721,16 +2025,16 @@
       <w:pPr>
         <w:jc w:val="center"/>
         <w:rPr>
-          <w:rFonts w:ascii="Carlito" w:hAnsi="Carlito" w:cs="Carlito"/>
-          <w:sz w:val="34"/>
-          <w:szCs w:val="34"/>
-        </w:rPr>
-      </w:pPr>
-      <w:r>
-        <w:rPr>
-          <w:rFonts w:ascii="Carlito" w:hAnsi="Carlito" w:cs="Carlito"/>
-          <w:sz w:val="34"/>
-          <w:szCs w:val="34"/>
+          <w:rFonts w:cs="Carlito"/>
+          <w:sz w:val="32"/>
+          <w:szCs w:val="32"/>
+        </w:rPr>
+      </w:pPr>
+      <w:r>
+        <w:rPr>
+          <w:rFonts w:cs="Carlito"/>
+          <w:sz w:val="32"/>
+          <w:szCs w:val="32"/>
         </w:rPr>
         <w:t>Break</w:t>
       </w:r>
@@ -1739,42 +2043,31 @@
       <w:pPr>
         <w:jc w:val="both"/>
         <w:rPr>
-          <w:rFonts w:ascii="Carlito" w:hAnsi="Carlito" w:cs="Carlito"/>
-          <w:sz w:val="34"/>
-          <w:szCs w:val="34"/>
-        </w:rPr>
-      </w:pPr>
-    </w:p>
-    <w:p>
-      <w:pPr>
-        <w:jc w:val="both"/>
-        <w:rPr>
-          <w:rFonts w:ascii="Carlito" w:hAnsi="Carlito" w:cs="Carlito"/>
-          <w:sz w:val="34"/>
-          <w:szCs w:val="34"/>
-        </w:rPr>
-      </w:pPr>
-    </w:p>
-    <w:p>
-      <w:pPr>
-        <w:jc w:val="both"/>
-        <w:rPr>
-          <w:rFonts w:ascii="Carlito" w:hAnsi="Carlito" w:cs="Carlito"/>
-          <w:b/>
-          <w:bCs/>
-          <w:sz w:val="34"/>
-          <w:szCs w:val="34"/>
-        </w:rPr>
-      </w:pPr>
-      <w:r>
-        <w:rPr>
-          <w:rFonts w:ascii="Carlito" w:hAnsi="Carlito" w:cs="Carlito"/>
-          <w:b/>
-          <w:bCs/>
-          <w:sz w:val="34"/>
-          <w:szCs w:val="34"/>
-        </w:rPr>
-        <w:lastRenderedPageBreak/>
+          <w:rFonts w:cs="Carlito"/>
+          <w:sz w:val="32"/>
+          <w:szCs w:val="32"/>
+        </w:rPr>
+      </w:pPr>
+    </w:p>
+    <w:p>
+      <w:pPr>
+        <w:jc w:val="both"/>
+        <w:rPr>
+          <w:rFonts w:cs="Carlito"/>
+          <w:b/>
+          <w:bCs/>
+          <w:sz w:val="32"/>
+          <w:szCs w:val="32"/>
+        </w:rPr>
+      </w:pPr>
+      <w:r>
+        <w:rPr>
+          <w:rFonts w:cs="Carlito"/>
+          <w:b/>
+          <w:bCs/>
+          <w:sz w:val="32"/>
+          <w:szCs w:val="32"/>
+        </w:rPr>
         <w:t>Callback Methods in Python:</w:t>
       </w:r>
     </w:p>
@@ -1782,52 +2075,64 @@
       <w:pPr>
         <w:jc w:val="both"/>
         <w:rPr>
-          <w:rFonts w:ascii="Carlito" w:hAnsi="Carlito" w:cs="Carlito"/>
-          <w:sz w:val="34"/>
-          <w:szCs w:val="34"/>
-        </w:rPr>
-      </w:pPr>
-      <w:r>
-        <w:rPr>
-          <w:rFonts w:ascii="Carlito" w:hAnsi="Carlito" w:cs="Carlito"/>
-          <w:sz w:val="34"/>
-          <w:szCs w:val="34"/>
+          <w:rFonts w:cs="Carlito"/>
+          <w:sz w:val="32"/>
+          <w:szCs w:val="32"/>
+        </w:rPr>
+      </w:pPr>
+      <w:r>
+        <w:rPr>
+          <w:rFonts w:cs="Carlito"/>
+          <w:sz w:val="32"/>
+          <w:szCs w:val="32"/>
         </w:rPr>
         <w:t># Functions are first-class objects in Python (No need for special type like</w:t>
       </w:r>
       <w:r>
         <w:rPr>
-          <w:rFonts w:ascii="Carlito" w:hAnsi="Carlito" w:cs="Carlito"/>
-          <w:b/>
-          <w:bCs/>
-          <w:sz w:val="34"/>
-          <w:szCs w:val="34"/>
+          <w:rFonts w:cs="Carlito"/>
+          <w:b/>
+          <w:bCs/>
+          <w:sz w:val="32"/>
+          <w:szCs w:val="32"/>
         </w:rPr>
         <w:t xml:space="preserve"> Dart</w:t>
       </w:r>
       <w:r>
         <w:rPr>
-          <w:rFonts w:ascii="Carlito" w:hAnsi="Carlito" w:cs="Carlito"/>
-          <w:sz w:val="34"/>
-          <w:szCs w:val="34"/>
+          <w:rFonts w:cs="Carlito"/>
+          <w:sz w:val="32"/>
+          <w:szCs w:val="32"/>
         </w:rPr>
         <w:t>’s</w:t>
       </w:r>
       <w:r>
         <w:rPr>
-          <w:rFonts w:ascii="Carlito" w:hAnsi="Carlito" w:cs="Carlito"/>
-          <w:b/>
-          <w:bCs/>
-          <w:sz w:val="34"/>
-          <w:szCs w:val="34"/>
-        </w:rPr>
-        <w:t xml:space="preserve"> VoidCallback</w:t>
-      </w:r>
-      <w:r>
-        <w:rPr>
-          <w:rFonts w:ascii="Carlito" w:hAnsi="Carlito" w:cs="Carlito"/>
-          <w:sz w:val="34"/>
-          <w:szCs w:val="34"/>
+          <w:rFonts w:cs="Carlito"/>
+          <w:b/>
+          <w:bCs/>
+          <w:sz w:val="32"/>
+          <w:szCs w:val="32"/>
+        </w:rPr>
+        <w:t xml:space="preserve"> </w:t>
+      </w:r>
+      <w:proofErr w:type="spellStart"/>
+      <w:r>
+        <w:rPr>
+          <w:rFonts w:cs="Carlito"/>
+          <w:b/>
+          <w:bCs/>
+          <w:sz w:val="32"/>
+          <w:szCs w:val="32"/>
+        </w:rPr>
+        <w:t>VoidCallback</w:t>
+      </w:r>
+      <w:proofErr w:type="spellEnd"/>
+      <w:r>
+        <w:rPr>
+          <w:rFonts w:cs="Carlito"/>
+          <w:sz w:val="32"/>
+          <w:szCs w:val="32"/>
         </w:rPr>
         <w:t>)</w:t>
       </w:r>
@@ -1836,16 +2141,16 @@
       <w:pPr>
         <w:jc w:val="both"/>
         <w:rPr>
-          <w:rFonts w:ascii="Carlito" w:hAnsi="Carlito" w:cs="Carlito"/>
-          <w:sz w:val="34"/>
-          <w:szCs w:val="34"/>
-        </w:rPr>
-      </w:pPr>
-      <w:r>
-        <w:rPr>
-          <w:rFonts w:ascii="Carlito" w:hAnsi="Carlito" w:cs="Carlito"/>
-          <w:sz w:val="34"/>
-          <w:szCs w:val="34"/>
+          <w:rFonts w:cs="Carlito"/>
+          <w:sz w:val="32"/>
+          <w:szCs w:val="32"/>
+        </w:rPr>
+      </w:pPr>
+      <w:r>
+        <w:rPr>
+          <w:rFonts w:cs="Carlito"/>
+          <w:sz w:val="32"/>
+          <w:szCs w:val="32"/>
         </w:rPr>
         <w:t># This means we can:</w:t>
       </w:r>
@@ -1859,16 +2164,16 @@
         </w:numPr>
         <w:jc w:val="both"/>
         <w:rPr>
-          <w:rFonts w:ascii="Carlito" w:hAnsi="Carlito" w:cs="Carlito"/>
-          <w:sz w:val="34"/>
-          <w:szCs w:val="34"/>
-        </w:rPr>
-      </w:pPr>
-      <w:r>
-        <w:rPr>
-          <w:rFonts w:ascii="Carlito" w:hAnsi="Carlito" w:cs="Carlito"/>
-          <w:sz w:val="34"/>
-          <w:szCs w:val="34"/>
+          <w:rFonts w:cs="Carlito"/>
+          <w:sz w:val="32"/>
+          <w:szCs w:val="32"/>
+        </w:rPr>
+      </w:pPr>
+      <w:r>
+        <w:rPr>
+          <w:rFonts w:cs="Carlito"/>
+          <w:sz w:val="32"/>
+          <w:szCs w:val="32"/>
         </w:rPr>
         <w:t>Store a function in a variable</w:t>
       </w:r>
@@ -1882,16 +2187,16 @@
         </w:numPr>
         <w:jc w:val="both"/>
         <w:rPr>
-          <w:rFonts w:ascii="Carlito" w:hAnsi="Carlito" w:cs="Carlito"/>
-          <w:sz w:val="34"/>
-          <w:szCs w:val="34"/>
-        </w:rPr>
-      </w:pPr>
-      <w:r>
-        <w:rPr>
-          <w:rFonts w:ascii="Carlito" w:hAnsi="Carlito" w:cs="Carlito"/>
-          <w:sz w:val="34"/>
-          <w:szCs w:val="34"/>
+          <w:rFonts w:cs="Carlito"/>
+          <w:sz w:val="32"/>
+          <w:szCs w:val="32"/>
+        </w:rPr>
+      </w:pPr>
+      <w:r>
+        <w:rPr>
+          <w:rFonts w:cs="Carlito"/>
+          <w:sz w:val="32"/>
+          <w:szCs w:val="32"/>
         </w:rPr>
         <w:t>Pass a function as an argument</w:t>
       </w:r>
@@ -1905,16 +2210,16 @@
         </w:numPr>
         <w:jc w:val="both"/>
         <w:rPr>
-          <w:rFonts w:ascii="Carlito" w:hAnsi="Carlito" w:cs="Carlito"/>
-          <w:sz w:val="34"/>
-          <w:szCs w:val="34"/>
-        </w:rPr>
-      </w:pPr>
-      <w:r>
-        <w:rPr>
-          <w:rFonts w:ascii="Carlito" w:hAnsi="Carlito" w:cs="Carlito"/>
-          <w:sz w:val="34"/>
-          <w:szCs w:val="34"/>
+          <w:rFonts w:cs="Carlito"/>
+          <w:sz w:val="32"/>
+          <w:szCs w:val="32"/>
+        </w:rPr>
+      </w:pPr>
+      <w:r>
+        <w:rPr>
+          <w:rFonts w:cs="Carlito"/>
+          <w:sz w:val="32"/>
+          <w:szCs w:val="32"/>
         </w:rPr>
         <w:t>Return a function from another function</w:t>
       </w:r>
@@ -1923,26 +2228,36 @@
       <w:pPr>
         <w:jc w:val="both"/>
         <w:rPr>
-          <w:rFonts w:ascii="Carlito" w:hAnsi="Carlito" w:cs="Carlito"/>
-          <w:sz w:val="34"/>
-          <w:szCs w:val="34"/>
-        </w:rPr>
-      </w:pPr>
-    </w:p>
-    <w:p>
-      <w:pPr>
-        <w:jc w:val="both"/>
-        <w:rPr>
-          <w:rFonts w:ascii="Carlito" w:hAnsi="Carlito" w:cs="Carlito"/>
-          <w:sz w:val="34"/>
-          <w:szCs w:val="34"/>
-        </w:rPr>
-      </w:pPr>
-      <w:r>
-        <w:rPr>
-          <w:rFonts w:ascii="Carlito" w:hAnsi="Carlito" w:cs="Carlito"/>
-          <w:sz w:val="34"/>
-          <w:szCs w:val="34"/>
+          <w:rFonts w:cs="Carlito"/>
+          <w:sz w:val="32"/>
+          <w:szCs w:val="32"/>
+        </w:rPr>
+      </w:pPr>
+    </w:p>
+    <w:p>
+      <w:pPr>
+        <w:jc w:val="both"/>
+        <w:rPr>
+          <w:rFonts w:cs="Carlito"/>
+          <w:sz w:val="32"/>
+          <w:szCs w:val="32"/>
+        </w:rPr>
+      </w:pPr>
+    </w:p>
+    <w:p>
+      <w:pPr>
+        <w:jc w:val="both"/>
+        <w:rPr>
+          <w:rFonts w:cs="Carlito"/>
+          <w:sz w:val="32"/>
+          <w:szCs w:val="32"/>
+        </w:rPr>
+      </w:pPr>
+      <w:r>
+        <w:rPr>
+          <w:rFonts w:cs="Carlito"/>
+          <w:sz w:val="32"/>
+          <w:szCs w:val="32"/>
         </w:rPr>
         <w:t>Python Callback:</w:t>
       </w:r>
@@ -1951,70 +2266,82 @@
       <w:pPr>
         <w:jc w:val="both"/>
         <w:rPr>
-          <w:rFonts w:ascii="Carlito" w:hAnsi="Carlito" w:cs="Carlito"/>
-          <w:sz w:val="34"/>
-          <w:szCs w:val="34"/>
-        </w:rPr>
-      </w:pPr>
-      <w:r>
-        <w:rPr>
-          <w:rFonts w:ascii="Carlito" w:hAnsi="Carlito" w:cs="Carlito"/>
-          <w:sz w:val="34"/>
-          <w:szCs w:val="34"/>
+          <w:rFonts w:cs="Carlito"/>
+          <w:sz w:val="32"/>
+          <w:szCs w:val="32"/>
+        </w:rPr>
+      </w:pPr>
+      <w:r>
+        <w:rPr>
+          <w:rFonts w:cs="Carlito"/>
+          <w:sz w:val="32"/>
+          <w:szCs w:val="32"/>
         </w:rPr>
         <w:t xml:space="preserve"># Here </w:t>
       </w:r>
-      <w:r>
-        <w:rPr>
-          <w:rFonts w:ascii="Carlito" w:hAnsi="Carlito" w:cs="Carlito"/>
-          <w:b/>
-          <w:bCs/>
-          <w:sz w:val="34"/>
-          <w:szCs w:val="34"/>
+      <w:proofErr w:type="gramStart"/>
+      <w:r>
+        <w:rPr>
+          <w:rFonts w:cs="Carlito"/>
+          <w:b/>
+          <w:bCs/>
+          <w:sz w:val="32"/>
+          <w:szCs w:val="32"/>
+        </w:rPr>
+        <w:t>greet(</w:t>
+      </w:r>
+      <w:proofErr w:type="gramEnd"/>
+      <w:r>
+        <w:rPr>
+          <w:rFonts w:cs="Carlito"/>
+          <w:b/>
+          <w:bCs/>
+          <w:sz w:val="32"/>
+          <w:szCs w:val="32"/>
+        </w:rPr>
+        <w:t>)</w:t>
+      </w:r>
+      <w:r>
+        <w:rPr>
+          <w:rFonts w:cs="Carlito"/>
+          <w:sz w:val="32"/>
+          <w:szCs w:val="32"/>
+        </w:rPr>
+        <w:t xml:space="preserve"> function takes the </w:t>
+      </w:r>
+      <w:r>
+        <w:rPr>
+          <w:rFonts w:cs="Carlito"/>
+          <w:b/>
+          <w:bCs/>
+          <w:sz w:val="32"/>
+          <w:szCs w:val="32"/>
+        </w:rPr>
+        <w:t>done</w:t>
+      </w:r>
+      <w:r>
+        <w:rPr>
+          <w:rFonts w:cs="Carlito"/>
+          <w:sz w:val="32"/>
+          <w:szCs w:val="32"/>
+        </w:rPr>
+        <w:t xml:space="preserve"> function itself as a parameter and can be called in the </w:t>
+      </w:r>
+      <w:r>
+        <w:rPr>
+          <w:rFonts w:cs="Carlito"/>
+          <w:b/>
+          <w:bCs/>
+          <w:sz w:val="32"/>
+          <w:szCs w:val="32"/>
         </w:rPr>
         <w:t>greet()</w:t>
       </w:r>
       <w:r>
         <w:rPr>
-          <w:rFonts w:ascii="Carlito" w:hAnsi="Carlito" w:cs="Carlito"/>
-          <w:sz w:val="34"/>
-          <w:szCs w:val="34"/>
-        </w:rPr>
-        <w:t xml:space="preserve"> function takes the </w:t>
-      </w:r>
-      <w:r>
-        <w:rPr>
-          <w:rFonts w:ascii="Carlito" w:hAnsi="Carlito" w:cs="Carlito"/>
-          <w:b/>
-          <w:bCs/>
-          <w:sz w:val="34"/>
-          <w:szCs w:val="34"/>
-        </w:rPr>
-        <w:t>done</w:t>
-      </w:r>
-      <w:r>
-        <w:rPr>
-          <w:rFonts w:ascii="Carlito" w:hAnsi="Carlito" w:cs="Carlito"/>
-          <w:sz w:val="34"/>
-          <w:szCs w:val="34"/>
-        </w:rPr>
-        <w:t xml:space="preserve"> function itself as a parameter and can be called in the </w:t>
-      </w:r>
-      <w:r>
-        <w:rPr>
-          <w:rFonts w:ascii="Carlito" w:hAnsi="Carlito" w:cs="Carlito"/>
-          <w:b/>
-          <w:bCs/>
-          <w:sz w:val="34"/>
-          <w:szCs w:val="34"/>
-        </w:rPr>
-        <w:t>greet()</w:t>
-      </w:r>
-      <w:r>
-        <w:rPr>
-          <w:rFonts w:ascii="Carlito" w:hAnsi="Carlito" w:cs="Carlito"/>
-          <w:sz w:val="34"/>
-          <w:szCs w:val="34"/>
+          <w:rFonts w:cs="Carlito"/>
+          <w:sz w:val="32"/>
+          <w:szCs w:val="32"/>
         </w:rPr>
         <w:t xml:space="preserve"> function</w:t>
       </w:r>
@@ -2023,22 +2350,22 @@
       <w:pPr>
         <w:jc w:val="both"/>
         <w:rPr>
-          <w:rFonts w:ascii="Carlito" w:hAnsi="Carlito" w:cs="Carlito"/>
-          <w:b/>
-          <w:bCs/>
-          <w:color w:val="D86DCB" w:themeColor="accent5" w:themeTint="99"/>
-          <w:sz w:val="34"/>
-          <w:szCs w:val="34"/>
-        </w:rPr>
-      </w:pPr>
-      <w:r>
-        <w:rPr>
-          <w:rFonts w:ascii="Carlito" w:hAnsi="Carlito" w:cs="Carlito"/>
-          <w:b/>
-          <w:bCs/>
-          <w:color w:val="D86DCB" w:themeColor="accent5" w:themeTint="99"/>
-          <w:sz w:val="34"/>
-          <w:szCs w:val="34"/>
+          <w:rFonts w:cs="Carlito"/>
+          <w:b/>
+          <w:bCs/>
+          <w:color w:val="D86DCB" w:themeColor="accent5" w:themeTint="99"/>
+          <w:sz w:val="32"/>
+          <w:szCs w:val="32"/>
+        </w:rPr>
+      </w:pPr>
+      <w:r>
+        <w:rPr>
+          <w:rFonts w:cs="Carlito"/>
+          <w:b/>
+          <w:bCs/>
+          <w:color w:val="D86DCB" w:themeColor="accent5" w:themeTint="99"/>
+          <w:sz w:val="32"/>
+          <w:szCs w:val="32"/>
         </w:rPr>
         <w:t>def greet(callback):</w:t>
       </w:r>
@@ -2047,22 +2374,22 @@
       <w:pPr>
         <w:jc w:val="both"/>
         <w:rPr>
-          <w:rFonts w:ascii="Carlito" w:hAnsi="Carlito" w:cs="Carlito"/>
-          <w:b/>
-          <w:bCs/>
-          <w:color w:val="D86DCB" w:themeColor="accent5" w:themeTint="99"/>
-          <w:sz w:val="34"/>
-          <w:szCs w:val="34"/>
-        </w:rPr>
-      </w:pPr>
-      <w:r>
-        <w:rPr>
-          <w:rFonts w:ascii="Carlito" w:hAnsi="Carlito" w:cs="Carlito"/>
-          <w:b/>
-          <w:bCs/>
-          <w:color w:val="D86DCB" w:themeColor="accent5" w:themeTint="99"/>
-          <w:sz w:val="34"/>
-          <w:szCs w:val="34"/>
+          <w:rFonts w:cs="Carlito"/>
+          <w:b/>
+          <w:bCs/>
+          <w:color w:val="D86DCB" w:themeColor="accent5" w:themeTint="99"/>
+          <w:sz w:val="32"/>
+          <w:szCs w:val="32"/>
+        </w:rPr>
+      </w:pPr>
+      <w:r>
+        <w:rPr>
+          <w:rFonts w:cs="Carlito"/>
+          <w:b/>
+          <w:bCs/>
+          <w:color w:val="D86DCB" w:themeColor="accent5" w:themeTint="99"/>
+          <w:sz w:val="32"/>
+          <w:szCs w:val="32"/>
         </w:rPr>
         <w:t xml:space="preserve">    print("Hello")</w:t>
       </w:r>
@@ -2071,70 +2398,131 @@
       <w:pPr>
         <w:jc w:val="both"/>
         <w:rPr>
-          <w:rFonts w:ascii="Carlito" w:hAnsi="Carlito" w:cs="Carlito"/>
-          <w:b/>
-          <w:bCs/>
-          <w:color w:val="D86DCB" w:themeColor="accent5" w:themeTint="99"/>
-          <w:sz w:val="34"/>
-          <w:szCs w:val="34"/>
-        </w:rPr>
-      </w:pPr>
-      <w:r>
-        <w:rPr>
-          <w:rFonts w:ascii="Carlito" w:hAnsi="Carlito" w:cs="Carlito"/>
-          <w:b/>
-          <w:bCs/>
-          <w:color w:val="D86DCB" w:themeColor="accent5" w:themeTint="99"/>
-          <w:sz w:val="34"/>
-          <w:szCs w:val="34"/>
-        </w:rPr>
-        <w:t xml:space="preserve">    callback()</w:t>
-      </w:r>
-    </w:p>
-    <w:p>
-      <w:pPr>
-        <w:jc w:val="both"/>
-        <w:rPr>
-          <w:rFonts w:ascii="Carlito" w:hAnsi="Carlito" w:cs="Carlito"/>
-          <w:b/>
-          <w:bCs/>
-          <w:color w:val="D86DCB" w:themeColor="accent5" w:themeTint="99"/>
-          <w:sz w:val="34"/>
-          <w:szCs w:val="34"/>
-        </w:rPr>
-      </w:pPr>
-      <w:r>
-        <w:rPr>
-          <w:rFonts w:ascii="Carlito" w:hAnsi="Carlito" w:cs="Carlito"/>
-          <w:b/>
-          <w:bCs/>
-          <w:color w:val="D86DCB" w:themeColor="accent5" w:themeTint="99"/>
-          <w:sz w:val="34"/>
-          <w:szCs w:val="34"/>
-        </w:rPr>
-        <w:t>def done():</w:t>
-      </w:r>
-    </w:p>
-    <w:p>
-      <w:pPr>
-        <w:jc w:val="both"/>
-        <w:rPr>
-          <w:rFonts w:ascii="Carlito" w:hAnsi="Carlito" w:cs="Carlito"/>
-          <w:b/>
-          <w:bCs/>
-          <w:color w:val="D86DCB" w:themeColor="accent5" w:themeTint="99"/>
-          <w:sz w:val="34"/>
-          <w:szCs w:val="34"/>
-        </w:rPr>
-      </w:pPr>
-      <w:r>
-        <w:rPr>
-          <w:rFonts w:ascii="Carlito" w:hAnsi="Carlito" w:cs="Carlito"/>
-          <w:b/>
-          <w:bCs/>
-          <w:color w:val="D86DCB" w:themeColor="accent5" w:themeTint="99"/>
-          <w:sz w:val="34"/>
-          <w:szCs w:val="34"/>
+          <w:rFonts w:cs="Carlito"/>
+          <w:b/>
+          <w:bCs/>
+          <w:color w:val="D86DCB" w:themeColor="accent5" w:themeTint="99"/>
+          <w:sz w:val="32"/>
+          <w:szCs w:val="32"/>
+        </w:rPr>
+      </w:pPr>
+      <w:r>
+        <w:rPr>
+          <w:rFonts w:cs="Carlito"/>
+          <w:b/>
+          <w:bCs/>
+          <w:color w:val="D86DCB" w:themeColor="accent5" w:themeTint="99"/>
+          <w:sz w:val="32"/>
+          <w:szCs w:val="32"/>
+        </w:rPr>
+        <w:t xml:space="preserve">    </w:t>
+      </w:r>
+      <w:proofErr w:type="gramStart"/>
+      <w:r>
+        <w:rPr>
+          <w:rFonts w:cs="Carlito"/>
+          <w:b/>
+          <w:bCs/>
+          <w:color w:val="D86DCB" w:themeColor="accent5" w:themeTint="99"/>
+          <w:sz w:val="32"/>
+          <w:szCs w:val="32"/>
+        </w:rPr>
+        <w:t>callback(</w:t>
+      </w:r>
+      <w:proofErr w:type="gramEnd"/>
+      <w:r>
+        <w:rPr>
+          <w:rFonts w:cs="Carlito"/>
+          <w:b/>
+          <w:bCs/>
+          <w:color w:val="D86DCB" w:themeColor="accent5" w:themeTint="99"/>
+          <w:sz w:val="32"/>
+          <w:szCs w:val="32"/>
+        </w:rPr>
+        <w:t>)</w:t>
+      </w:r>
+    </w:p>
+    <w:p>
+      <w:pPr>
+        <w:jc w:val="both"/>
+        <w:rPr>
+          <w:rFonts w:cs="Carlito"/>
+          <w:b/>
+          <w:bCs/>
+          <w:color w:val="D86DCB" w:themeColor="accent5" w:themeTint="99"/>
+          <w:sz w:val="32"/>
+          <w:szCs w:val="32"/>
+        </w:rPr>
+      </w:pPr>
+    </w:p>
+    <w:p>
+      <w:pPr>
+        <w:jc w:val="both"/>
+        <w:rPr>
+          <w:rFonts w:cs="Carlito"/>
+          <w:b/>
+          <w:bCs/>
+          <w:color w:val="D86DCB" w:themeColor="accent5" w:themeTint="99"/>
+          <w:sz w:val="32"/>
+          <w:szCs w:val="32"/>
+        </w:rPr>
+      </w:pPr>
+      <w:r>
+        <w:rPr>
+          <w:rFonts w:cs="Carlito"/>
+          <w:b/>
+          <w:bCs/>
+          <w:color w:val="D86DCB" w:themeColor="accent5" w:themeTint="99"/>
+          <w:sz w:val="32"/>
+          <w:szCs w:val="32"/>
+        </w:rPr>
+        <w:t xml:space="preserve">def </w:t>
+      </w:r>
+      <w:proofErr w:type="gramStart"/>
+      <w:r>
+        <w:rPr>
+          <w:rFonts w:cs="Carlito"/>
+          <w:b/>
+          <w:bCs/>
+          <w:color w:val="D86DCB" w:themeColor="accent5" w:themeTint="99"/>
+          <w:sz w:val="32"/>
+          <w:szCs w:val="32"/>
+        </w:rPr>
+        <w:t>done(</w:t>
+      </w:r>
+      <w:proofErr w:type="gramEnd"/>
+      <w:r>
+        <w:rPr>
+          <w:rFonts w:cs="Carlito"/>
+          <w:b/>
+          <w:bCs/>
+          <w:color w:val="D86DCB" w:themeColor="accent5" w:themeTint="99"/>
+          <w:sz w:val="32"/>
+          <w:szCs w:val="32"/>
+        </w:rPr>
+        <w:t>):</w:t>
+      </w:r>
+    </w:p>
+    <w:p>
+      <w:pPr>
+        <w:jc w:val="both"/>
+        <w:rPr>
+          <w:rFonts w:cs="Carlito"/>
+          <w:b/>
+          <w:bCs/>
+          <w:color w:val="D86DCB" w:themeColor="accent5" w:themeTint="99"/>
+          <w:sz w:val="32"/>
+          <w:szCs w:val="32"/>
+        </w:rPr>
+      </w:pPr>
+      <w:r>
+        <w:rPr>
+          <w:rFonts w:cs="Carlito"/>
+          <w:b/>
+          <w:bCs/>
+          <w:color w:val="D86DCB" w:themeColor="accent5" w:themeTint="99"/>
+          <w:sz w:val="32"/>
+          <w:szCs w:val="32"/>
         </w:rPr>
         <w:t xml:space="preserve">    print("Done")</w:t>
       </w:r>
@@ -2143,44 +2531,57 @@
       <w:pPr>
         <w:jc w:val="both"/>
         <w:rPr>
-          <w:rFonts w:ascii="Carlito" w:hAnsi="Carlito" w:cs="Carlito"/>
-          <w:b/>
-          <w:bCs/>
-          <w:color w:val="D86DCB" w:themeColor="accent5" w:themeTint="99"/>
-          <w:sz w:val="34"/>
-          <w:szCs w:val="34"/>
-        </w:rPr>
-      </w:pPr>
-      <w:r>
-        <w:rPr>
-          <w:rFonts w:ascii="Carlito" w:hAnsi="Carlito" w:cs="Carlito"/>
-          <w:b/>
-          <w:bCs/>
-          <w:color w:val="D86DCB" w:themeColor="accent5" w:themeTint="99"/>
-          <w:sz w:val="34"/>
-          <w:szCs w:val="34"/>
+          <w:rFonts w:cs="Carlito"/>
+          <w:b/>
+          <w:bCs/>
+          <w:color w:val="D86DCB" w:themeColor="accent5" w:themeTint="99"/>
+          <w:sz w:val="32"/>
+          <w:szCs w:val="32"/>
+        </w:rPr>
+      </w:pPr>
+    </w:p>
+    <w:p>
+      <w:pPr>
+        <w:jc w:val="both"/>
+        <w:rPr>
+          <w:rFonts w:cs="Carlito"/>
+          <w:b/>
+          <w:bCs/>
+          <w:color w:val="D86DCB" w:themeColor="accent5" w:themeTint="99"/>
+          <w:sz w:val="32"/>
+          <w:szCs w:val="32"/>
+        </w:rPr>
+      </w:pPr>
+      <w:r>
+        <w:rPr>
+          <w:rFonts w:cs="Carlito"/>
+          <w:b/>
+          <w:bCs/>
+          <w:color w:val="D86DCB" w:themeColor="accent5" w:themeTint="99"/>
+          <w:sz w:val="32"/>
+          <w:szCs w:val="32"/>
         </w:rPr>
         <w:t>greet(</w:t>
       </w:r>
       <w:r>
         <w:rPr>
-          <w:rFonts w:ascii="Carlito" w:hAnsi="Carlito" w:cs="Carlito"/>
-          <w:b/>
-          <w:bCs/>
-          <w:color w:val="D86DCB" w:themeColor="accent5" w:themeTint="99"/>
-          <w:sz w:val="34"/>
-          <w:szCs w:val="34"/>
+          <w:rFonts w:cs="Carlito"/>
+          <w:b/>
+          <w:bCs/>
+          <w:color w:val="D86DCB" w:themeColor="accent5" w:themeTint="99"/>
+          <w:sz w:val="32"/>
+          <w:szCs w:val="32"/>
         </w:rPr>
         <w:t>callback=</w:t>
       </w:r>
       <w:r>
         <w:rPr>
-          <w:rFonts w:ascii="Carlito" w:hAnsi="Carlito" w:cs="Carlito"/>
-          <w:b/>
-          <w:bCs/>
-          <w:color w:val="D86DCB" w:themeColor="accent5" w:themeTint="99"/>
-          <w:sz w:val="34"/>
-          <w:szCs w:val="34"/>
+          <w:rFonts w:cs="Carlito"/>
+          <w:b/>
+          <w:bCs/>
+          <w:color w:val="D86DCB" w:themeColor="accent5" w:themeTint="99"/>
+          <w:sz w:val="32"/>
+          <w:szCs w:val="32"/>
         </w:rPr>
         <w:t>done) # passed as a callback</w:t>
       </w:r>
@@ -2189,16 +2590,16 @@
       <w:pPr>
         <w:jc w:val="both"/>
         <w:rPr>
-          <w:rFonts w:ascii="Carlito" w:hAnsi="Carlito" w:cs="Carlito"/>
-          <w:sz w:val="34"/>
-          <w:szCs w:val="34"/>
-        </w:rPr>
-      </w:pPr>
-      <w:r>
-        <w:rPr>
-          <w:rFonts w:ascii="Carlito" w:hAnsi="Carlito" w:cs="Carlito"/>
-          <w:sz w:val="34"/>
-          <w:szCs w:val="34"/>
+          <w:rFonts w:cs="Carlito"/>
+          <w:sz w:val="32"/>
+          <w:szCs w:val="32"/>
+        </w:rPr>
+      </w:pPr>
+      <w:r>
+        <w:rPr>
+          <w:rFonts w:cs="Carlito"/>
+          <w:sz w:val="32"/>
+          <w:szCs w:val="32"/>
         </w:rPr>
         <w:t># Output:</w:t>
       </w:r>
@@ -2207,21 +2608,22 @@
       <w:pPr>
         <w:jc w:val="both"/>
         <w:rPr>
-          <w:rFonts w:ascii="Carlito" w:hAnsi="Carlito" w:cs="Carlito"/>
-          <w:b/>
-          <w:bCs/>
-          <w:sz w:val="30"/>
-          <w:szCs w:val="30"/>
-        </w:rPr>
-      </w:pPr>
-      <w:r>
-        <w:rPr>
-          <w:rFonts w:ascii="Carlito" w:hAnsi="Carlito" w:cs="Carlito"/>
-          <w:b/>
-          <w:bCs/>
-          <w:sz w:val="30"/>
-          <w:szCs w:val="30"/>
-        </w:rPr>
+          <w:rFonts w:cs="Carlito"/>
+          <w:b/>
+          <w:bCs/>
+          <w:sz w:val="28"/>
+          <w:szCs w:val="28"/>
+        </w:rPr>
+      </w:pPr>
+      <w:r>
+        <w:rPr>
+          <w:rFonts w:cs="Carlito"/>
+          <w:b/>
+          <w:bCs/>
+          <w:sz w:val="28"/>
+          <w:szCs w:val="28"/>
+        </w:rPr>
+        <w:lastRenderedPageBreak/>
         <w:t>Hello</w:t>
       </w:r>
     </w:p>
@@ -2229,20 +2631,20 @@
       <w:pPr>
         <w:jc w:val="both"/>
         <w:rPr>
-          <w:rFonts w:ascii="Carlito" w:hAnsi="Carlito" w:cs="Carlito"/>
-          <w:b/>
-          <w:bCs/>
-          <w:sz w:val="30"/>
-          <w:szCs w:val="30"/>
-        </w:rPr>
-      </w:pPr>
-      <w:r>
-        <w:rPr>
-          <w:rFonts w:ascii="Carlito" w:hAnsi="Carlito" w:cs="Carlito"/>
-          <w:b/>
-          <w:bCs/>
-          <w:sz w:val="30"/>
-          <w:szCs w:val="30"/>
+          <w:rFonts w:cs="Carlito"/>
+          <w:b/>
+          <w:bCs/>
+          <w:sz w:val="28"/>
+          <w:szCs w:val="28"/>
+        </w:rPr>
+      </w:pPr>
+      <w:r>
+        <w:rPr>
+          <w:rFonts w:cs="Carlito"/>
+          <w:b/>
+          <w:bCs/>
+          <w:sz w:val="28"/>
+          <w:szCs w:val="28"/>
         </w:rPr>
         <w:t>Done</w:t>
       </w:r>
@@ -2251,26 +2653,36 @@
       <w:pPr>
         <w:jc w:val="both"/>
         <w:rPr>
-          <w:rFonts w:ascii="Carlito" w:hAnsi="Carlito" w:cs="Carlito"/>
-          <w:sz w:val="34"/>
-          <w:szCs w:val="34"/>
-        </w:rPr>
-      </w:pPr>
-    </w:p>
-    <w:p>
-      <w:pPr>
-        <w:jc w:val="both"/>
-        <w:rPr>
-          <w:rFonts w:ascii="Carlito" w:hAnsi="Carlito" w:cs="Carlito"/>
-          <w:sz w:val="34"/>
-          <w:szCs w:val="34"/>
-        </w:rPr>
-      </w:pPr>
-      <w:r>
-        <w:rPr>
-          <w:rFonts w:ascii="Carlito" w:hAnsi="Carlito" w:cs="Carlito"/>
-          <w:sz w:val="34"/>
-          <w:szCs w:val="34"/>
+          <w:rFonts w:cs="Carlito"/>
+          <w:sz w:val="32"/>
+          <w:szCs w:val="32"/>
+        </w:rPr>
+      </w:pPr>
+    </w:p>
+    <w:p>
+      <w:pPr>
+        <w:jc w:val="both"/>
+        <w:rPr>
+          <w:rFonts w:cs="Carlito"/>
+          <w:sz w:val="32"/>
+          <w:szCs w:val="32"/>
+        </w:rPr>
+      </w:pPr>
+    </w:p>
+    <w:p>
+      <w:pPr>
+        <w:jc w:val="both"/>
+        <w:rPr>
+          <w:rFonts w:cs="Carlito"/>
+          <w:sz w:val="32"/>
+          <w:szCs w:val="32"/>
+        </w:rPr>
+      </w:pPr>
+      <w:r>
+        <w:rPr>
+          <w:rFonts w:cs="Carlito"/>
+          <w:sz w:val="32"/>
+          <w:szCs w:val="32"/>
         </w:rPr>
         <w:t>Using Lambda as a Callback:</w:t>
       </w:r>
@@ -2279,16 +2691,16 @@
       <w:pPr>
         <w:jc w:val="both"/>
         <w:rPr>
-          <w:rFonts w:ascii="Carlito" w:hAnsi="Carlito" w:cs="Carlito"/>
-          <w:sz w:val="34"/>
-          <w:szCs w:val="34"/>
-        </w:rPr>
-      </w:pPr>
-      <w:r>
-        <w:rPr>
-          <w:rFonts w:ascii="Carlito" w:hAnsi="Carlito" w:cs="Carlito"/>
-          <w:sz w:val="34"/>
-          <w:szCs w:val="34"/>
+          <w:rFonts w:cs="Carlito"/>
+          <w:sz w:val="32"/>
+          <w:szCs w:val="32"/>
+        </w:rPr>
+      </w:pPr>
+      <w:r>
+        <w:rPr>
+          <w:rFonts w:cs="Carlito"/>
+          <w:sz w:val="32"/>
+          <w:szCs w:val="32"/>
         </w:rPr>
         <w:t># Instead of defining a separate function:</w:t>
       </w:r>
@@ -2297,24 +2709,23 @@
       <w:pPr>
         <w:jc w:val="both"/>
         <w:rPr>
-          <w:rFonts w:ascii="Carlito" w:hAnsi="Carlito" w:cs="Carlito"/>
-          <w:b/>
-          <w:bCs/>
-          <w:color w:val="D86DCB" w:themeColor="accent5" w:themeTint="99"/>
-          <w:sz w:val="34"/>
-          <w:szCs w:val="34"/>
-        </w:rPr>
-      </w:pPr>
-      <w:r>
-        <w:rPr>
-          <w:rFonts w:ascii="Carlito" w:hAnsi="Carlito" w:cs="Carlito"/>
-          <w:b/>
-          <w:bCs/>
-          <w:color w:val="D86DCB" w:themeColor="accent5" w:themeTint="99"/>
-          <w:sz w:val="34"/>
-          <w:szCs w:val="34"/>
-        </w:rPr>
-        <w:lastRenderedPageBreak/>
+          <w:rFonts w:cs="Carlito"/>
+          <w:b/>
+          <w:bCs/>
+          <w:color w:val="D86DCB" w:themeColor="accent5" w:themeTint="99"/>
+          <w:sz w:val="32"/>
+          <w:szCs w:val="32"/>
+        </w:rPr>
+      </w:pPr>
+      <w:r>
+        <w:rPr>
+          <w:rFonts w:cs="Carlito"/>
+          <w:b/>
+          <w:bCs/>
+          <w:color w:val="D86DCB" w:themeColor="accent5" w:themeTint="99"/>
+          <w:sz w:val="32"/>
+          <w:szCs w:val="32"/>
+        </w:rPr>
         <w:t>def greet(callback):</w:t>
       </w:r>
     </w:p>
@@ -2322,22 +2733,22 @@
       <w:pPr>
         <w:jc w:val="both"/>
         <w:rPr>
-          <w:rFonts w:ascii="Carlito" w:hAnsi="Carlito" w:cs="Carlito"/>
-          <w:b/>
-          <w:bCs/>
-          <w:color w:val="D86DCB" w:themeColor="accent5" w:themeTint="99"/>
-          <w:sz w:val="34"/>
-          <w:szCs w:val="34"/>
-        </w:rPr>
-      </w:pPr>
-      <w:r>
-        <w:rPr>
-          <w:rFonts w:ascii="Carlito" w:hAnsi="Carlito" w:cs="Carlito"/>
-          <w:b/>
-          <w:bCs/>
-          <w:color w:val="D86DCB" w:themeColor="accent5" w:themeTint="99"/>
-          <w:sz w:val="34"/>
-          <w:szCs w:val="34"/>
+          <w:rFonts w:cs="Carlito"/>
+          <w:b/>
+          <w:bCs/>
+          <w:color w:val="D86DCB" w:themeColor="accent5" w:themeTint="99"/>
+          <w:sz w:val="32"/>
+          <w:szCs w:val="32"/>
+        </w:rPr>
+      </w:pPr>
+      <w:r>
+        <w:rPr>
+          <w:rFonts w:cs="Carlito"/>
+          <w:b/>
+          <w:bCs/>
+          <w:color w:val="D86DCB" w:themeColor="accent5" w:themeTint="99"/>
+          <w:sz w:val="32"/>
+          <w:szCs w:val="32"/>
         </w:rPr>
         <w:t xml:space="preserve">    print("Hello")</w:t>
       </w:r>
@@ -2346,76 +2757,100 @@
       <w:pPr>
         <w:jc w:val="both"/>
         <w:rPr>
-          <w:rFonts w:ascii="Carlito" w:hAnsi="Carlito" w:cs="Carlito"/>
-          <w:b/>
-          <w:bCs/>
-          <w:color w:val="D86DCB" w:themeColor="accent5" w:themeTint="99"/>
-          <w:sz w:val="34"/>
-          <w:szCs w:val="34"/>
-        </w:rPr>
-      </w:pPr>
-      <w:r>
-        <w:rPr>
-          <w:rFonts w:ascii="Carlito" w:hAnsi="Carlito" w:cs="Carlito"/>
-          <w:b/>
-          <w:bCs/>
-          <w:color w:val="D86DCB" w:themeColor="accent5" w:themeTint="99"/>
-          <w:sz w:val="34"/>
-          <w:szCs w:val="34"/>
-        </w:rPr>
-        <w:t xml:space="preserve">    callback()</w:t>
-      </w:r>
-    </w:p>
-    <w:p>
-      <w:pPr>
-        <w:jc w:val="both"/>
-        <w:rPr>
-          <w:rFonts w:ascii="Carlito" w:hAnsi="Carlito" w:cs="Carlito"/>
-          <w:sz w:val="34"/>
-          <w:szCs w:val="34"/>
-        </w:rPr>
-      </w:pPr>
-      <w:r>
-        <w:rPr>
-          <w:rFonts w:ascii="Carlito" w:hAnsi="Carlito" w:cs="Carlito"/>
-          <w:sz w:val="34"/>
-          <w:szCs w:val="34"/>
+          <w:rFonts w:cs="Carlito"/>
+          <w:b/>
+          <w:bCs/>
+          <w:color w:val="D86DCB" w:themeColor="accent5" w:themeTint="99"/>
+          <w:sz w:val="32"/>
+          <w:szCs w:val="32"/>
+        </w:rPr>
+      </w:pPr>
+      <w:r>
+        <w:rPr>
+          <w:rFonts w:cs="Carlito"/>
+          <w:b/>
+          <w:bCs/>
+          <w:color w:val="D86DCB" w:themeColor="accent5" w:themeTint="99"/>
+          <w:sz w:val="32"/>
+          <w:szCs w:val="32"/>
+        </w:rPr>
+        <w:t xml:space="preserve">    </w:t>
+      </w:r>
+      <w:proofErr w:type="gramStart"/>
+      <w:r>
+        <w:rPr>
+          <w:rFonts w:cs="Carlito"/>
+          <w:b/>
+          <w:bCs/>
+          <w:color w:val="D86DCB" w:themeColor="accent5" w:themeTint="99"/>
+          <w:sz w:val="32"/>
+          <w:szCs w:val="32"/>
+        </w:rPr>
+        <w:t>callback(</w:t>
+      </w:r>
+      <w:proofErr w:type="gramEnd"/>
+      <w:r>
+        <w:rPr>
+          <w:rFonts w:cs="Carlito"/>
+          <w:b/>
+          <w:bCs/>
+          <w:color w:val="D86DCB" w:themeColor="accent5" w:themeTint="99"/>
+          <w:sz w:val="32"/>
+          <w:szCs w:val="32"/>
+        </w:rPr>
+        <w:t>)</w:t>
+      </w:r>
+    </w:p>
+    <w:p>
+      <w:pPr>
+        <w:jc w:val="both"/>
+        <w:rPr>
+          <w:rFonts w:cs="Carlito"/>
+          <w:sz w:val="32"/>
+          <w:szCs w:val="32"/>
+        </w:rPr>
+      </w:pPr>
+      <w:r>
+        <w:rPr>
+          <w:rFonts w:cs="Carlito"/>
+          <w:sz w:val="32"/>
+          <w:szCs w:val="32"/>
         </w:rPr>
         <w:t># Do this. (This is very similar to passing anonymous</w:t>
       </w:r>
       <w:r>
         <w:rPr>
-          <w:rFonts w:ascii="Carlito" w:hAnsi="Carlito" w:cs="Carlito"/>
-          <w:b/>
-          <w:bCs/>
-          <w:sz w:val="34"/>
-          <w:szCs w:val="34"/>
+          <w:rFonts w:cs="Carlito"/>
+          <w:b/>
+          <w:bCs/>
+          <w:sz w:val="32"/>
+          <w:szCs w:val="32"/>
         </w:rPr>
         <w:t xml:space="preserve"> () {}</w:t>
       </w:r>
       <w:r>
         <w:rPr>
-          <w:rFonts w:ascii="Carlito" w:hAnsi="Carlito" w:cs="Carlito"/>
-          <w:sz w:val="34"/>
-          <w:szCs w:val="34"/>
+          <w:rFonts w:cs="Carlito"/>
+          <w:sz w:val="32"/>
+          <w:szCs w:val="32"/>
         </w:rPr>
         <w:t xml:space="preserve"> function in </w:t>
       </w:r>
       <w:r>
         <w:rPr>
-          <w:rFonts w:ascii="Carlito" w:hAnsi="Carlito" w:cs="Carlito"/>
-          <w:b/>
-          <w:bCs/>
-          <w:sz w:val="34"/>
-          <w:szCs w:val="34"/>
+          <w:rFonts w:cs="Carlito"/>
+          <w:b/>
+          <w:bCs/>
+          <w:sz w:val="32"/>
+          <w:szCs w:val="32"/>
         </w:rPr>
         <w:t>Dart</w:t>
       </w:r>
       <w:r>
         <w:rPr>
-          <w:rFonts w:ascii="Carlito" w:hAnsi="Carlito" w:cs="Carlito"/>
-          <w:sz w:val="34"/>
-          <w:szCs w:val="34"/>
+          <w:rFonts w:cs="Carlito"/>
+          <w:sz w:val="32"/>
+          <w:szCs w:val="32"/>
         </w:rPr>
         <w:t>)</w:t>
       </w:r>
@@ -2424,40 +2859,53 @@
       <w:pPr>
         <w:jc w:val="both"/>
         <w:rPr>
-          <w:rFonts w:ascii="Carlito" w:hAnsi="Carlito" w:cs="Carlito"/>
-          <w:b/>
-          <w:bCs/>
-          <w:color w:val="D86DCB" w:themeColor="accent5" w:themeTint="99"/>
-          <w:sz w:val="34"/>
-          <w:szCs w:val="34"/>
-        </w:rPr>
-      </w:pPr>
-      <w:r>
-        <w:rPr>
-          <w:rFonts w:ascii="Carlito" w:hAnsi="Carlito" w:cs="Carlito"/>
-          <w:b/>
-          <w:bCs/>
-          <w:color w:val="D86DCB" w:themeColor="accent5" w:themeTint="99"/>
-          <w:sz w:val="34"/>
-          <w:szCs w:val="34"/>
-        </w:rPr>
-        <w:t>greet(lambda : print("Done"))</w:t>
-      </w:r>
-    </w:p>
-    <w:p>
-      <w:pPr>
-        <w:jc w:val="both"/>
-        <w:rPr>
-          <w:rFonts w:ascii="Carlito" w:hAnsi="Carlito" w:cs="Carlito"/>
-          <w:sz w:val="34"/>
-          <w:szCs w:val="34"/>
-        </w:rPr>
-      </w:pPr>
-      <w:r>
-        <w:rPr>
-          <w:rFonts w:ascii="Carlito" w:hAnsi="Carlito" w:cs="Carlito"/>
-          <w:sz w:val="34"/>
-          <w:szCs w:val="34"/>
+          <w:rFonts w:cs="Carlito"/>
+          <w:b/>
+          <w:bCs/>
+          <w:color w:val="D86DCB" w:themeColor="accent5" w:themeTint="99"/>
+          <w:sz w:val="32"/>
+          <w:szCs w:val="32"/>
+        </w:rPr>
+      </w:pPr>
+      <w:proofErr w:type="gramStart"/>
+      <w:r>
+        <w:rPr>
+          <w:rFonts w:cs="Carlito"/>
+          <w:b/>
+          <w:bCs/>
+          <w:color w:val="D86DCB" w:themeColor="accent5" w:themeTint="99"/>
+          <w:sz w:val="32"/>
+          <w:szCs w:val="32"/>
+        </w:rPr>
+        <w:t>greet(</w:t>
+      </w:r>
+      <w:proofErr w:type="gramEnd"/>
+      <w:r>
+        <w:rPr>
+          <w:rFonts w:cs="Carlito"/>
+          <w:b/>
+          <w:bCs/>
+          <w:color w:val="D86DCB" w:themeColor="accent5" w:themeTint="99"/>
+          <w:sz w:val="32"/>
+          <w:szCs w:val="32"/>
+        </w:rPr>
+        <w:t>lambda : print("Done"))</w:t>
+      </w:r>
+    </w:p>
+    <w:p>
+      <w:pPr>
+        <w:jc w:val="both"/>
+        <w:rPr>
+          <w:rFonts w:cs="Carlito"/>
+          <w:sz w:val="32"/>
+          <w:szCs w:val="32"/>
+        </w:rPr>
+      </w:pPr>
+      <w:r>
+        <w:rPr>
+          <w:rFonts w:cs="Carlito"/>
+          <w:sz w:val="32"/>
+          <w:szCs w:val="32"/>
         </w:rPr>
         <w:t># Output:</w:t>
       </w:r>
@@ -2466,20 +2914,20 @@
       <w:pPr>
         <w:jc w:val="both"/>
         <w:rPr>
-          <w:rFonts w:ascii="Carlito" w:hAnsi="Carlito" w:cs="Carlito"/>
-          <w:b/>
-          <w:bCs/>
-          <w:sz w:val="30"/>
-          <w:szCs w:val="30"/>
-        </w:rPr>
-      </w:pPr>
-      <w:r>
-        <w:rPr>
-          <w:rFonts w:ascii="Carlito" w:hAnsi="Carlito" w:cs="Carlito"/>
-          <w:b/>
-          <w:bCs/>
-          <w:sz w:val="30"/>
-          <w:szCs w:val="30"/>
+          <w:rFonts w:cs="Carlito"/>
+          <w:b/>
+          <w:bCs/>
+          <w:sz w:val="28"/>
+          <w:szCs w:val="28"/>
+        </w:rPr>
+      </w:pPr>
+      <w:r>
+        <w:rPr>
+          <w:rFonts w:cs="Carlito"/>
+          <w:b/>
+          <w:bCs/>
+          <w:sz w:val="28"/>
+          <w:szCs w:val="28"/>
         </w:rPr>
         <w:t>Hello</w:t>
       </w:r>
@@ -2488,20 +2936,20 @@
       <w:pPr>
         <w:jc w:val="both"/>
         <w:rPr>
-          <w:rFonts w:ascii="Carlito" w:hAnsi="Carlito" w:cs="Carlito"/>
-          <w:b/>
-          <w:bCs/>
-          <w:sz w:val="30"/>
-          <w:szCs w:val="30"/>
-        </w:rPr>
-      </w:pPr>
-      <w:r>
-        <w:rPr>
-          <w:rFonts w:ascii="Carlito" w:hAnsi="Carlito" w:cs="Carlito"/>
-          <w:b/>
-          <w:bCs/>
-          <w:sz w:val="30"/>
-          <w:szCs w:val="30"/>
+          <w:rFonts w:cs="Carlito"/>
+          <w:b/>
+          <w:bCs/>
+          <w:sz w:val="28"/>
+          <w:szCs w:val="28"/>
+        </w:rPr>
+      </w:pPr>
+      <w:r>
+        <w:rPr>
+          <w:rFonts w:cs="Carlito"/>
+          <w:b/>
+          <w:bCs/>
+          <w:sz w:val="28"/>
+          <w:szCs w:val="28"/>
         </w:rPr>
         <w:t>Done</w:t>
       </w:r>
@@ -2510,26 +2958,36 @@
       <w:pPr>
         <w:jc w:val="both"/>
         <w:rPr>
-          <w:rFonts w:ascii="Carlito" w:hAnsi="Carlito" w:cs="Carlito"/>
-          <w:sz w:val="34"/>
-          <w:szCs w:val="34"/>
-        </w:rPr>
-      </w:pPr>
-    </w:p>
-    <w:p>
-      <w:pPr>
-        <w:jc w:val="both"/>
-        <w:rPr>
-          <w:rFonts w:ascii="Carlito" w:hAnsi="Carlito" w:cs="Carlito"/>
-          <w:sz w:val="34"/>
-          <w:szCs w:val="34"/>
-        </w:rPr>
-      </w:pPr>
-      <w:r>
-        <w:rPr>
-          <w:rFonts w:ascii="Carlito" w:hAnsi="Carlito" w:cs="Carlito"/>
-          <w:sz w:val="34"/>
-          <w:szCs w:val="34"/>
+          <w:rFonts w:cs="Carlito"/>
+          <w:sz w:val="32"/>
+          <w:szCs w:val="32"/>
+        </w:rPr>
+      </w:pPr>
+    </w:p>
+    <w:p>
+      <w:pPr>
+        <w:jc w:val="both"/>
+        <w:rPr>
+          <w:rFonts w:cs="Carlito"/>
+          <w:sz w:val="32"/>
+          <w:szCs w:val="32"/>
+        </w:rPr>
+      </w:pPr>
+    </w:p>
+    <w:p>
+      <w:pPr>
+        <w:jc w:val="both"/>
+        <w:rPr>
+          <w:rFonts w:cs="Carlito"/>
+          <w:sz w:val="32"/>
+          <w:szCs w:val="32"/>
+        </w:rPr>
+      </w:pPr>
+      <w:r>
+        <w:rPr>
+          <w:rFonts w:cs="Carlito"/>
+          <w:sz w:val="32"/>
+          <w:szCs w:val="32"/>
         </w:rPr>
         <w:t>Passing Parameters to a Callback:</w:t>
       </w:r>
@@ -2538,16 +2996,16 @@
       <w:pPr>
         <w:jc w:val="both"/>
         <w:rPr>
-          <w:rFonts w:ascii="Carlito" w:hAnsi="Carlito" w:cs="Carlito"/>
-          <w:sz w:val="34"/>
-          <w:szCs w:val="34"/>
-        </w:rPr>
-      </w:pPr>
-      <w:r>
-        <w:rPr>
-          <w:rFonts w:ascii="Carlito" w:hAnsi="Carlito" w:cs="Carlito"/>
-          <w:sz w:val="34"/>
-          <w:szCs w:val="34"/>
+          <w:rFonts w:cs="Carlito"/>
+          <w:sz w:val="32"/>
+          <w:szCs w:val="32"/>
+        </w:rPr>
+      </w:pPr>
+      <w:r>
+        <w:rPr>
+          <w:rFonts w:cs="Carlito"/>
+          <w:sz w:val="32"/>
+          <w:szCs w:val="32"/>
         </w:rPr>
         <w:t># Here, operation is a callback that receives two arguments or parameters</w:t>
       </w:r>
@@ -2556,105 +3014,177 @@
       <w:pPr>
         <w:jc w:val="both"/>
         <w:rPr>
-          <w:rFonts w:ascii="Carlito" w:hAnsi="Carlito" w:cs="Carlito"/>
-          <w:b/>
-          <w:bCs/>
-          <w:color w:val="D86DCB" w:themeColor="accent5" w:themeTint="99"/>
-          <w:sz w:val="34"/>
-          <w:szCs w:val="34"/>
-        </w:rPr>
-      </w:pPr>
-      <w:r>
-        <w:rPr>
-          <w:rFonts w:ascii="Carlito" w:hAnsi="Carlito" w:cs="Carlito"/>
-          <w:b/>
-          <w:bCs/>
-          <w:color w:val="D86DCB" w:themeColor="accent5" w:themeTint="99"/>
-          <w:sz w:val="34"/>
-          <w:szCs w:val="34"/>
-        </w:rPr>
-        <w:t>def calculate(a, b, operation):</w:t>
-      </w:r>
-    </w:p>
-    <w:p>
-      <w:pPr>
-        <w:jc w:val="both"/>
-        <w:rPr>
-          <w:rFonts w:ascii="Carlito" w:hAnsi="Carlito" w:cs="Carlito"/>
-          <w:b/>
-          <w:bCs/>
-          <w:color w:val="D86DCB" w:themeColor="accent5" w:themeTint="99"/>
-          <w:sz w:val="34"/>
-          <w:szCs w:val="34"/>
-        </w:rPr>
-      </w:pPr>
-      <w:r>
-        <w:rPr>
-          <w:rFonts w:ascii="Carlito" w:hAnsi="Carlito" w:cs="Carlito"/>
-          <w:b/>
-          <w:bCs/>
-          <w:color w:val="D86DCB" w:themeColor="accent5" w:themeTint="99"/>
-          <w:sz w:val="34"/>
-          <w:szCs w:val="34"/>
-        </w:rPr>
-        <w:t xml:space="preserve">    return operation(a, b)</w:t>
-      </w:r>
-    </w:p>
-    <w:p>
-      <w:pPr>
-        <w:jc w:val="both"/>
-        <w:rPr>
-          <w:rFonts w:ascii="Carlito" w:hAnsi="Carlito" w:cs="Carlito"/>
-          <w:b/>
-          <w:bCs/>
-          <w:color w:val="D86DCB" w:themeColor="accent5" w:themeTint="99"/>
-          <w:sz w:val="34"/>
-          <w:szCs w:val="34"/>
-        </w:rPr>
-      </w:pPr>
-      <w:r>
-        <w:rPr>
-          <w:rFonts w:ascii="Carlito" w:hAnsi="Carlito" w:cs="Carlito"/>
-          <w:b/>
-          <w:bCs/>
-          <w:color w:val="D86DCB" w:themeColor="accent5" w:themeTint="99"/>
-          <w:sz w:val="34"/>
-          <w:szCs w:val="34"/>
-        </w:rPr>
-        <w:t>result = calculate(10, 20, lambda x, y: x + y)</w:t>
-      </w:r>
-    </w:p>
-    <w:p>
-      <w:pPr>
-        <w:jc w:val="both"/>
-        <w:rPr>
-          <w:rFonts w:ascii="Carlito" w:hAnsi="Carlito" w:cs="Carlito"/>
-          <w:b/>
-          <w:bCs/>
-          <w:color w:val="D86DCB" w:themeColor="accent5" w:themeTint="99"/>
-          <w:sz w:val="34"/>
-          <w:szCs w:val="34"/>
-        </w:rPr>
-      </w:pPr>
-      <w:r>
-        <w:rPr>
-          <w:rFonts w:ascii="Carlito" w:hAnsi="Carlito" w:cs="Carlito"/>
-          <w:b/>
-          <w:bCs/>
-          <w:color w:val="D86DCB" w:themeColor="accent5" w:themeTint="99"/>
-          <w:sz w:val="34"/>
-          <w:szCs w:val="34"/>
+          <w:rFonts w:cs="Carlito"/>
+          <w:b/>
+          <w:bCs/>
+          <w:color w:val="D86DCB" w:themeColor="accent5" w:themeTint="99"/>
+          <w:sz w:val="32"/>
+          <w:szCs w:val="32"/>
+        </w:rPr>
+      </w:pPr>
+      <w:r>
+        <w:rPr>
+          <w:rFonts w:cs="Carlito"/>
+          <w:b/>
+          <w:bCs/>
+          <w:color w:val="D86DCB" w:themeColor="accent5" w:themeTint="99"/>
+          <w:sz w:val="32"/>
+          <w:szCs w:val="32"/>
+        </w:rPr>
+        <w:t xml:space="preserve">def </w:t>
+      </w:r>
+      <w:proofErr w:type="gramStart"/>
+      <w:r>
+        <w:rPr>
+          <w:rFonts w:cs="Carlito"/>
+          <w:b/>
+          <w:bCs/>
+          <w:color w:val="D86DCB" w:themeColor="accent5" w:themeTint="99"/>
+          <w:sz w:val="32"/>
+          <w:szCs w:val="32"/>
+        </w:rPr>
+        <w:t>calculate(</w:t>
+      </w:r>
+      <w:proofErr w:type="gramEnd"/>
+      <w:r>
+        <w:rPr>
+          <w:rFonts w:cs="Carlito"/>
+          <w:b/>
+          <w:bCs/>
+          <w:color w:val="D86DCB" w:themeColor="accent5" w:themeTint="99"/>
+          <w:sz w:val="32"/>
+          <w:szCs w:val="32"/>
+        </w:rPr>
+        <w:t>a, b, operation):</w:t>
+      </w:r>
+    </w:p>
+    <w:p>
+      <w:pPr>
+        <w:jc w:val="both"/>
+        <w:rPr>
+          <w:rFonts w:cs="Carlito"/>
+          <w:b/>
+          <w:bCs/>
+          <w:color w:val="D86DCB" w:themeColor="accent5" w:themeTint="99"/>
+          <w:sz w:val="32"/>
+          <w:szCs w:val="32"/>
+        </w:rPr>
+      </w:pPr>
+      <w:r>
+        <w:rPr>
+          <w:rFonts w:cs="Carlito"/>
+          <w:b/>
+          <w:bCs/>
+          <w:color w:val="D86DCB" w:themeColor="accent5" w:themeTint="99"/>
+          <w:sz w:val="32"/>
+          <w:szCs w:val="32"/>
+        </w:rPr>
+        <w:t xml:space="preserve">    return </w:t>
+      </w:r>
+      <w:proofErr w:type="gramStart"/>
+      <w:r>
+        <w:rPr>
+          <w:rFonts w:cs="Carlito"/>
+          <w:b/>
+          <w:bCs/>
+          <w:color w:val="D86DCB" w:themeColor="accent5" w:themeTint="99"/>
+          <w:sz w:val="32"/>
+          <w:szCs w:val="32"/>
+        </w:rPr>
+        <w:t>operation(</w:t>
+      </w:r>
+      <w:proofErr w:type="gramEnd"/>
+      <w:r>
+        <w:rPr>
+          <w:rFonts w:cs="Carlito"/>
+          <w:b/>
+          <w:bCs/>
+          <w:color w:val="D86DCB" w:themeColor="accent5" w:themeTint="99"/>
+          <w:sz w:val="32"/>
+          <w:szCs w:val="32"/>
+        </w:rPr>
+        <w:t>a, b)</w:t>
+      </w:r>
+    </w:p>
+    <w:p>
+      <w:pPr>
+        <w:jc w:val="both"/>
+        <w:rPr>
+          <w:rFonts w:cs="Carlito"/>
+          <w:b/>
+          <w:bCs/>
+          <w:color w:val="D86DCB" w:themeColor="accent5" w:themeTint="99"/>
+          <w:sz w:val="32"/>
+          <w:szCs w:val="32"/>
+        </w:rPr>
+      </w:pPr>
+      <w:r>
+        <w:rPr>
+          <w:rFonts w:cs="Carlito"/>
+          <w:b/>
+          <w:bCs/>
+          <w:color w:val="D86DCB" w:themeColor="accent5" w:themeTint="99"/>
+          <w:sz w:val="32"/>
+          <w:szCs w:val="32"/>
+        </w:rPr>
+        <w:t xml:space="preserve">result = </w:t>
+      </w:r>
+      <w:proofErr w:type="gramStart"/>
+      <w:r>
+        <w:rPr>
+          <w:rFonts w:cs="Carlito"/>
+          <w:b/>
+          <w:bCs/>
+          <w:color w:val="D86DCB" w:themeColor="accent5" w:themeTint="99"/>
+          <w:sz w:val="32"/>
+          <w:szCs w:val="32"/>
+        </w:rPr>
+        <w:t>calculate(</w:t>
+      </w:r>
+      <w:proofErr w:type="gramEnd"/>
+      <w:r>
+        <w:rPr>
+          <w:rFonts w:cs="Carlito"/>
+          <w:b/>
+          <w:bCs/>
+          <w:color w:val="D86DCB" w:themeColor="accent5" w:themeTint="99"/>
+          <w:sz w:val="32"/>
+          <w:szCs w:val="32"/>
+        </w:rPr>
+        <w:t>10, 20, lambda x, y: x + y)</w:t>
+      </w:r>
+    </w:p>
+    <w:p>
+      <w:pPr>
+        <w:jc w:val="both"/>
+        <w:rPr>
+          <w:rFonts w:cs="Carlito"/>
+          <w:b/>
+          <w:bCs/>
+          <w:color w:val="D86DCB" w:themeColor="accent5" w:themeTint="99"/>
+          <w:sz w:val="32"/>
+          <w:szCs w:val="32"/>
+        </w:rPr>
+      </w:pPr>
+      <w:r>
+        <w:rPr>
+          <w:rFonts w:cs="Carlito"/>
+          <w:b/>
+          <w:bCs/>
+          <w:color w:val="D86DCB" w:themeColor="accent5" w:themeTint="99"/>
+          <w:sz w:val="32"/>
+          <w:szCs w:val="32"/>
         </w:rPr>
         <w:t>print(result)</w:t>
       </w:r>
       <w:r>
         <w:rPr>
-          <w:rFonts w:ascii="Carlito" w:hAnsi="Carlito" w:cs="Carlito"/>
-          <w:b/>
-          <w:bCs/>
-          <w:color w:val="D86DCB" w:themeColor="accent5" w:themeTint="99"/>
-          <w:sz w:val="34"/>
-          <w:szCs w:val="34"/>
+          <w:rFonts w:cs="Carlito"/>
+          <w:b/>
+          <w:bCs/>
+          <w:color w:val="D86DCB" w:themeColor="accent5" w:themeTint="99"/>
+          <w:sz w:val="32"/>
+          <w:szCs w:val="32"/>
         </w:rPr>
         <w:t xml:space="preserve"> # 30</w:t>
       </w:r>
@@ -2663,26 +3193,36 @@
       <w:pPr>
         <w:jc w:val="both"/>
         <w:rPr>
-          <w:rFonts w:ascii="Carlito" w:hAnsi="Carlito" w:cs="Carlito"/>
-          <w:sz w:val="34"/>
-          <w:szCs w:val="34"/>
-        </w:rPr>
-      </w:pPr>
-    </w:p>
-    <w:p>
-      <w:pPr>
-        <w:jc w:val="both"/>
-        <w:rPr>
-          <w:rFonts w:ascii="Carlito" w:hAnsi="Carlito" w:cs="Carlito"/>
-          <w:sz w:val="34"/>
-          <w:szCs w:val="34"/>
-        </w:rPr>
-      </w:pPr>
-      <w:r>
-        <w:rPr>
-          <w:rFonts w:ascii="Carlito" w:hAnsi="Carlito" w:cs="Carlito"/>
-          <w:sz w:val="34"/>
-          <w:szCs w:val="34"/>
+          <w:rFonts w:cs="Carlito"/>
+          <w:sz w:val="32"/>
+          <w:szCs w:val="32"/>
+        </w:rPr>
+      </w:pPr>
+    </w:p>
+    <w:p>
+      <w:pPr>
+        <w:jc w:val="both"/>
+        <w:rPr>
+          <w:rFonts w:cs="Carlito"/>
+          <w:sz w:val="32"/>
+          <w:szCs w:val="32"/>
+        </w:rPr>
+      </w:pPr>
+    </w:p>
+    <w:p>
+      <w:pPr>
+        <w:jc w:val="both"/>
+        <w:rPr>
+          <w:rFonts w:cs="Carlito"/>
+          <w:sz w:val="32"/>
+          <w:szCs w:val="32"/>
+        </w:rPr>
+      </w:pPr>
+      <w:r>
+        <w:rPr>
+          <w:rFonts w:cs="Carlito"/>
+          <w:sz w:val="32"/>
+          <w:szCs w:val="32"/>
         </w:rPr>
         <w:t>Type Hinting (Optional):</w:t>
       </w:r>
@@ -2691,16 +3231,16 @@
       <w:pPr>
         <w:jc w:val="both"/>
         <w:rPr>
-          <w:rFonts w:ascii="Carlito" w:hAnsi="Carlito" w:cs="Carlito"/>
-          <w:sz w:val="34"/>
-          <w:szCs w:val="34"/>
-        </w:rPr>
-      </w:pPr>
-      <w:r>
-        <w:rPr>
-          <w:rFonts w:ascii="Carlito" w:hAnsi="Carlito" w:cs="Carlito"/>
-          <w:sz w:val="34"/>
-          <w:szCs w:val="34"/>
+          <w:rFonts w:cs="Carlito"/>
+          <w:sz w:val="32"/>
+          <w:szCs w:val="32"/>
+        </w:rPr>
+      </w:pPr>
+      <w:r>
+        <w:rPr>
+          <w:rFonts w:cs="Carlito"/>
+          <w:sz w:val="32"/>
+          <w:szCs w:val="32"/>
         </w:rPr>
         <w:t># Python doesn't require types, but we can document callbacks using the typing module.</w:t>
       </w:r>
@@ -2709,34 +3249,46 @@
       <w:pPr>
         <w:jc w:val="both"/>
         <w:rPr>
-          <w:rFonts w:ascii="Carlito" w:hAnsi="Carlito" w:cs="Carlito"/>
-          <w:sz w:val="34"/>
-          <w:szCs w:val="34"/>
-        </w:rPr>
-      </w:pPr>
-      <w:r>
-        <w:rPr>
-          <w:rFonts w:ascii="Carlito" w:hAnsi="Carlito" w:cs="Carlito"/>
-          <w:sz w:val="34"/>
-          <w:szCs w:val="34"/>
+          <w:rFonts w:cs="Carlito"/>
+          <w:sz w:val="32"/>
+          <w:szCs w:val="32"/>
+        </w:rPr>
+      </w:pPr>
+      <w:r>
+        <w:rPr>
+          <w:rFonts w:cs="Carlito"/>
+          <w:sz w:val="32"/>
+          <w:szCs w:val="32"/>
         </w:rPr>
         <w:t xml:space="preserve"># </w:t>
       </w:r>
-      <w:r>
-        <w:rPr>
-          <w:rFonts w:ascii="Carlito" w:hAnsi="Carlito" w:cs="Carlito"/>
-          <w:b/>
-          <w:bCs/>
-          <w:sz w:val="34"/>
-          <w:szCs w:val="34"/>
-        </w:rPr>
-        <w:t>Callable[[], None]</w:t>
-      </w:r>
-      <w:r>
-        <w:rPr>
-          <w:rFonts w:ascii="Carlito" w:hAnsi="Carlito" w:cs="Carlito"/>
-          <w:sz w:val="34"/>
-          <w:szCs w:val="34"/>
+      <w:proofErr w:type="gramStart"/>
+      <w:r>
+        <w:rPr>
+          <w:rFonts w:cs="Carlito"/>
+          <w:b/>
+          <w:bCs/>
+          <w:sz w:val="32"/>
+          <w:szCs w:val="32"/>
+        </w:rPr>
+        <w:t>Callable[</w:t>
+      </w:r>
+      <w:proofErr w:type="gramEnd"/>
+      <w:r>
+        <w:rPr>
+          <w:rFonts w:cs="Carlito"/>
+          <w:b/>
+          <w:bCs/>
+          <w:sz w:val="32"/>
+          <w:szCs w:val="32"/>
+        </w:rPr>
+        <w:t>[], None]</w:t>
+      </w:r>
+      <w:r>
+        <w:rPr>
+          <w:rFonts w:cs="Carlito"/>
+          <w:sz w:val="32"/>
+          <w:szCs w:val="32"/>
         </w:rPr>
         <w:t xml:space="preserve"> means:</w:t>
       </w:r>
@@ -2750,26 +3302,26 @@
         </w:numPr>
         <w:jc w:val="both"/>
         <w:rPr>
-          <w:rFonts w:ascii="Carlito" w:hAnsi="Carlito" w:cs="Carlito"/>
-          <w:sz w:val="34"/>
-          <w:szCs w:val="34"/>
-        </w:rPr>
-      </w:pPr>
-      <w:r>
-        <w:rPr>
-          <w:rFonts w:ascii="Carlito" w:hAnsi="Carlito" w:cs="Carlito"/>
-          <w:b/>
-          <w:bCs/>
-          <w:sz w:val="34"/>
-          <w:szCs w:val="34"/>
+          <w:rFonts w:cs="Carlito"/>
+          <w:sz w:val="32"/>
+          <w:szCs w:val="32"/>
+        </w:rPr>
+      </w:pPr>
+      <w:r>
+        <w:rPr>
+          <w:rFonts w:cs="Carlito"/>
+          <w:b/>
+          <w:bCs/>
+          <w:sz w:val="32"/>
+          <w:szCs w:val="32"/>
         </w:rPr>
         <w:t xml:space="preserve">[] </w:t>
       </w:r>
       <w:r>
         <w:rPr>
-          <w:rFonts w:ascii="Carlito" w:hAnsi="Carlito" w:cs="Carlito"/>
-          <w:sz w:val="34"/>
-          <w:szCs w:val="34"/>
+          <w:rFonts w:cs="Carlito"/>
+          <w:sz w:val="32"/>
+          <w:szCs w:val="32"/>
         </w:rPr>
         <w:t>→ takes no arguments.</w:t>
       </w:r>
@@ -2783,27 +3335,26 @@
         </w:numPr>
         <w:jc w:val="both"/>
         <w:rPr>
-          <w:rFonts w:ascii="Carlito" w:hAnsi="Carlito" w:cs="Carlito"/>
-          <w:sz w:val="34"/>
-          <w:szCs w:val="34"/>
-        </w:rPr>
-      </w:pPr>
-      <w:r>
-        <w:rPr>
-          <w:rFonts w:ascii="Carlito" w:hAnsi="Carlito" w:cs="Carlito"/>
-          <w:b/>
-          <w:bCs/>
-          <w:sz w:val="34"/>
-          <w:szCs w:val="34"/>
-        </w:rPr>
-        <w:lastRenderedPageBreak/>
+          <w:rFonts w:cs="Carlito"/>
+          <w:sz w:val="32"/>
+          <w:szCs w:val="32"/>
+        </w:rPr>
+      </w:pPr>
+      <w:r>
+        <w:rPr>
+          <w:rFonts w:cs="Carlito"/>
+          <w:b/>
+          <w:bCs/>
+          <w:sz w:val="32"/>
+          <w:szCs w:val="32"/>
+        </w:rPr>
         <w:t>None</w:t>
       </w:r>
       <w:r>
         <w:rPr>
-          <w:rFonts w:ascii="Carlito" w:hAnsi="Carlito" w:cs="Carlito"/>
-          <w:sz w:val="34"/>
-          <w:szCs w:val="34"/>
+          <w:rFonts w:cs="Carlito"/>
+          <w:sz w:val="32"/>
+          <w:szCs w:val="32"/>
         </w:rPr>
         <w:t xml:space="preserve"> → returns nothing.</w:t>
       </w:r>
@@ -2812,52 +3363,64 @@
       <w:pPr>
         <w:jc w:val="both"/>
         <w:rPr>
-          <w:rFonts w:ascii="Carlito" w:hAnsi="Carlito" w:cs="Carlito"/>
-          <w:sz w:val="34"/>
-          <w:szCs w:val="34"/>
-        </w:rPr>
-      </w:pPr>
-      <w:r>
-        <w:rPr>
-          <w:rFonts w:ascii="Carlito" w:hAnsi="Carlito" w:cs="Carlito"/>
-          <w:sz w:val="34"/>
-          <w:szCs w:val="34"/>
+          <w:rFonts w:cs="Carlito"/>
+          <w:sz w:val="32"/>
+          <w:szCs w:val="32"/>
+        </w:rPr>
+      </w:pPr>
+      <w:r>
+        <w:rPr>
+          <w:rFonts w:cs="Carlito"/>
+          <w:sz w:val="32"/>
+          <w:szCs w:val="32"/>
         </w:rPr>
         <w:t xml:space="preserve"># This is the closest equivalent to </w:t>
       </w:r>
       <w:r>
         <w:rPr>
-          <w:rFonts w:ascii="Carlito" w:hAnsi="Carlito" w:cs="Carlito"/>
-          <w:b/>
-          <w:bCs/>
-          <w:sz w:val="34"/>
-          <w:szCs w:val="34"/>
+          <w:rFonts w:cs="Carlito"/>
+          <w:b/>
+          <w:bCs/>
+          <w:sz w:val="32"/>
+          <w:szCs w:val="32"/>
         </w:rPr>
         <w:t>Dart</w:t>
       </w:r>
       <w:r>
         <w:rPr>
-          <w:rFonts w:ascii="Carlito" w:hAnsi="Carlito" w:cs="Carlito"/>
-          <w:sz w:val="34"/>
-          <w:szCs w:val="34"/>
+          <w:rFonts w:cs="Carlito"/>
+          <w:sz w:val="32"/>
+          <w:szCs w:val="32"/>
         </w:rPr>
         <w:t>'s</w:t>
       </w:r>
       <w:r>
         <w:rPr>
-          <w:rFonts w:ascii="Carlito" w:hAnsi="Carlito" w:cs="Carlito"/>
-          <w:b/>
-          <w:bCs/>
-          <w:sz w:val="34"/>
-          <w:szCs w:val="34"/>
-        </w:rPr>
-        <w:t xml:space="preserve"> VoidCallback</w:t>
-      </w:r>
-      <w:r>
-        <w:rPr>
-          <w:rFonts w:ascii="Carlito" w:hAnsi="Carlito" w:cs="Carlito"/>
-          <w:sz w:val="34"/>
-          <w:szCs w:val="34"/>
+          <w:rFonts w:cs="Carlito"/>
+          <w:b/>
+          <w:bCs/>
+          <w:sz w:val="32"/>
+          <w:szCs w:val="32"/>
+        </w:rPr>
+        <w:t xml:space="preserve"> </w:t>
+      </w:r>
+      <w:proofErr w:type="spellStart"/>
+      <w:r>
+        <w:rPr>
+          <w:rFonts w:cs="Carlito"/>
+          <w:b/>
+          <w:bCs/>
+          <w:sz w:val="32"/>
+          <w:szCs w:val="32"/>
+        </w:rPr>
+        <w:t>VoidCallback</w:t>
+      </w:r>
+      <w:proofErr w:type="spellEnd"/>
+      <w:r>
+        <w:rPr>
+          <w:rFonts w:cs="Carlito"/>
+          <w:sz w:val="32"/>
+          <w:szCs w:val="32"/>
         </w:rPr>
         <w:t xml:space="preserve"> callback</w:t>
       </w:r>
@@ -2866,22 +3429,22 @@
       <w:pPr>
         <w:jc w:val="both"/>
         <w:rPr>
-          <w:rFonts w:ascii="Carlito" w:hAnsi="Carlito" w:cs="Carlito"/>
-          <w:b/>
-          <w:bCs/>
-          <w:color w:val="D86DCB" w:themeColor="accent5" w:themeTint="99"/>
-          <w:sz w:val="34"/>
-          <w:szCs w:val="34"/>
-        </w:rPr>
-      </w:pPr>
-      <w:r>
-        <w:rPr>
-          <w:rFonts w:ascii="Carlito" w:hAnsi="Carlito" w:cs="Carlito"/>
-          <w:b/>
-          <w:bCs/>
-          <w:color w:val="D86DCB" w:themeColor="accent5" w:themeTint="99"/>
-          <w:sz w:val="34"/>
-          <w:szCs w:val="34"/>
+          <w:rFonts w:cs="Carlito"/>
+          <w:b/>
+          <w:bCs/>
+          <w:color w:val="D86DCB" w:themeColor="accent5" w:themeTint="99"/>
+          <w:sz w:val="32"/>
+          <w:szCs w:val="32"/>
+        </w:rPr>
+      </w:pPr>
+      <w:r>
+        <w:rPr>
+          <w:rFonts w:cs="Carlito"/>
+          <w:b/>
+          <w:bCs/>
+          <w:color w:val="D86DCB" w:themeColor="accent5" w:themeTint="99"/>
+          <w:sz w:val="32"/>
+          <w:szCs w:val="32"/>
         </w:rPr>
         <w:t>from typing import Callable</w:t>
       </w:r>
@@ -2890,46 +3453,70 @@
       <w:pPr>
         <w:jc w:val="both"/>
         <w:rPr>
-          <w:rFonts w:ascii="Carlito" w:hAnsi="Carlito" w:cs="Carlito"/>
-          <w:b/>
-          <w:bCs/>
-          <w:color w:val="D86DCB" w:themeColor="accent5" w:themeTint="99"/>
-          <w:sz w:val="34"/>
-          <w:szCs w:val="34"/>
-        </w:rPr>
-      </w:pPr>
-      <w:r>
-        <w:rPr>
-          <w:rFonts w:ascii="Carlito" w:hAnsi="Carlito" w:cs="Carlito"/>
-          <w:b/>
-          <w:bCs/>
-          <w:color w:val="D86DCB" w:themeColor="accent5" w:themeTint="99"/>
-          <w:sz w:val="34"/>
-          <w:szCs w:val="34"/>
-        </w:rPr>
-        <w:t>def greet(callback: Callable[[], None]):</w:t>
-      </w:r>
-    </w:p>
-    <w:p>
-      <w:pPr>
-        <w:jc w:val="both"/>
-        <w:rPr>
-          <w:rFonts w:ascii="Carlito" w:hAnsi="Carlito" w:cs="Carlito"/>
-          <w:b/>
-          <w:bCs/>
-          <w:color w:val="D86DCB" w:themeColor="accent5" w:themeTint="99"/>
-          <w:sz w:val="34"/>
-          <w:szCs w:val="34"/>
-        </w:rPr>
-      </w:pPr>
-      <w:r>
-        <w:rPr>
-          <w:rFonts w:ascii="Carlito" w:hAnsi="Carlito" w:cs="Carlito"/>
-          <w:b/>
-          <w:bCs/>
-          <w:color w:val="D86DCB" w:themeColor="accent5" w:themeTint="99"/>
-          <w:sz w:val="34"/>
-          <w:szCs w:val="34"/>
+          <w:rFonts w:cs="Carlito"/>
+          <w:b/>
+          <w:bCs/>
+          <w:color w:val="D86DCB" w:themeColor="accent5" w:themeTint="99"/>
+          <w:sz w:val="32"/>
+          <w:szCs w:val="32"/>
+        </w:rPr>
+      </w:pPr>
+      <w:r>
+        <w:rPr>
+          <w:rFonts w:cs="Carlito"/>
+          <w:b/>
+          <w:bCs/>
+          <w:color w:val="D86DCB" w:themeColor="accent5" w:themeTint="99"/>
+          <w:sz w:val="32"/>
+          <w:szCs w:val="32"/>
+        </w:rPr>
+        <w:t xml:space="preserve">def </w:t>
+      </w:r>
+      <w:proofErr w:type="gramStart"/>
+      <w:r>
+        <w:rPr>
+          <w:rFonts w:cs="Carlito"/>
+          <w:b/>
+          <w:bCs/>
+          <w:color w:val="D86DCB" w:themeColor="accent5" w:themeTint="99"/>
+          <w:sz w:val="32"/>
+          <w:szCs w:val="32"/>
+        </w:rPr>
+        <w:t>greet(</w:t>
+      </w:r>
+      <w:proofErr w:type="gramEnd"/>
+      <w:r>
+        <w:rPr>
+          <w:rFonts w:cs="Carlito"/>
+          <w:b/>
+          <w:bCs/>
+          <w:color w:val="D86DCB" w:themeColor="accent5" w:themeTint="99"/>
+          <w:sz w:val="32"/>
+          <w:szCs w:val="32"/>
+        </w:rPr>
+        <w:t>callback: Callable[[], None]):</w:t>
+      </w:r>
+    </w:p>
+    <w:p>
+      <w:pPr>
+        <w:jc w:val="both"/>
+        <w:rPr>
+          <w:rFonts w:cs="Carlito"/>
+          <w:b/>
+          <w:bCs/>
+          <w:color w:val="D86DCB" w:themeColor="accent5" w:themeTint="99"/>
+          <w:sz w:val="32"/>
+          <w:szCs w:val="32"/>
+        </w:rPr>
+      </w:pPr>
+      <w:r>
+        <w:rPr>
+          <w:rFonts w:cs="Carlito"/>
+          <w:b/>
+          <w:bCs/>
+          <w:color w:val="D86DCB" w:themeColor="accent5" w:themeTint="99"/>
+          <w:sz w:val="32"/>
+          <w:szCs w:val="32"/>
         </w:rPr>
         <w:t xml:space="preserve">    print("Hello")</w:t>
       </w:r>
@@ -2938,64 +3525,101 @@
       <w:pPr>
         <w:jc w:val="both"/>
         <w:rPr>
-          <w:rFonts w:ascii="Carlito" w:hAnsi="Carlito" w:cs="Carlito"/>
-          <w:b/>
-          <w:bCs/>
-          <w:color w:val="D86DCB" w:themeColor="accent5" w:themeTint="99"/>
-          <w:sz w:val="34"/>
-          <w:szCs w:val="34"/>
-        </w:rPr>
-      </w:pPr>
-      <w:r>
-        <w:rPr>
-          <w:rFonts w:ascii="Carlito" w:hAnsi="Carlito" w:cs="Carlito"/>
-          <w:b/>
-          <w:bCs/>
-          <w:color w:val="D86DCB" w:themeColor="accent5" w:themeTint="99"/>
-          <w:sz w:val="34"/>
-          <w:szCs w:val="34"/>
-        </w:rPr>
-        <w:t xml:space="preserve">    callback()</w:t>
-      </w:r>
-    </w:p>
-    <w:p>
-      <w:pPr>
-        <w:jc w:val="both"/>
-        <w:rPr>
-          <w:rFonts w:ascii="Carlito" w:hAnsi="Carlito" w:cs="Carlito"/>
-          <w:b/>
-          <w:bCs/>
-          <w:color w:val="D86DCB" w:themeColor="accent5" w:themeTint="99"/>
-          <w:sz w:val="34"/>
-          <w:szCs w:val="34"/>
-        </w:rPr>
-      </w:pPr>
-      <w:r>
-        <w:rPr>
-          <w:rFonts w:ascii="Carlito" w:hAnsi="Carlito" w:cs="Carlito"/>
-          <w:b/>
-          <w:bCs/>
-          <w:color w:val="D86DCB" w:themeColor="accent5" w:themeTint="99"/>
-          <w:sz w:val="34"/>
-          <w:szCs w:val="34"/>
-        </w:rPr>
-        <w:t>greet(callback=lambda : print("Done"))</w:t>
-      </w:r>
-    </w:p>
-    <w:p>
-      <w:pPr>
-        <w:jc w:val="both"/>
-        <w:rPr>
-          <w:rFonts w:ascii="Carlito" w:hAnsi="Carlito" w:cs="Carlito"/>
-          <w:sz w:val="34"/>
-          <w:szCs w:val="34"/>
-        </w:rPr>
-      </w:pPr>
-      <w:r>
-        <w:rPr>
-          <w:rFonts w:ascii="Carlito" w:hAnsi="Carlito" w:cs="Carlito"/>
-          <w:sz w:val="34"/>
-          <w:szCs w:val="34"/>
+          <w:rFonts w:cs="Carlito"/>
+          <w:b/>
+          <w:bCs/>
+          <w:color w:val="D86DCB" w:themeColor="accent5" w:themeTint="99"/>
+          <w:sz w:val="32"/>
+          <w:szCs w:val="32"/>
+        </w:rPr>
+      </w:pPr>
+      <w:r>
+        <w:rPr>
+          <w:rFonts w:cs="Carlito"/>
+          <w:b/>
+          <w:bCs/>
+          <w:color w:val="D86DCB" w:themeColor="accent5" w:themeTint="99"/>
+          <w:sz w:val="32"/>
+          <w:szCs w:val="32"/>
+        </w:rPr>
+        <w:t xml:space="preserve">    </w:t>
+      </w:r>
+      <w:proofErr w:type="gramStart"/>
+      <w:r>
+        <w:rPr>
+          <w:rFonts w:cs="Carlito"/>
+          <w:b/>
+          <w:bCs/>
+          <w:color w:val="D86DCB" w:themeColor="accent5" w:themeTint="99"/>
+          <w:sz w:val="32"/>
+          <w:szCs w:val="32"/>
+        </w:rPr>
+        <w:t>callback(</w:t>
+      </w:r>
+      <w:proofErr w:type="gramEnd"/>
+      <w:r>
+        <w:rPr>
+          <w:rFonts w:cs="Carlito"/>
+          <w:b/>
+          <w:bCs/>
+          <w:color w:val="D86DCB" w:themeColor="accent5" w:themeTint="99"/>
+          <w:sz w:val="32"/>
+          <w:szCs w:val="32"/>
+        </w:rPr>
+        <w:t>)</w:t>
+      </w:r>
+    </w:p>
+    <w:p>
+      <w:pPr>
+        <w:jc w:val="both"/>
+        <w:rPr>
+          <w:rFonts w:cs="Carlito"/>
+          <w:b/>
+          <w:bCs/>
+          <w:color w:val="D86DCB" w:themeColor="accent5" w:themeTint="99"/>
+          <w:sz w:val="32"/>
+          <w:szCs w:val="32"/>
+        </w:rPr>
+      </w:pPr>
+      <w:proofErr w:type="gramStart"/>
+      <w:r>
+        <w:rPr>
+          <w:rFonts w:cs="Carlito"/>
+          <w:b/>
+          <w:bCs/>
+          <w:color w:val="D86DCB" w:themeColor="accent5" w:themeTint="99"/>
+          <w:sz w:val="32"/>
+          <w:szCs w:val="32"/>
+        </w:rPr>
+        <w:t>greet(</w:t>
+      </w:r>
+      <w:proofErr w:type="gramEnd"/>
+      <w:r>
+        <w:rPr>
+          <w:rFonts w:cs="Carlito"/>
+          <w:b/>
+          <w:bCs/>
+          <w:color w:val="D86DCB" w:themeColor="accent5" w:themeTint="99"/>
+          <w:sz w:val="32"/>
+          <w:szCs w:val="32"/>
+        </w:rPr>
+        <w:t>callback=lambda : print("Done"))</w:t>
+      </w:r>
+    </w:p>
+    <w:p>
+      <w:pPr>
+        <w:jc w:val="both"/>
+        <w:rPr>
+          <w:rFonts w:cs="Carlito"/>
+          <w:sz w:val="32"/>
+          <w:szCs w:val="32"/>
+        </w:rPr>
+      </w:pPr>
+      <w:r>
+        <w:rPr>
+          <w:rFonts w:cs="Carlito"/>
+          <w:sz w:val="32"/>
+          <w:szCs w:val="32"/>
         </w:rPr>
         <w:t># Another Example. Here:</w:t>
       </w:r>
@@ -3009,34 +3633,34 @@
         </w:numPr>
         <w:jc w:val="both"/>
         <w:rPr>
-          <w:rFonts w:ascii="Carlito" w:hAnsi="Carlito" w:cs="Carlito"/>
-          <w:sz w:val="34"/>
-          <w:szCs w:val="34"/>
-        </w:rPr>
-      </w:pPr>
-      <w:r>
-        <w:rPr>
-          <w:rFonts w:ascii="Carlito" w:hAnsi="Carlito" w:cs="Carlito"/>
-          <w:sz w:val="34"/>
-          <w:szCs w:val="34"/>
+          <w:rFonts w:cs="Carlito"/>
+          <w:sz w:val="32"/>
+          <w:szCs w:val="32"/>
+        </w:rPr>
+      </w:pPr>
+      <w:r>
+        <w:rPr>
+          <w:rFonts w:cs="Carlito"/>
+          <w:sz w:val="32"/>
+          <w:szCs w:val="32"/>
         </w:rPr>
         <w:t xml:space="preserve">Takes two </w:t>
       </w:r>
       <w:r>
         <w:rPr>
-          <w:rFonts w:ascii="Carlito" w:hAnsi="Carlito" w:cs="Carlito"/>
-          <w:b/>
-          <w:bCs/>
-          <w:sz w:val="34"/>
-          <w:szCs w:val="34"/>
+          <w:rFonts w:cs="Carlito"/>
+          <w:b/>
+          <w:bCs/>
+          <w:sz w:val="32"/>
+          <w:szCs w:val="32"/>
         </w:rPr>
         <w:t>int</w:t>
       </w:r>
       <w:r>
         <w:rPr>
-          <w:rFonts w:ascii="Carlito" w:hAnsi="Carlito" w:cs="Carlito"/>
-          <w:sz w:val="34"/>
-          <w:szCs w:val="34"/>
+          <w:rFonts w:cs="Carlito"/>
+          <w:sz w:val="32"/>
+          <w:szCs w:val="32"/>
         </w:rPr>
         <w:t xml:space="preserve"> arguments</w:t>
       </w:r>
@@ -3050,26 +3674,26 @@
         </w:numPr>
         <w:jc w:val="both"/>
         <w:rPr>
-          <w:rFonts w:ascii="Carlito" w:hAnsi="Carlito" w:cs="Carlito"/>
-          <w:sz w:val="34"/>
-          <w:szCs w:val="34"/>
-        </w:rPr>
-      </w:pPr>
-      <w:r>
-        <w:rPr>
-          <w:rFonts w:ascii="Carlito" w:hAnsi="Carlito" w:cs="Carlito"/>
-          <w:sz w:val="34"/>
-          <w:szCs w:val="34"/>
+          <w:rFonts w:cs="Carlito"/>
+          <w:sz w:val="32"/>
+          <w:szCs w:val="32"/>
+        </w:rPr>
+      </w:pPr>
+      <w:r>
+        <w:rPr>
+          <w:rFonts w:cs="Carlito"/>
+          <w:sz w:val="32"/>
+          <w:szCs w:val="32"/>
         </w:rPr>
         <w:t xml:space="preserve">Returns an </w:t>
       </w:r>
       <w:r>
         <w:rPr>
-          <w:rFonts w:ascii="Carlito" w:hAnsi="Carlito" w:cs="Carlito"/>
-          <w:b/>
-          <w:bCs/>
-          <w:sz w:val="34"/>
-          <w:szCs w:val="34"/>
+          <w:rFonts w:cs="Carlito"/>
+          <w:b/>
+          <w:bCs/>
+          <w:sz w:val="32"/>
+          <w:szCs w:val="32"/>
         </w:rPr>
         <w:t>int</w:t>
       </w:r>
@@ -3078,22 +3702,22 @@
       <w:pPr>
         <w:jc w:val="both"/>
         <w:rPr>
-          <w:rFonts w:ascii="Carlito" w:hAnsi="Carlito" w:cs="Carlito"/>
-          <w:b/>
-          <w:bCs/>
-          <w:color w:val="D86DCB" w:themeColor="accent5" w:themeTint="99"/>
-          <w:sz w:val="34"/>
-          <w:szCs w:val="34"/>
-        </w:rPr>
-      </w:pPr>
-      <w:r>
-        <w:rPr>
-          <w:rFonts w:ascii="Carlito" w:hAnsi="Carlito" w:cs="Carlito"/>
-          <w:b/>
-          <w:bCs/>
-          <w:color w:val="D86DCB" w:themeColor="accent5" w:themeTint="99"/>
-          <w:sz w:val="34"/>
-          <w:szCs w:val="34"/>
+          <w:rFonts w:cs="Carlito"/>
+          <w:b/>
+          <w:bCs/>
+          <w:color w:val="D86DCB" w:themeColor="accent5" w:themeTint="99"/>
+          <w:sz w:val="32"/>
+          <w:szCs w:val="32"/>
+        </w:rPr>
+      </w:pPr>
+      <w:r>
+        <w:rPr>
+          <w:rFonts w:cs="Carlito"/>
+          <w:b/>
+          <w:bCs/>
+          <w:color w:val="D86DCB" w:themeColor="accent5" w:themeTint="99"/>
+          <w:sz w:val="32"/>
+          <w:szCs w:val="32"/>
         </w:rPr>
         <w:t>from typing import Callable</w:t>
       </w:r>
@@ -3102,94 +3726,166 @@
       <w:pPr>
         <w:jc w:val="both"/>
         <w:rPr>
-          <w:rFonts w:ascii="Carlito" w:hAnsi="Carlito" w:cs="Carlito"/>
-          <w:b/>
-          <w:bCs/>
-          <w:color w:val="D86DCB" w:themeColor="accent5" w:themeTint="99"/>
-          <w:sz w:val="34"/>
-          <w:szCs w:val="34"/>
-        </w:rPr>
-      </w:pPr>
-      <w:r>
-        <w:rPr>
-          <w:rFonts w:ascii="Carlito" w:hAnsi="Carlito" w:cs="Carlito"/>
-          <w:b/>
-          <w:bCs/>
-          <w:color w:val="D86DCB" w:themeColor="accent5" w:themeTint="99"/>
-          <w:sz w:val="34"/>
-          <w:szCs w:val="34"/>
-        </w:rPr>
-        <w:t>def calculate(operation: Callable[[int, int], int]):</w:t>
-      </w:r>
-    </w:p>
-    <w:p>
-      <w:pPr>
-        <w:jc w:val="both"/>
-        <w:rPr>
-          <w:rFonts w:ascii="Carlito" w:hAnsi="Carlito" w:cs="Carlito"/>
-          <w:b/>
-          <w:bCs/>
-          <w:color w:val="D86DCB" w:themeColor="accent5" w:themeTint="99"/>
-          <w:sz w:val="34"/>
-          <w:szCs w:val="34"/>
-        </w:rPr>
-      </w:pPr>
-      <w:r>
-        <w:rPr>
-          <w:rFonts w:ascii="Carlito" w:hAnsi="Carlito" w:cs="Carlito"/>
-          <w:b/>
-          <w:bCs/>
-          <w:color w:val="D86DCB" w:themeColor="accent5" w:themeTint="99"/>
-          <w:sz w:val="34"/>
-          <w:szCs w:val="34"/>
-        </w:rPr>
-        <w:t xml:space="preserve">    return operation(10, 20)</w:t>
-      </w:r>
-    </w:p>
-    <w:p>
-      <w:pPr>
-        <w:jc w:val="both"/>
-        <w:rPr>
-          <w:rFonts w:ascii="Carlito" w:hAnsi="Carlito" w:cs="Carlito"/>
-          <w:b/>
-          <w:bCs/>
-          <w:color w:val="D86DCB" w:themeColor="accent5" w:themeTint="99"/>
-          <w:sz w:val="34"/>
-          <w:szCs w:val="34"/>
-        </w:rPr>
-      </w:pPr>
-      <w:r>
-        <w:rPr>
-          <w:rFonts w:ascii="Carlito" w:hAnsi="Carlito" w:cs="Carlito"/>
-          <w:b/>
-          <w:bCs/>
-          <w:color w:val="D86DCB" w:themeColor="accent5" w:themeTint="99"/>
-          <w:sz w:val="34"/>
-          <w:szCs w:val="34"/>
-        </w:rPr>
-        <w:t>result = calculate(operation = lambda x, y : x + y)</w:t>
-      </w:r>
-    </w:p>
-    <w:p>
-      <w:pPr>
-        <w:jc w:val="both"/>
-        <w:rPr>
-          <w:rFonts w:ascii="Carlito" w:hAnsi="Carlito" w:cs="Carlito"/>
-          <w:b/>
-          <w:bCs/>
-          <w:color w:val="D86DCB" w:themeColor="accent5" w:themeTint="99"/>
-          <w:sz w:val="34"/>
-          <w:szCs w:val="34"/>
-        </w:rPr>
-      </w:pPr>
-      <w:r>
-        <w:rPr>
-          <w:rFonts w:ascii="Carlito" w:hAnsi="Carlito" w:cs="Carlito"/>
-          <w:b/>
-          <w:bCs/>
-          <w:color w:val="D86DCB" w:themeColor="accent5" w:themeTint="99"/>
-          <w:sz w:val="34"/>
-          <w:szCs w:val="34"/>
+          <w:rFonts w:cs="Carlito"/>
+          <w:b/>
+          <w:bCs/>
+          <w:color w:val="D86DCB" w:themeColor="accent5" w:themeTint="99"/>
+          <w:sz w:val="32"/>
+          <w:szCs w:val="32"/>
+        </w:rPr>
+      </w:pPr>
+      <w:r>
+        <w:rPr>
+          <w:rFonts w:cs="Carlito"/>
+          <w:b/>
+          <w:bCs/>
+          <w:color w:val="D86DCB" w:themeColor="accent5" w:themeTint="99"/>
+          <w:sz w:val="32"/>
+          <w:szCs w:val="32"/>
+        </w:rPr>
+        <w:t xml:space="preserve">def </w:t>
+      </w:r>
+      <w:proofErr w:type="gramStart"/>
+      <w:r>
+        <w:rPr>
+          <w:rFonts w:cs="Carlito"/>
+          <w:b/>
+          <w:bCs/>
+          <w:color w:val="D86DCB" w:themeColor="accent5" w:themeTint="99"/>
+          <w:sz w:val="32"/>
+          <w:szCs w:val="32"/>
+        </w:rPr>
+        <w:t>calculate(</w:t>
+      </w:r>
+      <w:proofErr w:type="gramEnd"/>
+      <w:r>
+        <w:rPr>
+          <w:rFonts w:cs="Carlito"/>
+          <w:b/>
+          <w:bCs/>
+          <w:color w:val="D86DCB" w:themeColor="accent5" w:themeTint="99"/>
+          <w:sz w:val="32"/>
+          <w:szCs w:val="32"/>
+        </w:rPr>
+        <w:t>operation: Callable[[int, int], int]):</w:t>
+      </w:r>
+    </w:p>
+    <w:p>
+      <w:pPr>
+        <w:jc w:val="both"/>
+        <w:rPr>
+          <w:rFonts w:cs="Carlito"/>
+          <w:b/>
+          <w:bCs/>
+          <w:color w:val="D86DCB" w:themeColor="accent5" w:themeTint="99"/>
+          <w:sz w:val="32"/>
+          <w:szCs w:val="32"/>
+        </w:rPr>
+      </w:pPr>
+      <w:r>
+        <w:rPr>
+          <w:rFonts w:cs="Carlito"/>
+          <w:b/>
+          <w:bCs/>
+          <w:color w:val="D86DCB" w:themeColor="accent5" w:themeTint="99"/>
+          <w:sz w:val="32"/>
+          <w:szCs w:val="32"/>
+        </w:rPr>
+        <w:t xml:space="preserve">    return </w:t>
+      </w:r>
+      <w:proofErr w:type="gramStart"/>
+      <w:r>
+        <w:rPr>
+          <w:rFonts w:cs="Carlito"/>
+          <w:b/>
+          <w:bCs/>
+          <w:color w:val="D86DCB" w:themeColor="accent5" w:themeTint="99"/>
+          <w:sz w:val="32"/>
+          <w:szCs w:val="32"/>
+        </w:rPr>
+        <w:t>operation(</w:t>
+      </w:r>
+      <w:proofErr w:type="gramEnd"/>
+      <w:r>
+        <w:rPr>
+          <w:rFonts w:cs="Carlito"/>
+          <w:b/>
+          <w:bCs/>
+          <w:color w:val="D86DCB" w:themeColor="accent5" w:themeTint="99"/>
+          <w:sz w:val="32"/>
+          <w:szCs w:val="32"/>
+        </w:rPr>
+        <w:t>10, 20)</w:t>
+      </w:r>
+    </w:p>
+    <w:p>
+      <w:pPr>
+        <w:jc w:val="both"/>
+        <w:rPr>
+          <w:rFonts w:cs="Carlito"/>
+          <w:b/>
+          <w:bCs/>
+          <w:color w:val="D86DCB" w:themeColor="accent5" w:themeTint="99"/>
+          <w:sz w:val="32"/>
+          <w:szCs w:val="32"/>
+        </w:rPr>
+      </w:pPr>
+      <w:r>
+        <w:rPr>
+          <w:rFonts w:cs="Carlito"/>
+          <w:b/>
+          <w:bCs/>
+          <w:color w:val="D86DCB" w:themeColor="accent5" w:themeTint="99"/>
+          <w:sz w:val="32"/>
+          <w:szCs w:val="32"/>
+        </w:rPr>
+        <w:t xml:space="preserve">result = </w:t>
+      </w:r>
+      <w:proofErr w:type="gramStart"/>
+      <w:r>
+        <w:rPr>
+          <w:rFonts w:cs="Carlito"/>
+          <w:b/>
+          <w:bCs/>
+          <w:color w:val="D86DCB" w:themeColor="accent5" w:themeTint="99"/>
+          <w:sz w:val="32"/>
+          <w:szCs w:val="32"/>
+        </w:rPr>
+        <w:t>calculate(</w:t>
+      </w:r>
+      <w:proofErr w:type="gramEnd"/>
+      <w:r>
+        <w:rPr>
+          <w:rFonts w:cs="Carlito"/>
+          <w:b/>
+          <w:bCs/>
+          <w:color w:val="D86DCB" w:themeColor="accent5" w:themeTint="99"/>
+          <w:sz w:val="32"/>
+          <w:szCs w:val="32"/>
+        </w:rPr>
+        <w:t>operation = lambda x, y : x + y)</w:t>
+      </w:r>
+    </w:p>
+    <w:p>
+      <w:pPr>
+        <w:jc w:val="both"/>
+        <w:rPr>
+          <w:rFonts w:cs="Carlito"/>
+          <w:b/>
+          <w:bCs/>
+          <w:color w:val="D86DCB" w:themeColor="accent5" w:themeTint="99"/>
+          <w:sz w:val="32"/>
+          <w:szCs w:val="32"/>
+        </w:rPr>
+      </w:pPr>
+      <w:r>
+        <w:rPr>
+          <w:rFonts w:cs="Carlito"/>
+          <w:b/>
+          <w:bCs/>
+          <w:color w:val="D86DCB" w:themeColor="accent5" w:themeTint="99"/>
+          <w:sz w:val="32"/>
+          <w:szCs w:val="32"/>
         </w:rPr>
         <w:t>print(result)</w:t>
       </w:r>
@@ -3198,26 +3894,36 @@
       <w:pPr>
         <w:jc w:val="both"/>
         <w:rPr>
-          <w:rFonts w:ascii="Carlito" w:hAnsi="Carlito" w:cs="Carlito"/>
-          <w:sz w:val="34"/>
-          <w:szCs w:val="34"/>
-        </w:rPr>
-      </w:pPr>
-    </w:p>
-    <w:p>
-      <w:pPr>
-        <w:jc w:val="both"/>
-        <w:rPr>
-          <w:rFonts w:ascii="Carlito" w:hAnsi="Carlito" w:cs="Carlito"/>
-          <w:sz w:val="34"/>
-          <w:szCs w:val="34"/>
-        </w:rPr>
-      </w:pPr>
-      <w:r>
-        <w:rPr>
-          <w:rFonts w:ascii="Carlito" w:hAnsi="Carlito" w:cs="Carlito"/>
-          <w:sz w:val="34"/>
-          <w:szCs w:val="34"/>
+          <w:rFonts w:cs="Carlito"/>
+          <w:sz w:val="32"/>
+          <w:szCs w:val="32"/>
+        </w:rPr>
+      </w:pPr>
+    </w:p>
+    <w:p>
+      <w:pPr>
+        <w:jc w:val="both"/>
+        <w:rPr>
+          <w:rFonts w:cs="Carlito"/>
+          <w:sz w:val="32"/>
+          <w:szCs w:val="32"/>
+        </w:rPr>
+      </w:pPr>
+    </w:p>
+    <w:p>
+      <w:pPr>
+        <w:jc w:val="both"/>
+        <w:rPr>
+          <w:rFonts w:cs="Carlito"/>
+          <w:sz w:val="32"/>
+          <w:szCs w:val="32"/>
+        </w:rPr>
+      </w:pPr>
+      <w:r>
+        <w:rPr>
+          <w:rFonts w:cs="Carlito"/>
+          <w:sz w:val="32"/>
+          <w:szCs w:val="32"/>
         </w:rPr>
         <w:t>Comparison with Dart:</w:t>
       </w:r>
@@ -3229,8 +3935,8 @@
         <w:tblLook w:val="04A0" w:firstRow="1" w:lastRow="0" w:firstColumn="1" w:lastColumn="0" w:noHBand="0" w:noVBand="1"/>
       </w:tblPr>
       <w:tblGrid>
-        <w:gridCol w:w="3089"/>
-        <w:gridCol w:w="5515"/>
+        <w:gridCol w:w="3077"/>
+        <w:gridCol w:w="5618"/>
       </w:tblGrid>
       <w:tr>
         <w:trPr>
@@ -3247,16 +3953,16 @@
               <w:spacing w:after="160" w:line="278" w:lineRule="auto"/>
               <w:jc w:val="both"/>
               <w:rPr>
-                <w:rFonts w:ascii="Carlito" w:hAnsi="Carlito" w:cs="Carlito"/>
-                <w:sz w:val="34"/>
-                <w:szCs w:val="34"/>
+                <w:rFonts w:cs="Carlito"/>
+                <w:sz w:val="32"/>
+                <w:szCs w:val="32"/>
               </w:rPr>
             </w:pPr>
             <w:r>
               <w:rPr>
-                <w:rFonts w:ascii="Carlito" w:hAnsi="Carlito" w:cs="Carlito"/>
-                <w:sz w:val="34"/>
-                <w:szCs w:val="34"/>
+                <w:rFonts w:cs="Carlito"/>
+                <w:sz w:val="32"/>
+                <w:szCs w:val="32"/>
               </w:rPr>
               <w:t>Dart</w:t>
             </w:r>
@@ -3273,16 +3979,16 @@
               <w:jc w:val="both"/>
               <w:cnfStyle w:val="100000000000" w:firstRow="1" w:lastRow="0" w:firstColumn="0" w:lastColumn="0" w:oddVBand="0" w:evenVBand="0" w:oddHBand="0" w:evenHBand="0" w:firstRowFirstColumn="0" w:firstRowLastColumn="0" w:lastRowFirstColumn="0" w:lastRowLastColumn="0"/>
               <w:rPr>
-                <w:rFonts w:ascii="Carlito" w:hAnsi="Carlito" w:cs="Carlito"/>
-                <w:sz w:val="34"/>
-                <w:szCs w:val="34"/>
+                <w:rFonts w:cs="Carlito"/>
+                <w:sz w:val="32"/>
+                <w:szCs w:val="32"/>
               </w:rPr>
             </w:pPr>
             <w:r>
               <w:rPr>
-                <w:rFonts w:ascii="Carlito" w:hAnsi="Carlito" w:cs="Carlito"/>
-                <w:sz w:val="34"/>
-                <w:szCs w:val="34"/>
+                <w:rFonts w:cs="Carlito"/>
+                <w:sz w:val="32"/>
+                <w:szCs w:val="32"/>
               </w:rPr>
               <w:t>Python</w:t>
             </w:r>
@@ -3304,19 +4010,21 @@
               <w:spacing w:after="160" w:line="278" w:lineRule="auto"/>
               <w:jc w:val="both"/>
               <w:rPr>
-                <w:rFonts w:ascii="Carlito" w:hAnsi="Carlito" w:cs="Carlito"/>
-                <w:sz w:val="34"/>
-                <w:szCs w:val="34"/>
+                <w:rFonts w:cs="Carlito"/>
+                <w:sz w:val="32"/>
+                <w:szCs w:val="32"/>
               </w:rPr>
             </w:pPr>
+            <w:proofErr w:type="spellStart"/>
             <w:r>
               <w:rPr>
-                <w:rFonts w:ascii="Carlito" w:hAnsi="Carlito" w:cs="Carlito"/>
-                <w:sz w:val="34"/>
-                <w:szCs w:val="34"/>
+                <w:rFonts w:cs="Carlito"/>
+                <w:sz w:val="32"/>
+                <w:szCs w:val="32"/>
               </w:rPr>
               <w:t>VoidCallback</w:t>
             </w:r>
+            <w:proofErr w:type="spellEnd"/>
           </w:p>
         </w:tc>
         <w:tc>
@@ -3330,22 +4038,34 @@
               <w:jc w:val="both"/>
               <w:cnfStyle w:val="000000100000" w:firstRow="0" w:lastRow="0" w:firstColumn="0" w:lastColumn="0" w:oddVBand="0" w:evenVBand="0" w:oddHBand="1" w:evenHBand="0" w:firstRowFirstColumn="0" w:firstRowLastColumn="0" w:lastRowFirstColumn="0" w:lastRowLastColumn="0"/>
               <w:rPr>
-                <w:rFonts w:ascii="Carlito" w:hAnsi="Carlito" w:cs="Carlito"/>
+                <w:rFonts w:cs="Carlito"/>
                 <w:b/>
                 <w:bCs/>
-                <w:sz w:val="34"/>
-                <w:szCs w:val="34"/>
+                <w:sz w:val="32"/>
+                <w:szCs w:val="32"/>
               </w:rPr>
             </w:pPr>
+            <w:proofErr w:type="gramStart"/>
             <w:r>
               <w:rPr>
-                <w:rFonts w:ascii="Carlito" w:hAnsi="Carlito" w:cs="Carlito"/>
+                <w:rFonts w:cs="Carlito"/>
                 <w:b/>
                 <w:bCs/>
-                <w:sz w:val="34"/>
-                <w:szCs w:val="34"/>
+                <w:sz w:val="32"/>
+                <w:szCs w:val="32"/>
               </w:rPr>
-              <w:t>Callable[[], None] (optional type hint)</w:t>
+              <w:t>Callable[</w:t>
+            </w:r>
+            <w:proofErr w:type="gramEnd"/>
+            <w:r>
+              <w:rPr>
+                <w:rFonts w:cs="Carlito"/>
+                <w:b/>
+                <w:bCs/>
+                <w:sz w:val="32"/>
+                <w:szCs w:val="32"/>
+              </w:rPr>
+              <w:t>[], None] (optional type hint)</w:t>
             </w:r>
           </w:p>
         </w:tc>
@@ -3362,16 +4082,16 @@
               <w:spacing w:after="160" w:line="278" w:lineRule="auto"/>
               <w:jc w:val="both"/>
               <w:rPr>
-                <w:rFonts w:ascii="Carlito" w:hAnsi="Carlito" w:cs="Carlito"/>
-                <w:sz w:val="34"/>
-                <w:szCs w:val="34"/>
+                <w:rFonts w:cs="Carlito"/>
+                <w:sz w:val="32"/>
+                <w:szCs w:val="32"/>
               </w:rPr>
             </w:pPr>
             <w:r>
               <w:rPr>
-                <w:rFonts w:ascii="Carlito" w:hAnsi="Carlito" w:cs="Carlito"/>
-                <w:sz w:val="34"/>
-                <w:szCs w:val="34"/>
+                <w:rFonts w:cs="Carlito"/>
+                <w:sz w:val="32"/>
+                <w:szCs w:val="32"/>
               </w:rPr>
               <w:t>Function(int)</w:t>
             </w:r>
@@ -3388,20 +4108,20 @@
               <w:jc w:val="both"/>
               <w:cnfStyle w:val="000000000000" w:firstRow="0" w:lastRow="0" w:firstColumn="0" w:lastColumn="0" w:oddVBand="0" w:evenVBand="0" w:oddHBand="0" w:evenHBand="0" w:firstRowFirstColumn="0" w:firstRowLastColumn="0" w:lastRowFirstColumn="0" w:lastRowLastColumn="0"/>
               <w:rPr>
-                <w:rFonts w:ascii="Carlito" w:hAnsi="Carlito" w:cs="Carlito"/>
+                <w:rFonts w:cs="Carlito"/>
                 <w:b/>
                 <w:bCs/>
-                <w:sz w:val="34"/>
-                <w:szCs w:val="34"/>
+                <w:sz w:val="32"/>
+                <w:szCs w:val="32"/>
               </w:rPr>
             </w:pPr>
             <w:r>
               <w:rPr>
-                <w:rFonts w:ascii="Carlito" w:hAnsi="Carlito" w:cs="Carlito"/>
+                <w:rFonts w:cs="Carlito"/>
                 <w:b/>
                 <w:bCs/>
-                <w:sz w:val="34"/>
-                <w:szCs w:val="34"/>
+                <w:sz w:val="32"/>
+                <w:szCs w:val="32"/>
               </w:rPr>
               <w:t>Callable[[int], None]</w:t>
             </w:r>
@@ -3423,18 +4143,28 @@
               <w:spacing w:after="160" w:line="278" w:lineRule="auto"/>
               <w:jc w:val="both"/>
               <w:rPr>
-                <w:rFonts w:ascii="Carlito" w:hAnsi="Carlito" w:cs="Carlito"/>
-                <w:sz w:val="34"/>
-                <w:szCs w:val="34"/>
+                <w:rFonts w:cs="Carlito"/>
+                <w:sz w:val="32"/>
+                <w:szCs w:val="32"/>
               </w:rPr>
             </w:pPr>
+            <w:proofErr w:type="gramStart"/>
             <w:r>
               <w:rPr>
-                <w:rFonts w:ascii="Carlito" w:hAnsi="Carlito" w:cs="Carlito"/>
-                <w:sz w:val="34"/>
-                <w:szCs w:val="34"/>
+                <w:rFonts w:cs="Carlito"/>
+                <w:sz w:val="32"/>
+                <w:szCs w:val="32"/>
               </w:rPr>
-              <w:t>Function(int, int)</w:t>
+              <w:t>Function(</w:t>
+            </w:r>
+            <w:proofErr w:type="gramEnd"/>
+            <w:r>
+              <w:rPr>
+                <w:rFonts w:cs="Carlito"/>
+                <w:sz w:val="32"/>
+                <w:szCs w:val="32"/>
+              </w:rPr>
+              <w:t>int, int)</w:t>
             </w:r>
           </w:p>
         </w:tc>
@@ -3449,22 +4179,56 @@
               <w:jc w:val="both"/>
               <w:cnfStyle w:val="000000100000" w:firstRow="0" w:lastRow="0" w:firstColumn="0" w:lastColumn="0" w:oddVBand="0" w:evenVBand="0" w:oddHBand="1" w:evenHBand="0" w:firstRowFirstColumn="0" w:firstRowLastColumn="0" w:lastRowFirstColumn="0" w:lastRowLastColumn="0"/>
               <w:rPr>
-                <w:rFonts w:ascii="Carlito" w:hAnsi="Carlito" w:cs="Carlito"/>
+                <w:rFonts w:cs="Carlito"/>
                 <w:b/>
                 <w:bCs/>
-                <w:sz w:val="34"/>
-                <w:szCs w:val="34"/>
+                <w:sz w:val="32"/>
+                <w:szCs w:val="32"/>
               </w:rPr>
             </w:pPr>
+            <w:proofErr w:type="gramStart"/>
             <w:r>
               <w:rPr>
-                <w:rFonts w:ascii="Carlito" w:hAnsi="Carlito" w:cs="Carlito"/>
+                <w:rFonts w:cs="Carlito"/>
                 <w:b/>
                 <w:bCs/>
-                <w:sz w:val="34"/>
-                <w:szCs w:val="34"/>
+                <w:sz w:val="32"/>
+                <w:szCs w:val="32"/>
               </w:rPr>
-              <w:t>Callable[[int, int], ReturnType]</w:t>
+              <w:t>Callable[</w:t>
+            </w:r>
+            <w:proofErr w:type="gramEnd"/>
+            <w:r>
+              <w:rPr>
+                <w:rFonts w:cs="Carlito"/>
+                <w:b/>
+                <w:bCs/>
+                <w:sz w:val="32"/>
+                <w:szCs w:val="32"/>
+              </w:rPr>
+              <w:t xml:space="preserve">[int, int], </w:t>
+            </w:r>
+            <w:proofErr w:type="spellStart"/>
+            <w:r>
+              <w:rPr>
+                <w:rFonts w:cs="Carlito"/>
+                <w:b/>
+                <w:bCs/>
+                <w:sz w:val="32"/>
+                <w:szCs w:val="32"/>
+              </w:rPr>
+              <w:t>ReturnType</w:t>
+            </w:r>
+            <w:proofErr w:type="spellEnd"/>
+            <w:r>
+              <w:rPr>
+                <w:rFonts w:cs="Carlito"/>
+                <w:b/>
+                <w:bCs/>
+                <w:sz w:val="32"/>
+                <w:szCs w:val="32"/>
+              </w:rPr>
+              <w:t>]</w:t>
             </w:r>
           </w:p>
         </w:tc>
@@ -3481,22 +4245,21 @@
               <w:spacing w:after="160" w:line="278" w:lineRule="auto"/>
               <w:jc w:val="both"/>
               <w:rPr>
-                <w:rFonts w:ascii="Carlito" w:hAnsi="Carlito" w:cs="Carlito"/>
+                <w:rFonts w:cs="Carlito"/>
                 <w:b w:val="0"/>
                 <w:bCs w:val="0"/>
-                <w:sz w:val="34"/>
-                <w:szCs w:val="34"/>
+                <w:sz w:val="32"/>
+                <w:szCs w:val="32"/>
               </w:rPr>
             </w:pPr>
             <w:r>
               <w:rPr>
-                <w:rFonts w:ascii="Carlito" w:hAnsi="Carlito" w:cs="Carlito"/>
+                <w:rFonts w:cs="Carlito"/>
                 <w:b w:val="0"/>
                 <w:bCs w:val="0"/>
-                <w:sz w:val="34"/>
-                <w:szCs w:val="34"/>
+                <w:sz w:val="32"/>
+                <w:szCs w:val="32"/>
               </w:rPr>
-              <w:lastRenderedPageBreak/>
               <w:t>Anonymous function</w:t>
             </w:r>
           </w:p>
@@ -3512,16 +4275,20 @@
               <w:jc w:val="both"/>
               <w:cnfStyle w:val="000000000000" w:firstRow="0" w:lastRow="0" w:firstColumn="0" w:lastColumn="0" w:oddVBand="0" w:evenVBand="0" w:oddHBand="0" w:evenHBand="0" w:firstRowFirstColumn="0" w:firstRowLastColumn="0" w:lastRowFirstColumn="0" w:lastRowLastColumn="0"/>
               <w:rPr>
-                <w:rFonts w:ascii="Carlito" w:hAnsi="Carlito" w:cs="Carlito"/>
-                <w:sz w:val="34"/>
-                <w:szCs w:val="34"/>
+                <w:rFonts w:cs="Carlito"/>
+                <w:b/>
+                <w:bCs/>
+                <w:sz w:val="32"/>
+                <w:szCs w:val="32"/>
               </w:rPr>
             </w:pPr>
             <w:r>
               <w:rPr>
-                <w:rFonts w:ascii="Carlito" w:hAnsi="Carlito" w:cs="Carlito"/>
-                <w:sz w:val="34"/>
-                <w:szCs w:val="34"/>
+                <w:rFonts w:cs="Carlito"/>
+                <w:b/>
+                <w:bCs/>
+                <w:sz w:val="32"/>
+                <w:szCs w:val="32"/>
               </w:rPr>
               <w:t>lambda</w:t>
             </w:r>
@@ -3533,19 +4300,19 @@
       <w:pPr>
         <w:jc w:val="both"/>
         <w:rPr>
-          <w:rFonts w:ascii="Carlito" w:hAnsi="Carlito" w:cs="Carlito"/>
-          <w:sz w:val="34"/>
-          <w:szCs w:val="34"/>
-        </w:rPr>
-      </w:pPr>
-    </w:p>
-    <w:p>
-      <w:pPr>
-        <w:jc w:val="both"/>
-        <w:rPr>
-          <w:rFonts w:ascii="Carlito" w:hAnsi="Carlito" w:cs="Carlito"/>
-          <w:sz w:val="34"/>
-          <w:szCs w:val="34"/>
+          <w:rFonts w:cs="Carlito"/>
+          <w:sz w:val="32"/>
+          <w:szCs w:val="32"/>
+        </w:rPr>
+      </w:pPr>
+    </w:p>
+    <w:p>
+      <w:pPr>
+        <w:jc w:val="both"/>
+        <w:rPr>
+          <w:rFonts w:cs="Carlito"/>
+          <w:sz w:val="32"/>
+          <w:szCs w:val="32"/>
         </w:rPr>
       </w:pPr>
     </w:p>
@@ -3553,16 +4320,16 @@
       <w:pPr>
         <w:jc w:val="center"/>
         <w:rPr>
-          <w:rFonts w:ascii="Carlito" w:hAnsi="Carlito" w:cs="Carlito"/>
-          <w:sz w:val="34"/>
-          <w:szCs w:val="34"/>
-        </w:rPr>
-      </w:pPr>
-      <w:r>
-        <w:rPr>
-          <w:rFonts w:ascii="Carlito" w:hAnsi="Carlito" w:cs="Carlito"/>
-          <w:sz w:val="34"/>
-          <w:szCs w:val="34"/>
+          <w:rFonts w:cs="Carlito"/>
+          <w:sz w:val="32"/>
+          <w:szCs w:val="32"/>
+        </w:rPr>
+      </w:pPr>
+      <w:r>
+        <w:rPr>
+          <w:rFonts w:cs="Carlito"/>
+          <w:sz w:val="32"/>
+          <w:szCs w:val="32"/>
         </w:rPr>
         <w:t>Break</w:t>
       </w:r>
@@ -3571,69 +4338,69 @@
       <w:pPr>
         <w:jc w:val="both"/>
         <w:rPr>
-          <w:rFonts w:ascii="Carlito" w:hAnsi="Carlito" w:cs="Carlito"/>
-          <w:sz w:val="34"/>
-          <w:szCs w:val="34"/>
-        </w:rPr>
-      </w:pPr>
-    </w:p>
-    <w:p>
-      <w:pPr>
-        <w:jc w:val="both"/>
-        <w:rPr>
-          <w:rFonts w:ascii="Carlito" w:hAnsi="Carlito" w:cs="Carlito"/>
-          <w:sz w:val="34"/>
-          <w:szCs w:val="34"/>
-        </w:rPr>
-      </w:pPr>
-    </w:p>
-    <w:p>
-      <w:pPr>
-        <w:jc w:val="both"/>
-        <w:rPr>
-          <w:rFonts w:ascii="Carlito" w:hAnsi="Carlito" w:cs="Carlito"/>
-          <w:sz w:val="34"/>
-          <w:szCs w:val="34"/>
-        </w:rPr>
-      </w:pPr>
-    </w:p>
-    <w:p>
-      <w:pPr>
-        <w:jc w:val="both"/>
-        <w:rPr>
-          <w:rFonts w:ascii="Carlito" w:hAnsi="Carlito" w:cs="Carlito"/>
-          <w:sz w:val="34"/>
-          <w:szCs w:val="34"/>
-        </w:rPr>
-      </w:pPr>
-    </w:p>
-    <w:p>
-      <w:pPr>
-        <w:jc w:val="both"/>
-        <w:rPr>
-          <w:rFonts w:ascii="Carlito" w:hAnsi="Carlito" w:cs="Carlito"/>
-          <w:sz w:val="34"/>
-          <w:szCs w:val="34"/>
-        </w:rPr>
-      </w:pPr>
-    </w:p>
-    <w:p>
-      <w:pPr>
-        <w:jc w:val="both"/>
-        <w:rPr>
-          <w:rFonts w:ascii="Carlito" w:hAnsi="Carlito" w:cs="Carlito"/>
-          <w:sz w:val="34"/>
-          <w:szCs w:val="34"/>
-        </w:rPr>
-      </w:pPr>
-    </w:p>
-    <w:p>
-      <w:pPr>
-        <w:jc w:val="both"/>
-        <w:rPr>
-          <w:rFonts w:ascii="Carlito" w:hAnsi="Carlito" w:cs="Carlito"/>
-          <w:sz w:val="34"/>
-          <w:szCs w:val="34"/>
+          <w:rFonts w:cs="Carlito"/>
+          <w:sz w:val="32"/>
+          <w:szCs w:val="32"/>
+        </w:rPr>
+      </w:pPr>
+    </w:p>
+    <w:p>
+      <w:pPr>
+        <w:jc w:val="both"/>
+        <w:rPr>
+          <w:rFonts w:cs="Carlito"/>
+          <w:sz w:val="32"/>
+          <w:szCs w:val="32"/>
+        </w:rPr>
+      </w:pPr>
+    </w:p>
+    <w:p>
+      <w:pPr>
+        <w:jc w:val="both"/>
+        <w:rPr>
+          <w:rFonts w:cs="Carlito"/>
+          <w:sz w:val="32"/>
+          <w:szCs w:val="32"/>
+        </w:rPr>
+      </w:pPr>
+    </w:p>
+    <w:p>
+      <w:pPr>
+        <w:jc w:val="both"/>
+        <w:rPr>
+          <w:rFonts w:cs="Carlito"/>
+          <w:sz w:val="32"/>
+          <w:szCs w:val="32"/>
+        </w:rPr>
+      </w:pPr>
+    </w:p>
+    <w:p>
+      <w:pPr>
+        <w:jc w:val="both"/>
+        <w:rPr>
+          <w:rFonts w:cs="Carlito"/>
+          <w:sz w:val="32"/>
+          <w:szCs w:val="32"/>
+        </w:rPr>
+      </w:pPr>
+    </w:p>
+    <w:p>
+      <w:pPr>
+        <w:jc w:val="both"/>
+        <w:rPr>
+          <w:rFonts w:cs="Carlito"/>
+          <w:sz w:val="32"/>
+          <w:szCs w:val="32"/>
+        </w:rPr>
+      </w:pPr>
+    </w:p>
+    <w:p>
+      <w:pPr>
+        <w:jc w:val="both"/>
+        <w:rPr>
+          <w:rFonts w:cs="Carlito"/>
+          <w:sz w:val="32"/>
+          <w:szCs w:val="32"/>
         </w:rPr>
       </w:pPr>
     </w:p>
